--- a/tillsyn/A 21543-2026 tillsynsbegäran.docx
+++ b/tillsyn/A 21543-2026 tillsynsbegäran.docx
@@ -472,7 +472,7 @@
     <w:r>
       <w:tab/>
       <w:tab/>
-      <w:t>2026-05-16</w:t>
+      <w:t>2026-05-17</w:t>
       <w:br/>
       <w:br/>
     </w:r>

--- a/tillsyn/A 21543-2026 tillsynsbegäran.docx
+++ b/tillsyn/A 21543-2026 tillsynsbegäran.docx
@@ -472,7 +472,7 @@
     <w:r>
       <w:tab/>
       <w:tab/>
-      <w:t>2026-05-17</w:t>
+      <w:t>2026-05-18</w:t>
       <w:br/>
       <w:br/>
     </w:r>

--- a/tillsyn/A 21543-2026 tillsynsbegäran.docx
+++ b/tillsyn/A 21543-2026 tillsynsbegäran.docx
@@ -472,7 +472,7 @@
     <w:r>
       <w:tab/>
       <w:tab/>
-      <w:t>2026-05-18</w:t>
+      <w:t>2026-05-19</w:t>
       <w:br/>
       <w:br/>
     </w:r>

--- a/tillsyn/A 21543-2026 tillsynsbegäran.docx
+++ b/tillsyn/A 21543-2026 tillsynsbegäran.docx
@@ -472,7 +472,7 @@
     <w:r>
       <w:tab/>
       <w:tab/>
-      <w:t>2026-05-19</w:t>
+      <w:t>2026-05-20</w:t>
       <w:br/>
       <w:br/>
     </w:r>

--- a/tillsyn/A 21543-2026 tillsynsbegäran.docx
+++ b/tillsyn/A 21543-2026 tillsynsbegäran.docx
@@ -472,7 +472,7 @@
     <w:r>
       <w:tab/>
       <w:tab/>
-      <w:t>2026-05-20</w:t>
+      <w:t>2026-05-21</w:t>
       <w:br/>
       <w:br/>
     </w:r>

--- a/tillsyn/A 21543-2026 tillsynsbegäran.docx
+++ b/tillsyn/A 21543-2026 tillsynsbegäran.docx
@@ -472,7 +472,7 @@
     <w:r>
       <w:tab/>
       <w:tab/>
-      <w:t>2026-05-21</w:t>
+      <w:t>2026-05-22</w:t>
       <w:br/>
       <w:br/>
     </w:r>

--- a/tillsyn/A 21543-2026 tillsynsbegäran.docx
+++ b/tillsyn/A 21543-2026 tillsynsbegäran.docx
@@ -472,7 +472,7 @@
     <w:r>
       <w:tab/>
       <w:tab/>
-      <w:t>2026-05-22</w:t>
+      <w:t>2026-05-23</w:t>
       <w:br/>
       <w:br/>
     </w:r>

--- a/tillsyn/A 21543-2026 tillsynsbegäran.docx
+++ b/tillsyn/A 21543-2026 tillsynsbegäran.docx
@@ -472,7 +472,7 @@
     <w:r>
       <w:tab/>
       <w:tab/>
-      <w:t>2026-05-23</w:t>
+      <w:t>2026-05-24</w:t>
       <w:br/>
       <w:br/>
     </w:r>

--- a/tillsyn/A 21543-2026 tillsynsbegäran.docx
+++ b/tillsyn/A 21543-2026 tillsynsbegäran.docx
@@ -472,7 +472,7 @@
     <w:r>
       <w:tab/>
       <w:tab/>
-      <w:t>2026-05-24</w:t>
+      <w:t>2026-05-25</w:t>
       <w:br/>
       <w:br/>
     </w:r>

--- a/tillsyn/A 21543-2026 tillsynsbegäran.docx
+++ b/tillsyn/A 21543-2026 tillsynsbegäran.docx
@@ -472,7 +472,7 @@
     <w:r>
       <w:tab/>
       <w:tab/>
-      <w:t>2026-05-25</w:t>
+      <w:t>2026-05-26</w:t>
       <w:br/>
       <w:br/>
     </w:r>

--- a/tillsyn/A 21543-2026 tillsynsbegäran.docx
+++ b/tillsyn/A 21543-2026 tillsynsbegäran.docx
@@ -472,7 +472,7 @@
     <w:r>
       <w:tab/>
       <w:tab/>
-      <w:t>2026-05-26</w:t>
+      <w:t>2026-05-27</w:t>
       <w:br/>
       <w:br/>
     </w:r>

--- a/tillsyn/A 21543-2026 tillsynsbegäran.docx
+++ b/tillsyn/A 21543-2026 tillsynsbegäran.docx
@@ -472,7 +472,7 @@
     <w:r>
       <w:tab/>
       <w:tab/>
-      <w:t>2026-05-27</w:t>
+      <w:t>2026-05-28</w:t>
       <w:br/>
       <w:br/>
     </w:r>

--- a/tillsyn/A 21543-2026 tillsynsbegäran.docx
+++ b/tillsyn/A 21543-2026 tillsynsbegäran.docx
@@ -472,7 +472,7 @@
     <w:r>
       <w:tab/>
       <w:tab/>
-      <w:t>2026-05-28</w:t>
+      <w:t>2026-05-29</w:t>
       <w:br/>
       <w:br/>
     </w:r>

--- a/tillsyn/A 21543-2026 tillsynsbegäran.docx
+++ b/tillsyn/A 21543-2026 tillsynsbegäran.docx
@@ -472,7 +472,7 @@
     <w:r>
       <w:tab/>
       <w:tab/>
-      <w:t>2026-05-29</w:t>
+      <w:t>2026-05-30</w:t>
       <w:br/>
       <w:br/>
     </w:r>

--- a/tillsyn/A 21543-2026 tillsynsbegäran.docx
+++ b/tillsyn/A 21543-2026 tillsynsbegäran.docx
@@ -472,7 +472,7 @@
     <w:r>
       <w:tab/>
       <w:tab/>
-      <w:t>2026-05-30</w:t>
+      <w:t>2026-05-31</w:t>
       <w:br/>
       <w:br/>
     </w:r>

--- a/tillsyn/A 21543-2026 tillsynsbegäran.docx
+++ b/tillsyn/A 21543-2026 tillsynsbegäran.docx
@@ -472,7 +472,7 @@
     <w:r>
       <w:tab/>
       <w:tab/>
-      <w:t>2026-05-31</w:t>
+      <w:t>2026-06-01</w:t>
       <w:br/>
       <w:br/>
     </w:r>

--- a/tillsyn/A 21543-2026 tillsynsbegäran.docx
+++ b/tillsyn/A 21543-2026 tillsynsbegäran.docx
@@ -660,7 +660,7 @@
     <w:r>
       <w:tab/>
       <w:tab/>
-      <w:t>2026-06-15</w:t>
+      <w:t>2026-06-16</w:t>
       <w:br/>
       <w:br/>
     </w:r>

--- a/tillsyn/A 21543-2026 tillsynsbegäran.docx
+++ b/tillsyn/A 21543-2026 tillsynsbegäran.docx
@@ -660,7 +660,7 @@
     <w:r>
       <w:tab/>
       <w:tab/>
-      <w:t>2026-06-16</w:t>
+      <w:t>2026-06-17</w:t>
       <w:br/>
       <w:br/>
     </w:r>

--- a/tillsyn/A 21543-2026 tillsynsbegäran.docx
+++ b/tillsyn/A 21543-2026 tillsynsbegäran.docx
@@ -1,6 +1,6 @@
 
 <file path=word/document.xml><?xml version="1.0" encoding="utf-8"?>
-<w:document xmlns:wpc="http://schemas.microsoft.com/office/word/2010/wordprocessingCanvas" xmlns:cx="http://schemas.microsoft.com/office/drawing/2014/chartex" xmlns:cx1="http://schemas.microsoft.com/office/drawing/2015/9/8/chartex" xmlns:cx2="http://schemas.microsoft.com/office/drawing/2015/10/21/chartex" xmlns:cx3="http://schemas.microsoft.com/office/drawing/2016/5/9/chartex" xmlns:cx4="http://schemas.microsoft.com/office/drawing/2016/5/10/chartex" xmlns:cx5="http://schemas.microsoft.com/office/drawing/2016/5/11/chartex" xmlns:cx6="http://schemas.microsoft.com/office/drawing/2016/5/12/chartex" xmlns:cx7="http://schemas.microsoft.com/office/drawing/2016/5/13/chartex" xmlns:cx8="http://schemas.microsoft.com/office/drawing/2016/5/14/chartex" xmlns:mc="http://schemas.openxmlformats.org/markup-compatibility/2006" xmlns:aink="http://schemas.microsoft.com/office/drawing/2016/ink" xmlns:am3d="http://schemas.microsoft.com/office/drawing/2017/model3d" xmlns:o="urn:schemas-microsoft-com:office:office" xmlns:oel="http://schemas.microsoft.com/office/2019/extlst" xmlns:r="http://schemas.openxmlformats.org/officeDocument/2006/relationships" xmlns:m="http://schemas.openxmlformats.org/officeDocument/2006/math" xmlns:v="urn:schemas-microsoft-com:vml" xmlns:wp14="http://schemas.microsoft.com/office/word/2010/wordprocessingDrawing" xmlns:wp="http://schemas.openxmlformats.org/drawingml/2006/wordprocessingDrawing" xmlns:w10="urn:schemas-microsoft-com:office:word" xmlns:w="http://schemas.openxmlformats.org/wordprocessingml/2006/main" xmlns:w14="http://schemas.microsoft.com/office/word/2010/wordml" xmlns:w15="http://schemas.microsoft.com/office/word/2012/wordml" xmlns:w16cex="http://schemas.microsoft.com/office/word/2018/wordml/cex" xmlns:w16cid="http://schemas.microsoft.com/office/word/2016/wordml/cid" xmlns:w16="http://schemas.microsoft.com/office/word/2018/wordml" xmlns:w16sdtdh="http://schemas.microsoft.com/office/word/2020/wordml/sdtdatahash" xmlns:w16se="http://schemas.microsoft.com/office/word/2015/wordml/symex" xmlns:wpg="http://schemas.microsoft.com/office/word/2010/wordprocessingGroup" xmlns:wpi="http://schemas.microsoft.com/office/word/2010/wordprocessingInk" xmlns:wne="http://schemas.microsoft.com/office/word/2006/wordml" xmlns:wps="http://schemas.microsoft.com/office/word/2010/wordprocessingShape" mc:Ignorable="w14 w15 w16se w16cid w16 w16cex w16sdtdh wp14">
+<w:document xmlns:wpc="http://schemas.microsoft.com/office/word/2010/wordprocessingCanvas" xmlns:cx="http://schemas.microsoft.com/office/drawing/2014/chartex" xmlns:cx1="http://schemas.microsoft.com/office/drawing/2015/9/8/chartex" xmlns:cx2="http://schemas.microsoft.com/office/drawing/2015/10/21/chartex" xmlns:cx3="http://schemas.microsoft.com/office/drawing/2016/5/9/chartex" xmlns:cx4="http://schemas.microsoft.com/office/drawing/2016/5/10/chartex" xmlns:cx5="http://schemas.microsoft.com/office/drawing/2016/5/11/chartex" xmlns:cx6="http://schemas.microsoft.com/office/drawing/2016/5/12/chartex" xmlns:cx7="http://schemas.microsoft.com/office/drawing/2016/5/13/chartex" xmlns:cx8="http://schemas.microsoft.com/office/drawing/2016/5/14/chartex" xmlns:mc="http://schemas.openxmlformats.org/markup-compatibility/2006" xmlns:aink="http://schemas.microsoft.com/office/drawing/2016/ink" xmlns:am3d="http://schemas.microsoft.com/office/drawing/2017/model3d" xmlns:o="urn:schemas-microsoft-com:office:office" xmlns:oel="http://schemas.microsoft.com/office/2019/extlst" xmlns:r="http://schemas.openxmlformats.org/officeDocument/2006/relationships" xmlns:m="http://schemas.openxmlformats.org/officeDocument/2006/math" xmlns:v="urn:schemas-microsoft-com:vml" xmlns:wp14="http://schemas.microsoft.com/office/word/2010/wordprocessingDrawing" xmlns:wp="http://schemas.openxmlformats.org/drawingml/2006/wordprocessingDrawing" xmlns:w10="urn:schemas-microsoft-com:office:word" xmlns:w="http://schemas.openxmlformats.org/wordprocessingml/2006/main" xmlns:w14="http://schemas.microsoft.com/office/word/2010/wordml" xmlns:w15="http://schemas.microsoft.com/office/word/2012/wordml" xmlns:w16cex="http://schemas.microsoft.com/office/word/2018/wordml/cex" xmlns:w16cid="http://schemas.microsoft.com/office/word/2016/wordml/cid" xmlns:w16="http://schemas.microsoft.com/office/word/2018/wordml" xmlns:w16du="http://schemas.microsoft.com/office/word/2023/wordml/word16du" xmlns:w16sdtdh="http://schemas.microsoft.com/office/word/2020/wordml/sdtdatahash" xmlns:w16sdtfl="http://schemas.microsoft.com/office/word/2024/wordml/sdtformatlock" xmlns:w16se="http://schemas.microsoft.com/office/word/2015/wordml/symex" xmlns:wpg="http://schemas.microsoft.com/office/word/2010/wordprocessingGroup" xmlns:wpi="http://schemas.microsoft.com/office/word/2010/wordprocessingInk" xmlns:wne="http://schemas.microsoft.com/office/word/2006/wordml" xmlns:wps="http://schemas.microsoft.com/office/word/2010/wordprocessingShape" mc:Ignorable="w14 w15 w16se w16cid w16 w16cex w16sdtdh w16sdtfl w16du wp14">
   <w:body>
     <w:p>
       <w:pPr>
@@ -12,35 +12,10 @@
     </w:p>
     <w:p>
       <w:r>
-        <w:t>Detta dokument behandlar höga naturvärden i avverkningsanmälan A 21543-2026 i Mönsterås kommun. Denna avverkningsanmälan inkom 2026-05-06 15:29:37 och omfattar 3,1 ha.</w:t>
-      </w:r>
-    </w:p>
-    <w:p>
-      <w:r>
-        <w:t>Vi begär härmed att Skogsstyrelsen fattar beslut enligt miljöbalken som säkerställer att skogens höga naturvärden bevaras samt säkerställer att EU-lagstiftning efterlevs och att artskyddsbrott förhindras. Vi önskar även ta del av de ställningstaganden och beslut som myndigheterna meddelar till följd av aktuell avverkningsanmälan och föreningens inlaga (se 34 § förvaltningslagen).</w:t>
-      </w:r>
-    </w:p>
-    <w:p>
-      <w:r>
-        <w:t>Nedan beskrivs fynd av naturvårdsarter och fridlysta arter som gjorts i det avverkningsanmälda området. I BILAGA 1 finns artfakta om fridlysta arter.</w:t>
-      </w:r>
-    </w:p>
-    <w:p>
-      <w:pPr>
-        <w:pStyle w:val="Heading1"/>
-      </w:pPr>
-      <w:r>
-        <w:t>Naturvårdsarter</w:t>
-      </w:r>
-    </w:p>
-    <w:p>
-      <w:r>
-        <w:t>I avverkningsanmälan har följande 12 naturvårdsarter hittats: spillkråka (NT, §4), talltita (NT, §4), ullticka (NT), vedtrappmossa (NT), blåmossa (S), bronshjon (S), kornknutmossa (S), stor revmossa (S), västlig hakmossa (S), vågbandad barkbock (S), kungsfågel (§4) och revlummer (§9). Av dessa är 4 rödlistade. För rödlistade arter har rödlistekategorin angivits inom parentes. Arter som är signalarter enligt Skogsstyrelsen har markerats med (S). För fridlysta arter anges även paragrafen i Artskyddsförordningen som arten är fridlyst enligt.</w:t>
-      </w:r>
-    </w:p>
-    <w:p>
-      <w:r>
-        <w:t>De påträffade naturvårdsarterna är ett tydligt kvitto på att detta rör sig om en skog med höga naturvärden. I Figur 1 visas en karta över det avverkningsanmälda området, där samtliga fyndplatser för naturvårdsarter som finns registrerade på Artportalen har markerats.</w:t>
+        <w:t>Detta dokument behandlar höga naturvärden i avverkningsanmälan A 21543-2026 i Mönsterås kommun som inkom 2026-05-06 och omfattar 3,1 ha.</w:t>
+      </w:r>
+      <w:r>
+        <w:t xml:space="preserve"> I Figur 1 visas fyndplatser för naturvårdsarter i området, som finns registrerade på Artportalen.</w:t>
       </w:r>
     </w:p>
     <w:p>
@@ -50,7 +25,7 @@
       <w:r>
         <w:drawing>
           <wp:inline xmlns:a="http://schemas.openxmlformats.org/drawingml/2006/main" xmlns:pic="http://schemas.openxmlformats.org/drawingml/2006/picture">
-            <wp:extent cx="5486400" cy="4662056"/>
+            <wp:extent cx="5486400" cy="4579869"/>
             <wp:docPr id="1" name="Picture 1"/>
             <wp:cNvGraphicFramePr>
               <a:graphicFrameLocks noChangeAspect="1"/>
@@ -71,7 +46,7 @@
                   <pic:spPr>
                     <a:xfrm>
                       <a:off x="0" y="0"/>
-                      <a:ext cx="5486400" cy="4662056"/>
+                      <a:ext cx="5486400" cy="4579869"/>
                     </a:xfrm>
                     <a:prstGeom prst="rect"/>
                   </pic:spPr>
@@ -85,174 +60,30 @@
     <w:p>
       <w:pPr>
         <w:pStyle w:val="Caption"/>
+        <w:spacing w:after="240"/>
       </w:pPr>
       <w:r>
-        <w:t>Figur 1. Fyndplatser för naturvårdsarter i det avverkningsanmälda området (röd linje). Markörer utan svart kant är placerade på fyndplatsen. Markörer med svart kant är placerade vid sidan av fyndplatsen och har ett svart streck som visar fyndplatsens exakta position. Kartans mittpunktskoordinat är N 6338825, E 575748 i SWEREF 99 TM.</w:t>
+        <w:t>Figur 1. Fyndplatser för naturvårdsarter i och inom 25 meter från avverkningsanmälan (röd linje). Inom parentes anges rödlistekategorier, S för signalarter, Tför typiska arter och fridlysningsparagrafer i artskyddsförordningen.Markörer utan svart kant är placerade på fyndplatsen. Markörer med svart kant är placerade vid sidan av fyndplatsen och har ett svart streck som visar fyndplatsens exakta position. Kartans mittpunktskoordinat är N 6338825, E 575748 i SWEREF 99 TM.</w:t>
       </w:r>
     </w:p>
     <w:p>
       <w:r>
-        <w:rPr>
-          <w:b/>
-        </w:rPr>
-        <w:t xml:space="preserve">Blåmossa </w:t>
-      </w:r>
-      <w:r>
-        <w:t xml:space="preserve">har karaktäristiska kuddar som är lätta att se på långt håll. Mycket stora kuddar, större än 0,5 meter i höjd, indikerar höga naturvärden där skogen har en lång period av orördhet oh stabila miljöförhållanden. Mossan växer under gynnsamma omständigheter cirka 1 centimeter per år och stora kuddar kan därför indirekt visa att lokalen varit lämplig under en lång tid. Blåmossa är typisk art för </w:t>
-      </w:r>
-      <w:r>
-        <w:rPr>
-          <w:i/>
-        </w:rPr>
-        <w:t>9010 Taiga, 9080 Lövsumpskog</w:t>
-      </w:r>
-      <w:r>
-        <w:t xml:space="preserve"> och </w:t>
-      </w:r>
-      <w:r>
-        <w:rPr>
-          <w:i/>
-        </w:rPr>
-        <w:t>9750 Svämlövskog</w:t>
-      </w:r>
-      <w:r>
-        <w:t xml:space="preserve"> (SLU Artdatabanken, 2025; Nitare &amp; Skogsstyrelsen, 2019).</w:t>
+        <w:t>Vi begär härmed att Skogsstyrelsen fattar beslut enligt miljöbalken som säkerställer att skogens höga naturvärden bevaras samt att EU-lagstiftning efterlevs och att artskyddsbrott förhindras.</w:t>
       </w:r>
     </w:p>
     <w:p>
       <w:r>
-        <w:rPr>
-          <w:b/>
-        </w:rPr>
-        <w:t>Bronshjon</w:t>
-      </w:r>
-      <w:r>
-        <w:t xml:space="preserve"> är en skalbagge vars larvutveckling sker under grov bark på stammar av döda eller döende barrträd, främst gran, i mindre omfattning tall. Arten är knuten till äldre, naturskogslik granskog med inslag av torkande träd. Bronshjon är typisk art för </w:t>
-      </w:r>
-      <w:r>
-        <w:rPr>
-          <w:i/>
-        </w:rPr>
-        <w:t>9010 Taiga</w:t>
-      </w:r>
-      <w:r>
-        <w:t xml:space="preserve"> (SLU Artdatabanken, 2025).</w:t>
+        <w:t>Vi begär vidare att Skogsstyrelsen säkerställer att inga skador eller försämringar av naturtypens bevarandestatus i området tillåts ske. Se Rådets direktiv 92/43/EEG samt ickeförsämringskravet i EU:s naturrestaureringsförordning (EU 2024/1991).</w:t>
       </w:r>
     </w:p>
     <w:p>
       <w:r>
-        <w:rPr>
-          <w:b/>
-        </w:rPr>
-        <w:t>Kornknutmossa</w:t>
-      </w:r>
-      <w:r>
-        <w:t xml:space="preserve"> växer främst på grova lågor i sumpskog och myrkanter och indikerar miljöer med rik och jämn tillgång på fuktigt liggande ved. En typisk växtplats i södra Sverige är naturskogsartad gransumpskog. Samtliga skogsskötselåtgärder på eller i omedelbar närhet av lokalerna utgör ett hot. Fragmenteringen av skogslandskapet liksom minskad mängd död ved är ett långsiktigt hot mot denna art. Kornknutmossa är typisk art för </w:t>
-      </w:r>
-      <w:r>
-        <w:rPr>
-          <w:i/>
-        </w:rPr>
-        <w:t xml:space="preserve">9010 Taiga </w:t>
-      </w:r>
-      <w:r>
-        <w:t>och</w:t>
-      </w:r>
-      <w:r>
-        <w:rPr>
-          <w:i/>
-        </w:rPr>
-        <w:t xml:space="preserve"> 9740 Skogsbevuxen myr</w:t>
-      </w:r>
-      <w:r>
-        <w:t xml:space="preserve"> (SLU Artdatabanken, 2024; Nitare &amp; Skogsstyrelsen, 2019).</w:t>
+        <w:t>Vi önskar även ta del av de ställningstaganden och beslut som myndigheten meddelar till följd av aktuell avverkningsanmälan och föreningens inlaga (se 34 § förvaltningslagen).</w:t>
       </w:r>
     </w:p>
     <w:p>
       <w:r>
-        <w:rPr>
-          <w:b/>
-        </w:rPr>
-        <w:t>Ullticka (NT)</w:t>
-      </w:r>
-      <w:r>
-        <w:t xml:space="preserve"> är knuten till restbestånd av barrnaturskog och förekommer med ett tydligt optimum i orörda eller måttligt påverkade gamla granskogar där det föreligger viss kontinuitet av grov död ved. Ullticka är en bra signalart inom hela sitt utbredningsområde och i södra Sverige är den sällsynt och en god signalart för skyddsvärda granskogsmiljöer. Den hotas av avverkning och fragmentering av naturskog och äldre granskog med lång trädkontinuitet. På ullticka kan ibland ulltickeporing (VU) påträffas - det är en sällsynt ticka som nyligen delats upp i de tre olika arterna ulltickeporing </w:t>
-      </w:r>
-      <w:r>
-        <w:rPr>
-          <w:i/>
-        </w:rPr>
-        <w:t xml:space="preserve">Skeletocutis brevispora </w:t>
-      </w:r>
-      <w:r>
-        <w:t>(VU)</w:t>
-      </w:r>
-      <w:r>
-        <w:rPr>
-          <w:i/>
-        </w:rPr>
-        <w:t>, Skeletocutis delicata</w:t>
-      </w:r>
-      <w:r>
-        <w:t xml:space="preserve"> (VU)</w:t>
-      </w:r>
-      <w:r>
-        <w:rPr>
-          <w:i/>
-        </w:rPr>
-        <w:t xml:space="preserve"> och Skeletocutis exilis</w:t>
-      </w:r>
-      <w:r>
-        <w:t xml:space="preserve"> (NT). Ullticka är typisk art för </w:t>
-      </w:r>
-      <w:r>
-        <w:rPr>
-          <w:i/>
-        </w:rPr>
-        <w:t xml:space="preserve">9010 Taiga, 9050 Näringsrik granskog </w:t>
-      </w:r>
-      <w:r>
-        <w:t xml:space="preserve">och </w:t>
-      </w:r>
-      <w:r>
-        <w:rPr>
-          <w:i/>
-        </w:rPr>
-        <w:t>9030 Landhöjningsskog</w:t>
-      </w:r>
-      <w:r>
-        <w:t xml:space="preserve"> (SLU Artdatabanken, 2026; Nitare &amp; Skogsstyrelsen, 2019; Miettinen &amp; Niemelä, 2018).</w:t>
-      </w:r>
-    </w:p>
-    <w:p>
-      <w:r>
-        <w:rPr>
-          <w:b/>
-        </w:rPr>
-        <w:t xml:space="preserve">Vedtrappmossa (NT) </w:t>
-      </w:r>
-      <w:r>
-        <w:t xml:space="preserve">växer på död ved, främst i gammal granskog. Den förekommer knappast alls i fjällnära barrskogar utan finns i skogslandskapet nedom fjällen och framför allt i landets södra delar är den en mycket bra signalart för barrnaturskog med höga naturvärden. Skogsavverkning och brist på grov död ved i skogen är de allvarligaste hoten och den överlever inte kalhyggesbruk. Lokaler med sluten granskog, tillräckligt stora för att säkerställa ett kontinuerligt tillskott på grova lågor, bör undantas från storskaligt skogsbruk. Vedtrappmossa är typisk art för </w:t>
-      </w:r>
-      <w:r>
-        <w:rPr>
-          <w:i/>
-        </w:rPr>
-        <w:t>9010 Taiga</w:t>
-      </w:r>
-      <w:r>
-        <w:t xml:space="preserve"> (SLU Artdatabanken, 2024).</w:t>
-      </w:r>
-    </w:p>
-    <w:p>
-      <w:r>
-        <w:rPr>
-          <w:b/>
-        </w:rPr>
-        <w:t xml:space="preserve">Vågbandad barkbock </w:t>
-      </w:r>
-      <w:r>
-        <w:t>är en långhorning vars larvutveckling sker under bark på nyligen döda stående barrträd, främst gran, mer undantagsvis på tall. Främst i stående träd, särskilt gamla, långsamvuxna granar med grov bark, även i grövre grenar, stubbar eller vindfällen. Arten är starkt knuten till naturskogsliknande granskogar, och gynnas av extrema torrsomrar som försvagar träden. Arten påverkas negativt av brist på kontinuitetsskog och en minskning av populationen pågår eller förväntas ske (SLU Artdatabanken, 2025).</w:t>
+        <w:t>Nedan beskrivs fynd av naturvårdsarter och fridlysta arter som gjorts i det avverkningsanmälda området. I BILAGA 1 finns artfakta om fridlysta arter.</w:t>
       </w:r>
     </w:p>
     <w:p>
@@ -260,12 +91,30 @@
         <w:pStyle w:val="Heading1"/>
       </w:pPr>
       <w:r>
-        <w:t>Fridlysta arter</w:t>
+        <w:t>Naturvårdsarter</w:t>
       </w:r>
     </w:p>
     <w:p>
       <w:r>
-        <w:t>Följande fridlysta arter har sina livsmiljöer och växtplatser i den avverkningsanmälda skogen: spillkråka (NT, §4), talltita (NT, §4), kungsfågel (§4) och revlummer (§9).</w:t>
+        <w:t>I och inom 25 meter från avverkningsanmälan har följande 14 naturvårdsarter hittats: talltita (NT, §4), ullticka (NT, T), vedtrappmossa (NT, T), blodticka (S, T), blåmossa (S, T), bronshjon (S, T), kornknutmossa (S, T), stor revmossa (S), vedticka (S, T), västlig hakmossa (S), vågbandad barkbock (S), spillkråka (T, §4), kungsfågel (§4) och revlummer (§9). Av dessa är 3 rödlistade. För rödlistade arter har rödlistekategorin angivits inom parentes. Arter som är signalarter enligt Skogsstyrelsen har markerats med (S). Typiska arter inom Natura 2000 som är kopplade till skogsekosystem har markerats med (T). För fridlysta arter anges även paragrafen i Artskyddsförordningen som arten är fridlyst enligt.</w:t>
+      </w:r>
+    </w:p>
+    <w:p>
+      <w:r>
+        <w:t>De påträffade naturvårdsarterna är ett tydligt kvitto på att det rör sig om en skog med höga naturvärden.</w:t>
+      </w:r>
+    </w:p>
+    <w:p>
+      <w:pPr>
+        <w:pStyle w:val="Heading2"/>
+      </w:pPr>
+      <w:r>
+        <w:t>Fridlysta arter</w:t>
+      </w:r>
+    </w:p>
+    <w:p>
+      <w:r>
+        <w:t>Följande fridlysta arter har sina livsmiljöer och växtplatser i den avverkningsanmälda skogen: talltita (NT, §4), spillkråka (T, §4), kungsfågel (§4) och revlummer (§9).</w:t>
       </w:r>
     </w:p>
     <w:p>
@@ -325,6 +174,291 @@
     <w:p>
       <w:r>
         <w:t>I BILAGA 1 finns mer detaljerad information om ekologi samt krav på livsmiljö hos fridlysta arter.</w:t>
+      </w:r>
+    </w:p>
+    <w:p>
+      <w:pPr>
+        <w:pStyle w:val="Heading2"/>
+      </w:pPr>
+      <w:r>
+        <w:t>Övriga naturvårdsarter</w:t>
+      </w:r>
+    </w:p>
+    <w:p>
+      <w:r>
+        <w:rPr>
+          <w:b/>
+        </w:rPr>
+        <w:t xml:space="preserve">Blodticka </w:t>
+      </w:r>
+      <w:r>
+        <w:t xml:space="preserve">är i norra Sverige främst knuten till grova granlågor i urskogsartad barrskog, men förekommer ibland även på klenare granar i anslutning till bäckar och sumpskogar. Den är en bra indikator på granskogar med höga naturvärden och oftast förekommer den tillsammans med ett stort antal ovanliga och rödlistade arter. I södra Sverige växer den framför allt på tall och har då ett lägre signalvärde. Blodticka är typisk art för </w:t>
+      </w:r>
+      <w:r>
+        <w:rPr>
+          <w:i/>
+        </w:rPr>
+        <w:t>9030 Landhöjningsskog</w:t>
+      </w:r>
+      <w:r>
+        <w:t xml:space="preserve"> (SLU Artdatabanken, 2025; Nitare &amp; Skogsstyrelsen, 2019).</w:t>
+      </w:r>
+    </w:p>
+    <w:p>
+      <w:r>
+        <w:rPr>
+          <w:b/>
+        </w:rPr>
+        <w:t xml:space="preserve">Blåmossa </w:t>
+      </w:r>
+      <w:r>
+        <w:t xml:space="preserve">har karaktäristiska kuddar som är lätta att se på långt håll. Mycket stora kuddar, större än 0,5 meter i höjd, indikerar höga naturvärden där skogen har en lång period av orördhet oh stabila miljöförhållanden. Mossan växer under gynnsamma omständigheter cirka 1 centimeter per år och stora kuddar kan därför indirekt visa att lokalen varit lämplig under en lång tid. Blåmossa är typisk art för </w:t>
+      </w:r>
+      <w:r>
+        <w:rPr>
+          <w:i/>
+        </w:rPr>
+        <w:t>9010 Taiga, 9080 Lövsumpskog</w:t>
+      </w:r>
+      <w:r>
+        <w:t xml:space="preserve"> och </w:t>
+      </w:r>
+      <w:r>
+        <w:rPr>
+          <w:i/>
+        </w:rPr>
+        <w:t>9750 Svämlövskog</w:t>
+      </w:r>
+      <w:r>
+        <w:t xml:space="preserve"> (SLU Artdatabanken, 2025; Nitare &amp; Skogsstyrelsen, 2019).</w:t>
+      </w:r>
+    </w:p>
+    <w:p>
+      <w:r>
+        <w:rPr>
+          <w:b/>
+        </w:rPr>
+        <w:t>Bronshjon</w:t>
+      </w:r>
+      <w:r>
+        <w:t xml:space="preserve"> är en skalbagge vars larvutveckling sker under grov bark på stammar av döda eller döende barrträd, främst gran, i mindre omfattning tall. Arten är knuten till äldre, naturskogslik granskog med inslag av torkande träd. Bronshjon är typisk art för </w:t>
+      </w:r>
+      <w:r>
+        <w:rPr>
+          <w:i/>
+        </w:rPr>
+        <w:t>9010 Taiga</w:t>
+      </w:r>
+      <w:r>
+        <w:t xml:space="preserve"> (SLU Artdatabanken, 2025).</w:t>
+      </w:r>
+    </w:p>
+    <w:p>
+      <w:r>
+        <w:rPr>
+          <w:b/>
+        </w:rPr>
+        <w:t>Kornknutmossa</w:t>
+      </w:r>
+      <w:r>
+        <w:t xml:space="preserve"> växer främst på grova lågor i sumpskog och myrkanter och indikerar miljöer med rik och jämn tillgång på fuktigt liggande ved. En typisk växtplats i södra Sverige är naturskogsartad gransumpskog. Samtliga skogsskötselåtgärder på eller i omedelbar närhet av lokalerna utgör ett hot. Fragmenteringen av skogslandskapet liksom minskad mängd död ved är ett långsiktigt hot mot denna art. Kornknutmossa är typisk art för </w:t>
+      </w:r>
+      <w:r>
+        <w:rPr>
+          <w:i/>
+        </w:rPr>
+        <w:t xml:space="preserve">9010 Taiga </w:t>
+      </w:r>
+      <w:r>
+        <w:t>och</w:t>
+      </w:r>
+      <w:r>
+        <w:rPr>
+          <w:i/>
+        </w:rPr>
+        <w:t xml:space="preserve"> 9740 Skogsbevuxen myr</w:t>
+      </w:r>
+      <w:r>
+        <w:t xml:space="preserve"> (SLU Artdatabanken, 2024; Nitare &amp; Skogsstyrelsen, 2019).</w:t>
+      </w:r>
+    </w:p>
+    <w:p>
+      <w:r>
+        <w:rPr>
+          <w:b/>
+        </w:rPr>
+        <w:t>Ullticka (NT)</w:t>
+      </w:r>
+      <w:r>
+        <w:t xml:space="preserve"> är knuten till restbestånd av barrnaturskog och förekommer med ett tydligt optimum i orörda eller måttligt påverkade gamla granskogar där det föreligger viss kontinuitet av grov död ved. Ullticka är en bra signalart inom hela sitt utbredningsområde och i södra Sverige är den sällsynt och en god signalart för skyddsvärda granskogsmiljöer. Den hotas av avverkning och fragmentering av naturskog och äldre granskog med lång trädkontinuitet. På ullticka kan ibland ulltickeporing (VU) påträffas - det är en sällsynt ticka som nyligen delats upp i de tre olika arterna ulltickeporing </w:t>
+      </w:r>
+      <w:r>
+        <w:rPr>
+          <w:i/>
+        </w:rPr>
+        <w:t xml:space="preserve">Skeletocutis brevispora </w:t>
+      </w:r>
+      <w:r>
+        <w:t>(VU)</w:t>
+      </w:r>
+      <w:r>
+        <w:rPr>
+          <w:i/>
+        </w:rPr>
+        <w:t>, Skeletocutis delicata</w:t>
+      </w:r>
+      <w:r>
+        <w:t xml:space="preserve"> (VU)</w:t>
+      </w:r>
+      <w:r>
+        <w:rPr>
+          <w:i/>
+        </w:rPr>
+        <w:t xml:space="preserve"> och Skeletocutis exilis</w:t>
+      </w:r>
+      <w:r>
+        <w:t xml:space="preserve"> (NT). Ullticka är typisk art för </w:t>
+      </w:r>
+      <w:r>
+        <w:rPr>
+          <w:i/>
+        </w:rPr>
+        <w:t xml:space="preserve">9010 Taiga, 9050 Näringsrik granskog </w:t>
+      </w:r>
+      <w:r>
+        <w:t xml:space="preserve">och </w:t>
+      </w:r>
+      <w:r>
+        <w:rPr>
+          <w:i/>
+        </w:rPr>
+        <w:t>9030 Landhöjningsskog</w:t>
+      </w:r>
+      <w:r>
+        <w:t xml:space="preserve"> (SLU Artdatabanken, 2026; Nitare &amp; Skogsstyrelsen, 2019; Miettinen &amp; Niemelä, 2018).</w:t>
+      </w:r>
+    </w:p>
+    <w:p>
+      <w:r>
+        <w:rPr>
+          <w:b/>
+        </w:rPr>
+        <w:t xml:space="preserve">Vedticka </w:t>
+      </w:r>
+      <w:r>
+        <w:t xml:space="preserve">är en bra signalart söder om den naturliga norrlandsgränsen. Den är huvudsakligen knuten till äldre barrskogar där det föreligger långvarig kontinuitet av död barrved. Vedticka är typisk art för </w:t>
+      </w:r>
+      <w:r>
+        <w:rPr>
+          <w:i/>
+        </w:rPr>
+        <w:t xml:space="preserve">9010 Taiga </w:t>
+      </w:r>
+      <w:r>
+        <w:t>(Nitare &amp; Skogsstyrelsen, 2019; SLU Artdatabanken, 2025).</w:t>
+      </w:r>
+    </w:p>
+    <w:p>
+      <w:r>
+        <w:rPr>
+          <w:b/>
+        </w:rPr>
+        <w:t xml:space="preserve">Vedtrappmossa (NT) </w:t>
+      </w:r>
+      <w:r>
+        <w:t xml:space="preserve">växer på död ved, främst i gammal granskog. Den förekommer knappast alls i fjällnära barrskogar utan finns i skogslandskapet nedom fjällen och framför allt i landets södra delar är den en mycket bra signalart för barrnaturskog med höga naturvärden. Skogsavverkning och brist på grov död ved i skogen är de allvarligaste hoten och den överlever inte kalhyggesbruk. Lokaler med sluten granskog, tillräckligt stora för att säkerställa ett kontinuerligt tillskott på grova lågor, bör undantas från storskaligt skogsbruk. Vedtrappmossa är typisk art för </w:t>
+      </w:r>
+      <w:r>
+        <w:rPr>
+          <w:i/>
+        </w:rPr>
+        <w:t>9010 Taiga</w:t>
+      </w:r>
+      <w:r>
+        <w:t xml:space="preserve"> (SLU Artdatabanken, 2024).</w:t>
+      </w:r>
+    </w:p>
+    <w:p>
+      <w:r>
+        <w:rPr>
+          <w:b/>
+        </w:rPr>
+        <w:t xml:space="preserve">Vågbandad barkbock </w:t>
+      </w:r>
+      <w:r>
+        <w:t>är en långhorning vars larvutveckling sker under bark på nyligen döda stående barrträd, främst gran, mer undantagsvis på tall. Främst i stående träd, särskilt gamla, långsamvuxna granar med grov bark, även i grövre grenar, stubbar eller vindfällen. Arten är starkt knuten till naturskogsliknande granskogar, och gynnas av extrema torrsomrar som försvagar träden. Arten påverkas negativt av brist på kontinuitetsskog och en minskning av populationen pågår eller förväntas ske (SLU Artdatabanken, 2025).</w:t>
+      </w:r>
+    </w:p>
+    <w:p>
+      <w:pPr>
+        <w:pStyle w:val="Heading1"/>
+      </w:pPr>
+      <w:r>
+        <w:t>Typiska arter och EU:s art- och habitatdirektiv</w:t>
+      </w:r>
+    </w:p>
+    <w:p>
+      <w:r>
+        <w:t>Typiska arter används för att lokalisera områden med gynnsam bevarandestatus för de naturtyper som är listade i EU:s art- och habitatdirektiv. Ett exempel är Västlig taiga (EU-kod 9010) som saknar gynnsam bevarandestatus och minskar starkt som naturtyp i Sverige. Naturvårdsverket skriver i sin vägledning för Västlig taiga att dylika miljöer förutsätter normalt att skogarna skyddas långsiktigt, eftersom skogsbruk inte är förenligt med bevarande av naturtypen i gynnsamt tillstånd (Naturvårdsverket, 2011).</w:t>
+      </w:r>
+    </w:p>
+    <w:p>
+      <w:r>
+        <w:t>Följande typiska arter har sina livsmiljöer och växtplatser i den avverkningsanmälda skogen: ullticka (NT, T), vedtrappmossa (NT, T), blodticka (S, T), blåmossa (S, T), bronshjon (S, T), kornknutmossa (S, T), vedticka (S, T) och spillkråka (T, §4).</w:t>
+      </w:r>
+    </w:p>
+    <w:p>
+      <w:r>
+        <w:t>Enligt Sveriges Artikel 17 rapportering 2013 och 2019 till EU, har naturtypen Västlig taiga (9010) dålig bevarandestatus med negativ trend inom Sveriges boreala region. Skogsbruksåtgärder som avverkning, röjning och gallring pekas ut som några av de främst bidragande orsakerna till naturtypens dåliga status och negativa trend (SLU Artdatabanken, 2019). I EU:s uppföljning av tillståndet för naturtyperna i Skandinavien 2013 – 2018 framgår det att i den boreala regionen är tillståndet så dåligt för Västlig taiga (9010) att habitatet löper allvarlig risk att försvinna regionalt (EEA, 2022). Det allvarliga läget för den biologiska mångfalden i skogen framhålls även i Skogsstyren rapport 2026/07:</w:t>
+      </w:r>
+    </w:p>
+    <w:p>
+      <w:r>
+        <w:rPr>
+          <w:i/>
+        </w:rPr>
+        <w:t>"All avverkning av kända skogliga värdekärnor och sannolika kontinuitetsskogar behöver upphöra för att fylla bristen om 1,56 miljoner hektar bevarad livsmiljötyp. På grund av begränsade kvarvarande arealer av värdekärnor, naturskogar och kontinuitetsskogar leder fortsatt förlust av dessa till en påtaglig risk för långsiktigt negativa effekter för biologisk mångfald i skogslandskapet. Att de återstående arealerna bevaras och ges ett långsiktigt skydd bedöms därför vara av avgörande betydelse."</w:t>
+      </w:r>
+      <w:r>
+        <w:t xml:space="preserve"> (Skogsstyrelsen, 2026).</w:t>
+      </w:r>
+    </w:p>
+    <w:p>
+      <w:r>
+        <w:t>Trots detta har statusen för Västlig taiga ändrats till otillräcklig i stället för dålig i den senaste Artikel 17 rapporteringen 2025. Av Naturvårdsverkets rapport framgår det dock att de ändrade statusbedömningarna jämfört med rapporteringen 2019 inte beror på faktiska miljöförändringar. Ändringarna är av teknisk karaktär och främst en följd av resultaten från genomförda regeringsuppdrag och beslut inför rapporteringen 2025. Det är alltså politisk styrning i stället för faktiska förhållanden i naturen som ändrat på naturtypernas status i rapporteringen, vilket rimmar dåligt med såväl art- och habitatdirektivets syften och mål som med naturrestaureringsförordningen. I praktiken har dock Sveriges nya sätt att rapportera bevarandestatus till EU inte någon betydelse eftersom Naturvårdsverkets rapportering 2025 visar att Västlig taiga</w:t>
+      </w:r>
+      <w:r>
+        <w:rPr>
+          <w:b/>
+        </w:rPr>
+        <w:t xml:space="preserve"> </w:t>
+      </w:r>
+      <w:r>
+        <w:t>inte har gynnsam bevarandestatus.</w:t>
+      </w:r>
+    </w:p>
+    <w:p>
+      <w:r>
+        <w:t>Åtgärder som vidtas i enlighet med art- och habitatdirektivet ska enligt Artikel 2 syfta till att bibehålla eller återställa en gynnsam bevarandestatus hos livsmiljöer samt arter och vilda djur och växter av gemenskapsintresse. Enligt prejudikat från EU-domstolen ska en skogsbruksverksamhet utföras på ett sådant sätt som utgör ett förebyggande och hållbart skogsbruk för att betraktas som förenlig med bevarandekraven i direktivet (se EU-domstolens dom i de förenade målen C 473-19 och C 474-19).</w:t>
+      </w:r>
+    </w:p>
+    <w:p>
+      <w:r>
+        <w:t xml:space="preserve">Av artikel 1.e samma direktiv framgår att en livsmiljös bevarandestatus anses " gynnsam" när — dess naturliga utbredningsområde och de ytor den täcker inom detta område är stabila eller ökande, och — den särskilda struktur och de särskilda funktioner som är nödvändiga för att den skall kunna bibehållas på lång sikt finns, och sannolikt kommer att finnas under en överskådlig framtid, och — bevarandestatusen hos dess </w:t>
+      </w:r>
+      <w:r>
+        <w:rPr>
+          <w:b/>
+        </w:rPr>
+        <w:t>typiska arter</w:t>
+      </w:r>
+      <w:r>
+        <w:t xml:space="preserve"> är gynnsam enligt definitionen i artikel 1.i.</w:t>
+      </w:r>
+    </w:p>
+    <w:p>
+      <w:r>
+        <w:t>EU-direktiv är bindande för EU:s medlemsländer varvid det ankommer på Skogsstyrelsen som nationell tillsynsmyndighet att beakta syftet med EU:s art- och habitatdirektiv vid prövningen av en skogsbruksverksamhet, se Rådets direktiv 92/43/EEG. Se ytterligare information om EU:s livsmiljödirektiv i bilaga 2.</w:t>
       </w:r>
     </w:p>
     <w:p>
@@ -530,6 +664,254 @@
       </w:r>
       <w:r>
         <w:t>SLU Artdatabanken, Uppsala</w:t>
+      </w:r>
+    </w:p>
+    <w:p>
+      <w:r>
+        <w:br w:type="page"/>
+      </w:r>
+    </w:p>
+    <w:p>
+      <w:pPr>
+        <w:pStyle w:val="Title"/>
+      </w:pPr>
+      <w:r>
+        <w:t>BILAGA 2 – EU:s art- och habitatdirektiv, fågeldirektiv och naturrestaureringsförordning</w:t>
+      </w:r>
+    </w:p>
+    <w:p>
+      <w:pPr>
+        <w:pStyle w:val="Heading2"/>
+      </w:pPr>
+      <w:r>
+        <w:t>Förenlighet med EU-direktiv</w:t>
+      </w:r>
+    </w:p>
+    <w:p>
+      <w:r>
+        <w:t>EU-direktiv är bindande för EU:s medlemsländer varvid det ankommer på Skogsstyrelsen som nationell tillsynsmyndighet att beakta syftet med EU:s art- och habitatdirektiv respektive fågeldirektiv vid prövningen av en skogsbruksverksamhet, se Rådets direktiv 92/43/EEG samt 2009/147/EG. Nationella regler som omfattas av ett EU-direktiv ska enligt fast rättspraxis tolkas i enlighet med direktivet, vilket medför en skyldighet för myndigheten att tolka bestämmelser i nationell rätt i ljuset av direktivets ordalydelse, sammanhang och de mål som eftersträvas med direktivet (se EU-domstolens dom i mål C 477/19).</w:t>
+      </w:r>
+    </w:p>
+    <w:p>
+      <w:r>
+        <w:t>EU:s medlemsstater åläggs i Artikel 3 i fågeldirektivet generella skyldigheter avseende skydd, bevarande och återställande av tillräckligt stora och varierande livsmiljöer för de fågelarter som omfattas av direktivet. Medlemsstaterna ska vidta de åtgärder som är nödvändiga för att bibehålla populationen av fågelarterna på en nivå som svarar särskilt mot ekologiska, vetenskapliga och kulturella behov, eller återupprätta populationen av dessa arter till en sådan nivå (se Europaparlamentets och rådets direktiv 2009/147/EG).</w:t>
+      </w:r>
+    </w:p>
+    <w:p>
+      <w:r>
+        <w:t>Åtgärder som vidtas i enlighet med art- och habitatdirektivet (92/43/EEG) ska enligt Artikel 2 syfta till att bibehålla eller återställa en gynnsam bevarandestatus hos livsmiljöer samt arter och vilda djur och växter av gemenskapsintresse. Enligt prejudikat från EU-domstolen ska en skogsbruksverksamhet utföras på ett sådant sätt som utgör ett förebyggande och hållbart skogsbruk för att betraktas som förenlig med bevarandekraven i direktivet (se EU-domstolens dom i de förenade målen C 473-19 och C 474-19).</w:t>
+      </w:r>
+    </w:p>
+    <w:p>
+      <w:r>
+        <w:t xml:space="preserve">Av artikel 1.e samma direktiv framgår att en livsmiljös bevarandestatus anses " gynnsam" när — dess naturliga utbredningsområde och de ytor den täcker inom detta område är stabila eller ökande, och — den särskilda struktur och de särskilda funktioner som är nödvändiga för att den skall kunna bibehållas på lång sikt finns, och sannolikt kommer att finnas under en överskådlig framtid, och — bevarandestatusen hos dess </w:t>
+      </w:r>
+      <w:r>
+        <w:rPr>
+          <w:b/>
+        </w:rPr>
+        <w:t>typiska arter</w:t>
+      </w:r>
+      <w:r>
+        <w:t xml:space="preserve"> är gynnsam enligt definitionen i artikel 1.i. Typiska arter används för att lokalisera områden med gynnsam bevarandestatus för de naturtyper som ingår i EU:s art- och habitatdirektiv.</w:t>
+      </w:r>
+    </w:p>
+    <w:p>
+      <w:r>
+        <w:t>Västlig taiga (EU-kod 9010) saknar gynnsam bevarandestatus och minskar starkt som naturtyp i Sverige. Naturvårdsverket skriver i sin vägledning för västlig taiga att dylika miljöer förutsätter normalt att skogarna skyddas långsiktigt, eftersom skogsbruk inte är förenligt med bevarande av naturtypen i gynnsamt tillstånd (Naturvårdsverket, 2011). Enligt Sveriges Artikel 17 rapportering 2013 och 2019 till EU, har naturtypen Västlig taiga (9010) dålig bevarandestatus med negativ trend inom Sveriges boreala region. Skogsbruksåtgärder som avverkning, röjning och gallring pekas ut som några av de främst bidragande orsakerna till naturtypens dåliga status och negativa trend (SLU Artdatabanken, 2019). I EU:s uppföljning av tillståndet för naturtyperna i Skandinavien 2013 – 2018 framgår det att i den boreala regionen är tillståndet så dåligt för Västlig taiga (9010) att habitatet löper allvarlig risk att försvinna regionalt (EEA, 2022). Det allvarliga läget för den biologiska mångfalden i skogen framhålls även i Skogsstyren rapport 2026/07:</w:t>
+      </w:r>
+    </w:p>
+    <w:p>
+      <w:r>
+        <w:rPr>
+          <w:i/>
+        </w:rPr>
+        <w:t>"All avverkning av kända skogliga värdekärnor och sannolika kontinuitetsskogar behöver upphöra för att fylla bristen om 1,56 miljoner hektar bevarad livsmiljötyp. På grund av begränsade kvarvarande arealer av värdekärnor, naturskogar och kontinuitetsskogar leder fortsatt förlust av dessa till en påtaglig risk för långsiktigt negativa effekter för biologisk mångfald i skogslandskapet. Att de återstående arealerna bevaras och ges ett långsiktigt skydd bedöms därför vara av avgörande betydelse."</w:t>
+      </w:r>
+      <w:r>
+        <w:t xml:space="preserve"> (Skogsstyrelsen, 2026).</w:t>
+      </w:r>
+    </w:p>
+    <w:p>
+      <w:pPr>
+        <w:pStyle w:val="Caption"/>
+      </w:pPr>
+      <w:r>
+        <w:drawing>
+          <wp:inline xmlns:a="http://schemas.openxmlformats.org/drawingml/2006/main" xmlns:pic="http://schemas.openxmlformats.org/drawingml/2006/picture">
+            <wp:extent cx="5486400" cy="2905862"/>
+            <wp:docPr id="2" name="Picture 2"/>
+            <wp:cNvGraphicFramePr>
+              <a:graphicFrameLocks noChangeAspect="1"/>
+            </wp:cNvGraphicFramePr>
+            <a:graphic>
+              <a:graphicData uri="http://schemas.openxmlformats.org/drawingml/2006/picture">
+                <pic:pic>
+                  <pic:nvPicPr>
+                    <pic:cNvPr id="0" name="uppföljning av västlig taiga.jpeg"/>
+                    <pic:cNvPicPr/>
+                  </pic:nvPicPr>
+                  <pic:blipFill>
+                    <a:blip r:embed="rId17"/>
+                    <a:stretch>
+                      <a:fillRect/>
+                    </a:stretch>
+                  </pic:blipFill>
+                  <pic:spPr>
+                    <a:xfrm>
+                      <a:off x="0" y="0"/>
+                      <a:ext cx="5486400" cy="2905862"/>
+                    </a:xfrm>
+                    <a:prstGeom prst="rect"/>
+                  </pic:spPr>
+                </pic:pic>
+              </a:graphicData>
+            </a:graphic>
+          </wp:inline>
+        </w:drawing>
+      </w:r>
+    </w:p>
+    <w:p>
+      <w:pPr>
+        <w:pStyle w:val="Caption"/>
+      </w:pPr>
+      <w:r>
+        <w:t>EU:s uppföljning av tillståndet för naturtypen Västlig taiga 9010 i Skandinavien 2013 - 2018. Av kartan framgår det att i den boreala regionen är tillståndet så dåligt (röd färg) att habitatet löper allvarlig risk att försvinna regionalt. Källa: European Environment Agency. https:// eunis.eea.europoa.eu/habitats/10176.</w:t>
+      </w:r>
+    </w:p>
+    <w:p>
+      <w:r>
+        <w:t>Trots det allvarliga läget har statusen för Västlig taiga ändrats till otillräcklig i stället för dålig i den senaste Artikel 17 rapporteringen 2025. Av Naturvårdsverkets rapport framgår det dock att de ändrade statusbedömningarna jämfört med rapporteringen 2019 inte beror på faktiska miljöförändringar. Ändringarna är av teknisk karaktär och främst en följd av resultaten från genomförda regeringsuppdrag och beslut inför rapporteringen 2025. Det är alltså politisk styrning i stället för faktiska förhållanden i naturen som ändrat på naturtypernas status i rapporteringen, vilket rimmar dåligt med såväl art- och habitatdirektivets syften och mål som med naturrestaureringsförordningen. I praktiken har dock Sveriges nya sätt att rapportera bevarandestatus till EU inte någon betydelse eftersom Naturvårdsverkets rapportering 2025 visar att Västlig taiga inte har gynnsam bevarandestatus.</w:t>
+      </w:r>
+    </w:p>
+    <w:p>
+      <w:pPr>
+        <w:pStyle w:val="Heading2"/>
+      </w:pPr>
+      <w:r>
+        <w:t>EU:s naturrestaureringsförordning</w:t>
+      </w:r>
+    </w:p>
+    <w:p>
+      <w:r>
+        <w:t>Enligt EU:s naturrestaureringsförordning (EU 2024/1991) ska minst 20 % av landområden och minst 20 % av havsarealen vara restaurerad senast 2030, samt alla ekosystem som är i behov av restaurering senast 2050. Det framgår också av förordningen att det är viktigt att livsmiljötyperna inte försämras innan eller efter att restaureringar genomförts, se exempelvis punkt 37 förordningen.</w:t>
+      </w:r>
+    </w:p>
+    <w:p>
+      <w:r>
+        <w:t>”</w:t>
+      </w:r>
+      <w:r>
+        <w:rPr>
+          <w:i/>
+        </w:rPr>
+        <w:t>Det är viktigt att medlemsstaterna vidtar åtgärder som syftar till att säkerställa att tillståndet för områden som täcks av livsmiljötyper som omfattas av denna förordning och som omfattas av restaureringsåtgärder uppvisar en kontinuerlig förbättring till dess att de uppnår ett gott tillstånd, och att medlemsstaterna vidtar åtgärder som syftar till att säkerställa att dessa livsmiljötyper, när de har uppnått ett gott tillstånd, inte försämras avsevärt, så att det långsiktiga bibehållandet eller uppnåendet av gott tillstånd inte äventyras. (..) Det är också viktigt att medlemsstaterna anstränger sig för att förhindra avsevärd försämring av områden som täcks av sådana livsmiljötyper som antingen redan är i gott skick eller som inte är i gott skick men ännu inte omfattas av restaureringsåtgärder.”</w:t>
+      </w:r>
+    </w:p>
+    <w:p>
+      <w:r>
+        <w:rPr>
+          <w:b/>
+          <w:i/>
+        </w:rPr>
+        <w:t>Artikel 4(12):</w:t>
+      </w:r>
+    </w:p>
+    <w:p>
+      <w:r>
+        <w:rPr>
+          <w:i/>
+        </w:rPr>
+        <w:t>Utan att det påverkar tillämpningen av direktiv 92/43/EEG ska medlemsstaterna, senast den dag då deras nationella restaureringsplaner offentliggörs i enlighet med artikel 17.6 i denna förordning, eftersträva att genomföra de åtgärder som krävs för att förhindra avsevärd försämring av områden där de livsmiljötyper som förtecknas i bilaga I till denna förordning förekommer och som är i gott tillstånd eller som krävs för att uppnå de restaureringsmål som anges i punkt 17 i den här artikeln.</w:t>
+      </w:r>
+    </w:p>
+    <w:p>
+      <w:r>
+        <w:rPr>
+          <w:b/>
+          <w:i/>
+        </w:rPr>
+        <w:t>Artikel 4 (17).   Medlemsstaterna ska säkerställa</w:t>
+      </w:r>
+    </w:p>
+    <w:p>
+      <w:r>
+        <w:rPr>
+          <w:i/>
+        </w:rPr>
+        <w:t>a) en ökning av arealen i gott tillstånd för de livsmiljötyper som förtecknas i bilaga I till dess att minst 90 % är i gott tillstånd och till dess att den gynnsamma referensarealen för varje livsmiljötyp i varje biogeografisk region inom den berörda medlemsstaten har uppnåtts.</w:t>
+      </w:r>
+    </w:p>
+    <w:p>
+      <w:r>
+        <w:t>Referenser</w:t>
+      </w:r>
+    </w:p>
+    <w:p>
+      <w:r>
+        <w:t xml:space="preserve">EEA European Environment Agency, 2022. </w:t>
+      </w:r>
+      <w:r>
+        <w:rPr>
+          <w:i/>
+        </w:rPr>
+        <w:t xml:space="preserve">Western taiga – Conservation status 2013-2018. </w:t>
+      </w:r>
+      <w:r>
+        <w:t>https:// eunis.eea.europoa.eu/habitats/10176.</w:t>
+      </w:r>
+    </w:p>
+    <w:p>
+      <w:r>
+        <w:t>EU-domstolens dom av den 2 juli 2020 i målet C 477/19 (Europeisk hamster) p. 23.</w:t>
+      </w:r>
+    </w:p>
+    <w:p>
+      <w:r>
+        <w:t>EU-domstolens dom av den 4 mars 2021 i de förenade målen C 473-19 och C 474-19 (Skydda skogen) p. 70 och 76.</w:t>
+      </w:r>
+    </w:p>
+    <w:p>
+      <w:r>
+        <w:t>Europaparlamentets och rådets direktiv 2009/147/EG av den 30 november 2009 om bevarande av vilda fåglar.</w:t>
+      </w:r>
+    </w:p>
+    <w:p>
+      <w:r>
+        <w:t>EUROPAPARLAMENTETS OCH RÅDETS FÖRORDNING (EU) 2024/1991 av den 24 juni 2024 om restaurering av natur och om ändring av förordning (EU) 2022/869.</w:t>
+      </w:r>
+    </w:p>
+    <w:p>
+      <w:r>
+        <w:t>Rådets direktiv 92/43/EEG av den 21 mj 1992 om bevarande av livsmiljöer samt vilda djur och växter.</w:t>
+      </w:r>
+    </w:p>
+    <w:p>
+      <w:r>
+        <w:t xml:space="preserve">Skogsstyrelsen, 2026. </w:t>
+      </w:r>
+      <w:r>
+        <w:rPr>
+          <w:i/>
+        </w:rPr>
+        <w:t>Biologisk mångfald i skogen.</w:t>
+      </w:r>
+      <w:r>
+        <w:t xml:space="preserve"> Rapport 2026/07.</w:t>
+      </w:r>
+    </w:p>
+    <w:p>
+      <w:r>
+        <w:t xml:space="preserve">SLU Artdatabanken, 2019. </w:t>
+      </w:r>
+      <w:r>
+        <w:rPr>
+          <w:i/>
+        </w:rPr>
+        <w:t>Sveriges arter och naturtyper i EU:s art- och habitatdirektiv.</w:t>
+      </w:r>
+      <w:r>
+        <w:t xml:space="preserve"> Resultat från rapportering 2019 till EU av bevarandestatus 2013-2018.</w:t>
       </w:r>
     </w:p>
     <w:sectPr>
@@ -550,7 +932,7 @@
 </file>
 
 <file path=word/endnotes.xml><?xml version="1.0" encoding="utf-8"?>
-<w:endnotes xmlns:wpc="http://schemas.microsoft.com/office/word/2010/wordprocessingCanvas" xmlns:cx="http://schemas.microsoft.com/office/drawing/2014/chartex" xmlns:cx1="http://schemas.microsoft.com/office/drawing/2015/9/8/chartex" xmlns:cx2="http://schemas.microsoft.com/office/drawing/2015/10/21/chartex" xmlns:cx3="http://schemas.microsoft.com/office/drawing/2016/5/9/chartex" xmlns:cx4="http://schemas.microsoft.com/office/drawing/2016/5/10/chartex" xmlns:cx5="http://schemas.microsoft.com/office/drawing/2016/5/11/chartex" xmlns:cx6="http://schemas.microsoft.com/office/drawing/2016/5/12/chartex" xmlns:cx7="http://schemas.microsoft.com/office/drawing/2016/5/13/chartex" xmlns:cx8="http://schemas.microsoft.com/office/drawing/2016/5/14/chartex" xmlns:mc="http://schemas.openxmlformats.org/markup-compatibility/2006" xmlns:aink="http://schemas.microsoft.com/office/drawing/2016/ink" xmlns:am3d="http://schemas.microsoft.com/office/drawing/2017/model3d" xmlns:o="urn:schemas-microsoft-com:office:office" xmlns:oel="http://schemas.microsoft.com/office/2019/extlst" xmlns:r="http://schemas.openxmlformats.org/officeDocument/2006/relationships" xmlns:m="http://schemas.openxmlformats.org/officeDocument/2006/math" xmlns:v="urn:schemas-microsoft-com:vml" xmlns:wp14="http://schemas.microsoft.com/office/word/2010/wordprocessingDrawing" xmlns:wp="http://schemas.openxmlformats.org/drawingml/2006/wordprocessingDrawing" xmlns:w10="urn:schemas-microsoft-com:office:word" xmlns:w="http://schemas.openxmlformats.org/wordprocessingml/2006/main" xmlns:w14="http://schemas.microsoft.com/office/word/2010/wordml" xmlns:w15="http://schemas.microsoft.com/office/word/2012/wordml" xmlns:w16cex="http://schemas.microsoft.com/office/word/2018/wordml/cex" xmlns:w16cid="http://schemas.microsoft.com/office/word/2016/wordml/cid" xmlns:w16="http://schemas.microsoft.com/office/word/2018/wordml" xmlns:w16sdtdh="http://schemas.microsoft.com/office/word/2020/wordml/sdtdatahash" xmlns:w16se="http://schemas.microsoft.com/office/word/2015/wordml/symex" xmlns:wpg="http://schemas.microsoft.com/office/word/2010/wordprocessingGroup" xmlns:wpi="http://schemas.microsoft.com/office/word/2010/wordprocessingInk" xmlns:wne="http://schemas.microsoft.com/office/word/2006/wordml" xmlns:wps="http://schemas.microsoft.com/office/word/2010/wordprocessingShape" mc:Ignorable="w14 w15 w16se w16cid w16 w16cex w16sdtdh wp14">
+<w:endnotes xmlns:wpc="http://schemas.microsoft.com/office/word/2010/wordprocessingCanvas" xmlns:cx="http://schemas.microsoft.com/office/drawing/2014/chartex" xmlns:cx1="http://schemas.microsoft.com/office/drawing/2015/9/8/chartex" xmlns:cx2="http://schemas.microsoft.com/office/drawing/2015/10/21/chartex" xmlns:cx3="http://schemas.microsoft.com/office/drawing/2016/5/9/chartex" xmlns:cx4="http://schemas.microsoft.com/office/drawing/2016/5/10/chartex" xmlns:cx5="http://schemas.microsoft.com/office/drawing/2016/5/11/chartex" xmlns:cx6="http://schemas.microsoft.com/office/drawing/2016/5/12/chartex" xmlns:cx7="http://schemas.microsoft.com/office/drawing/2016/5/13/chartex" xmlns:cx8="http://schemas.microsoft.com/office/drawing/2016/5/14/chartex" xmlns:mc="http://schemas.openxmlformats.org/markup-compatibility/2006" xmlns:aink="http://schemas.microsoft.com/office/drawing/2016/ink" xmlns:am3d="http://schemas.microsoft.com/office/drawing/2017/model3d" xmlns:o="urn:schemas-microsoft-com:office:office" xmlns:oel="http://schemas.microsoft.com/office/2019/extlst" xmlns:r="http://schemas.openxmlformats.org/officeDocument/2006/relationships" xmlns:m="http://schemas.openxmlformats.org/officeDocument/2006/math" xmlns:v="urn:schemas-microsoft-com:vml" xmlns:wp14="http://schemas.microsoft.com/office/word/2010/wordprocessingDrawing" xmlns:wp="http://schemas.openxmlformats.org/drawingml/2006/wordprocessingDrawing" xmlns:w10="urn:schemas-microsoft-com:office:word" xmlns:w="http://schemas.openxmlformats.org/wordprocessingml/2006/main" xmlns:w14="http://schemas.microsoft.com/office/word/2010/wordml" xmlns:w15="http://schemas.microsoft.com/office/word/2012/wordml" xmlns:w16cex="http://schemas.microsoft.com/office/word/2018/wordml/cex" xmlns:w16cid="http://schemas.microsoft.com/office/word/2016/wordml/cid" xmlns:w16="http://schemas.microsoft.com/office/word/2018/wordml" xmlns:w16du="http://schemas.microsoft.com/office/word/2023/wordml/word16du" xmlns:w16sdtdh="http://schemas.microsoft.com/office/word/2020/wordml/sdtdatahash" xmlns:w16sdtfl="http://schemas.microsoft.com/office/word/2024/wordml/sdtformatlock" xmlns:w16se="http://schemas.microsoft.com/office/word/2015/wordml/symex" xmlns:wpg="http://schemas.microsoft.com/office/word/2010/wordprocessingGroup" xmlns:wpi="http://schemas.microsoft.com/office/word/2010/wordprocessingInk" xmlns:wne="http://schemas.microsoft.com/office/word/2006/wordml" xmlns:wps="http://schemas.microsoft.com/office/word/2010/wordprocessingShape" mc:Ignorable="w14 w15 w16se w16cid w16 w16cex w16sdtdh w16sdtfl w16du wp14">
   <w:endnote w:type="separator" w:id="-1">
     <w:p>
       <w:pPr>
@@ -575,7 +957,7 @@
 </file>
 
 <file path=word/footer1.xml><?xml version="1.0" encoding="utf-8"?>
-<w:ftr xmlns:wpc="http://schemas.microsoft.com/office/word/2010/wordprocessingCanvas" xmlns:cx="http://schemas.microsoft.com/office/drawing/2014/chartex" xmlns:cx1="http://schemas.microsoft.com/office/drawing/2015/9/8/chartex" xmlns:cx2="http://schemas.microsoft.com/office/drawing/2015/10/21/chartex" xmlns:cx3="http://schemas.microsoft.com/office/drawing/2016/5/9/chartex" xmlns:cx4="http://schemas.microsoft.com/office/drawing/2016/5/10/chartex" xmlns:cx5="http://schemas.microsoft.com/office/drawing/2016/5/11/chartex" xmlns:cx6="http://schemas.microsoft.com/office/drawing/2016/5/12/chartex" xmlns:cx7="http://schemas.microsoft.com/office/drawing/2016/5/13/chartex" xmlns:cx8="http://schemas.microsoft.com/office/drawing/2016/5/14/chartex" xmlns:mc="http://schemas.openxmlformats.org/markup-compatibility/2006" xmlns:aink="http://schemas.microsoft.com/office/drawing/2016/ink" xmlns:am3d="http://schemas.microsoft.com/office/drawing/2017/model3d" xmlns:o="urn:schemas-microsoft-com:office:office" xmlns:oel="http://schemas.microsoft.com/office/2019/extlst" xmlns:r="http://schemas.openxmlformats.org/officeDocument/2006/relationships" xmlns:m="http://schemas.openxmlformats.org/officeDocument/2006/math" xmlns:v="urn:schemas-microsoft-com:vml" xmlns:wp14="http://schemas.microsoft.com/office/word/2010/wordprocessingDrawing" xmlns:wp="http://schemas.openxmlformats.org/drawingml/2006/wordprocessingDrawing" xmlns:w10="urn:schemas-microsoft-com:office:word" xmlns:w="http://schemas.openxmlformats.org/wordprocessingml/2006/main" xmlns:w14="http://schemas.microsoft.com/office/word/2010/wordml" xmlns:w15="http://schemas.microsoft.com/office/word/2012/wordml" xmlns:w16cex="http://schemas.microsoft.com/office/word/2018/wordml/cex" xmlns:w16cid="http://schemas.microsoft.com/office/word/2016/wordml/cid" xmlns:w16="http://schemas.microsoft.com/office/word/2018/wordml" xmlns:w16sdtdh="http://schemas.microsoft.com/office/word/2020/wordml/sdtdatahash" xmlns:w16se="http://schemas.microsoft.com/office/word/2015/wordml/symex" xmlns:wpg="http://schemas.microsoft.com/office/word/2010/wordprocessingGroup" xmlns:wpi="http://schemas.microsoft.com/office/word/2010/wordprocessingInk" xmlns:wne="http://schemas.microsoft.com/office/word/2006/wordml" xmlns:wps="http://schemas.microsoft.com/office/word/2010/wordprocessingShape" mc:Ignorable="w14 w15 w16se w16cid w16 w16cex w16sdtdh wp14">
+<w:ftr xmlns:wpc="http://schemas.microsoft.com/office/word/2010/wordprocessingCanvas" xmlns:cx="http://schemas.microsoft.com/office/drawing/2014/chartex" xmlns:cx1="http://schemas.microsoft.com/office/drawing/2015/9/8/chartex" xmlns:cx2="http://schemas.microsoft.com/office/drawing/2015/10/21/chartex" xmlns:cx3="http://schemas.microsoft.com/office/drawing/2016/5/9/chartex" xmlns:cx4="http://schemas.microsoft.com/office/drawing/2016/5/10/chartex" xmlns:cx5="http://schemas.microsoft.com/office/drawing/2016/5/11/chartex" xmlns:cx6="http://schemas.microsoft.com/office/drawing/2016/5/12/chartex" xmlns:cx7="http://schemas.microsoft.com/office/drawing/2016/5/13/chartex" xmlns:cx8="http://schemas.microsoft.com/office/drawing/2016/5/14/chartex" xmlns:mc="http://schemas.openxmlformats.org/markup-compatibility/2006" xmlns:aink="http://schemas.microsoft.com/office/drawing/2016/ink" xmlns:am3d="http://schemas.microsoft.com/office/drawing/2017/model3d" xmlns:o="urn:schemas-microsoft-com:office:office" xmlns:oel="http://schemas.microsoft.com/office/2019/extlst" xmlns:r="http://schemas.openxmlformats.org/officeDocument/2006/relationships" xmlns:m="http://schemas.openxmlformats.org/officeDocument/2006/math" xmlns:v="urn:schemas-microsoft-com:vml" xmlns:wp14="http://schemas.microsoft.com/office/word/2010/wordprocessingDrawing" xmlns:wp="http://schemas.openxmlformats.org/drawingml/2006/wordprocessingDrawing" xmlns:w10="urn:schemas-microsoft-com:office:word" xmlns:w="http://schemas.openxmlformats.org/wordprocessingml/2006/main" xmlns:w14="http://schemas.microsoft.com/office/word/2010/wordml" xmlns:w15="http://schemas.microsoft.com/office/word/2012/wordml" xmlns:w16cex="http://schemas.microsoft.com/office/word/2018/wordml/cex" xmlns:w16cid="http://schemas.microsoft.com/office/word/2016/wordml/cid" xmlns:w16="http://schemas.microsoft.com/office/word/2018/wordml" xmlns:w16du="http://schemas.microsoft.com/office/word/2023/wordml/word16du" xmlns:w16sdtdh="http://schemas.microsoft.com/office/word/2020/wordml/sdtdatahash" xmlns:w16sdtfl="http://schemas.microsoft.com/office/word/2024/wordml/sdtformatlock" xmlns:w16se="http://schemas.microsoft.com/office/word/2015/wordml/symex" xmlns:wpg="http://schemas.microsoft.com/office/word/2010/wordprocessingGroup" xmlns:wpi="http://schemas.microsoft.com/office/word/2010/wordprocessingInk" xmlns:wne="http://schemas.microsoft.com/office/word/2006/wordml" xmlns:wps="http://schemas.microsoft.com/office/word/2010/wordprocessingShape" mc:Ignorable="w14 w15 w16se w16cid w16 w16cex w16sdtdh w16sdtfl w16du wp14">
   <w:p>
     <w:pPr>
       <w:pStyle w:val="Footer"/>
@@ -585,7 +967,7 @@
 </file>
 
 <file path=word/footer2.xml><?xml version="1.0" encoding="utf-8"?>
-<w:ftr xmlns:wpc="http://schemas.microsoft.com/office/word/2010/wordprocessingCanvas" xmlns:cx="http://schemas.microsoft.com/office/drawing/2014/chartex" xmlns:cx1="http://schemas.microsoft.com/office/drawing/2015/9/8/chartex" xmlns:cx2="http://schemas.microsoft.com/office/drawing/2015/10/21/chartex" xmlns:cx3="http://schemas.microsoft.com/office/drawing/2016/5/9/chartex" xmlns:cx4="http://schemas.microsoft.com/office/drawing/2016/5/10/chartex" xmlns:cx5="http://schemas.microsoft.com/office/drawing/2016/5/11/chartex" xmlns:cx6="http://schemas.microsoft.com/office/drawing/2016/5/12/chartex" xmlns:cx7="http://schemas.microsoft.com/office/drawing/2016/5/13/chartex" xmlns:cx8="http://schemas.microsoft.com/office/drawing/2016/5/14/chartex" xmlns:mc="http://schemas.openxmlformats.org/markup-compatibility/2006" xmlns:aink="http://schemas.microsoft.com/office/drawing/2016/ink" xmlns:am3d="http://schemas.microsoft.com/office/drawing/2017/model3d" xmlns:o="urn:schemas-microsoft-com:office:office" xmlns:oel="http://schemas.microsoft.com/office/2019/extlst" xmlns:r="http://schemas.openxmlformats.org/officeDocument/2006/relationships" xmlns:m="http://schemas.openxmlformats.org/officeDocument/2006/math" xmlns:v="urn:schemas-microsoft-com:vml" xmlns:wp14="http://schemas.microsoft.com/office/word/2010/wordprocessingDrawing" xmlns:wp="http://schemas.openxmlformats.org/drawingml/2006/wordprocessingDrawing" xmlns:w10="urn:schemas-microsoft-com:office:word" xmlns:w="http://schemas.openxmlformats.org/wordprocessingml/2006/main" xmlns:w14="http://schemas.microsoft.com/office/word/2010/wordml" xmlns:w15="http://schemas.microsoft.com/office/word/2012/wordml" xmlns:w16cex="http://schemas.microsoft.com/office/word/2018/wordml/cex" xmlns:w16cid="http://schemas.microsoft.com/office/word/2016/wordml/cid" xmlns:w16="http://schemas.microsoft.com/office/word/2018/wordml" xmlns:w16sdtdh="http://schemas.microsoft.com/office/word/2020/wordml/sdtdatahash" xmlns:w16se="http://schemas.microsoft.com/office/word/2015/wordml/symex" xmlns:wpg="http://schemas.microsoft.com/office/word/2010/wordprocessingGroup" xmlns:wpi="http://schemas.microsoft.com/office/word/2010/wordprocessingInk" xmlns:wne="http://schemas.microsoft.com/office/word/2006/wordml" xmlns:wps="http://schemas.microsoft.com/office/word/2010/wordprocessingShape" mc:Ignorable="w14 w15 w16se w16cid w16 w16cex w16sdtdh wp14">
+<w:ftr xmlns:wpc="http://schemas.microsoft.com/office/word/2010/wordprocessingCanvas" xmlns:cx="http://schemas.microsoft.com/office/drawing/2014/chartex" xmlns:cx1="http://schemas.microsoft.com/office/drawing/2015/9/8/chartex" xmlns:cx2="http://schemas.microsoft.com/office/drawing/2015/10/21/chartex" xmlns:cx3="http://schemas.microsoft.com/office/drawing/2016/5/9/chartex" xmlns:cx4="http://schemas.microsoft.com/office/drawing/2016/5/10/chartex" xmlns:cx5="http://schemas.microsoft.com/office/drawing/2016/5/11/chartex" xmlns:cx6="http://schemas.microsoft.com/office/drawing/2016/5/12/chartex" xmlns:cx7="http://schemas.microsoft.com/office/drawing/2016/5/13/chartex" xmlns:cx8="http://schemas.microsoft.com/office/drawing/2016/5/14/chartex" xmlns:mc="http://schemas.openxmlformats.org/markup-compatibility/2006" xmlns:aink="http://schemas.microsoft.com/office/drawing/2016/ink" xmlns:am3d="http://schemas.microsoft.com/office/drawing/2017/model3d" xmlns:o="urn:schemas-microsoft-com:office:office" xmlns:oel="http://schemas.microsoft.com/office/2019/extlst" xmlns:r="http://schemas.openxmlformats.org/officeDocument/2006/relationships" xmlns:m="http://schemas.openxmlformats.org/officeDocument/2006/math" xmlns:v="urn:schemas-microsoft-com:vml" xmlns:wp14="http://schemas.microsoft.com/office/word/2010/wordprocessingDrawing" xmlns:wp="http://schemas.openxmlformats.org/drawingml/2006/wordprocessingDrawing" xmlns:w10="urn:schemas-microsoft-com:office:word" xmlns:w="http://schemas.openxmlformats.org/wordprocessingml/2006/main" xmlns:w14="http://schemas.microsoft.com/office/word/2010/wordml" xmlns:w15="http://schemas.microsoft.com/office/word/2012/wordml" xmlns:w16cex="http://schemas.microsoft.com/office/word/2018/wordml/cex" xmlns:w16cid="http://schemas.microsoft.com/office/word/2016/wordml/cid" xmlns:w16="http://schemas.microsoft.com/office/word/2018/wordml" xmlns:w16du="http://schemas.microsoft.com/office/word/2023/wordml/word16du" xmlns:w16sdtdh="http://schemas.microsoft.com/office/word/2020/wordml/sdtdatahash" xmlns:w16sdtfl="http://schemas.microsoft.com/office/word/2024/wordml/sdtformatlock" xmlns:w16se="http://schemas.microsoft.com/office/word/2015/wordml/symex" xmlns:wpg="http://schemas.microsoft.com/office/word/2010/wordprocessingGroup" xmlns:wpi="http://schemas.microsoft.com/office/word/2010/wordprocessingInk" xmlns:wne="http://schemas.microsoft.com/office/word/2006/wordml" xmlns:wps="http://schemas.microsoft.com/office/word/2010/wordprocessingShape" mc:Ignorable="w14 w15 w16se w16cid w16 w16cex w16sdtdh w16sdtfl w16du wp14">
   <w:p>
     <w:pPr>
       <w:pStyle w:val="Footer"/>
@@ -595,7 +977,7 @@
 </file>
 
 <file path=word/footer3.xml><?xml version="1.0" encoding="utf-8"?>
-<w:ftr xmlns:wpc="http://schemas.microsoft.com/office/word/2010/wordprocessingCanvas" xmlns:cx="http://schemas.microsoft.com/office/drawing/2014/chartex" xmlns:cx1="http://schemas.microsoft.com/office/drawing/2015/9/8/chartex" xmlns:cx2="http://schemas.microsoft.com/office/drawing/2015/10/21/chartex" xmlns:cx3="http://schemas.microsoft.com/office/drawing/2016/5/9/chartex" xmlns:cx4="http://schemas.microsoft.com/office/drawing/2016/5/10/chartex" xmlns:cx5="http://schemas.microsoft.com/office/drawing/2016/5/11/chartex" xmlns:cx6="http://schemas.microsoft.com/office/drawing/2016/5/12/chartex" xmlns:cx7="http://schemas.microsoft.com/office/drawing/2016/5/13/chartex" xmlns:cx8="http://schemas.microsoft.com/office/drawing/2016/5/14/chartex" xmlns:mc="http://schemas.openxmlformats.org/markup-compatibility/2006" xmlns:aink="http://schemas.microsoft.com/office/drawing/2016/ink" xmlns:am3d="http://schemas.microsoft.com/office/drawing/2017/model3d" xmlns:o="urn:schemas-microsoft-com:office:office" xmlns:oel="http://schemas.microsoft.com/office/2019/extlst" xmlns:r="http://schemas.openxmlformats.org/officeDocument/2006/relationships" xmlns:m="http://schemas.openxmlformats.org/officeDocument/2006/math" xmlns:v="urn:schemas-microsoft-com:vml" xmlns:wp14="http://schemas.microsoft.com/office/word/2010/wordprocessingDrawing" xmlns:wp="http://schemas.openxmlformats.org/drawingml/2006/wordprocessingDrawing" xmlns:w10="urn:schemas-microsoft-com:office:word" xmlns:w="http://schemas.openxmlformats.org/wordprocessingml/2006/main" xmlns:w14="http://schemas.microsoft.com/office/word/2010/wordml" xmlns:w15="http://schemas.microsoft.com/office/word/2012/wordml" xmlns:w16cex="http://schemas.microsoft.com/office/word/2018/wordml/cex" xmlns:w16cid="http://schemas.microsoft.com/office/word/2016/wordml/cid" xmlns:w16="http://schemas.microsoft.com/office/word/2018/wordml" xmlns:w16sdtdh="http://schemas.microsoft.com/office/word/2020/wordml/sdtdatahash" xmlns:w16se="http://schemas.microsoft.com/office/word/2015/wordml/symex" xmlns:wpg="http://schemas.microsoft.com/office/word/2010/wordprocessingGroup" xmlns:wpi="http://schemas.microsoft.com/office/word/2010/wordprocessingInk" xmlns:wne="http://schemas.microsoft.com/office/word/2006/wordml" xmlns:wps="http://schemas.microsoft.com/office/word/2010/wordprocessingShape" mc:Ignorable="w14 w15 w16se w16cid w16 w16cex w16sdtdh wp14">
+<w:ftr xmlns:wpc="http://schemas.microsoft.com/office/word/2010/wordprocessingCanvas" xmlns:cx="http://schemas.microsoft.com/office/drawing/2014/chartex" xmlns:cx1="http://schemas.microsoft.com/office/drawing/2015/9/8/chartex" xmlns:cx2="http://schemas.microsoft.com/office/drawing/2015/10/21/chartex" xmlns:cx3="http://schemas.microsoft.com/office/drawing/2016/5/9/chartex" xmlns:cx4="http://schemas.microsoft.com/office/drawing/2016/5/10/chartex" xmlns:cx5="http://schemas.microsoft.com/office/drawing/2016/5/11/chartex" xmlns:cx6="http://schemas.microsoft.com/office/drawing/2016/5/12/chartex" xmlns:cx7="http://schemas.microsoft.com/office/drawing/2016/5/13/chartex" xmlns:cx8="http://schemas.microsoft.com/office/drawing/2016/5/14/chartex" xmlns:mc="http://schemas.openxmlformats.org/markup-compatibility/2006" xmlns:aink="http://schemas.microsoft.com/office/drawing/2016/ink" xmlns:am3d="http://schemas.microsoft.com/office/drawing/2017/model3d" xmlns:o="urn:schemas-microsoft-com:office:office" xmlns:oel="http://schemas.microsoft.com/office/2019/extlst" xmlns:r="http://schemas.openxmlformats.org/officeDocument/2006/relationships" xmlns:m="http://schemas.openxmlformats.org/officeDocument/2006/math" xmlns:v="urn:schemas-microsoft-com:vml" xmlns:wp14="http://schemas.microsoft.com/office/word/2010/wordprocessingDrawing" xmlns:wp="http://schemas.openxmlformats.org/drawingml/2006/wordprocessingDrawing" xmlns:w10="urn:schemas-microsoft-com:office:word" xmlns:w="http://schemas.openxmlformats.org/wordprocessingml/2006/main" xmlns:w14="http://schemas.microsoft.com/office/word/2010/wordml" xmlns:w15="http://schemas.microsoft.com/office/word/2012/wordml" xmlns:w16cex="http://schemas.microsoft.com/office/word/2018/wordml/cex" xmlns:w16cid="http://schemas.microsoft.com/office/word/2016/wordml/cid" xmlns:w16="http://schemas.microsoft.com/office/word/2018/wordml" xmlns:w16du="http://schemas.microsoft.com/office/word/2023/wordml/word16du" xmlns:w16sdtdh="http://schemas.microsoft.com/office/word/2020/wordml/sdtdatahash" xmlns:w16sdtfl="http://schemas.microsoft.com/office/word/2024/wordml/sdtformatlock" xmlns:w16se="http://schemas.microsoft.com/office/word/2015/wordml/symex" xmlns:wpg="http://schemas.microsoft.com/office/word/2010/wordprocessingGroup" xmlns:wpi="http://schemas.microsoft.com/office/word/2010/wordprocessingInk" xmlns:wne="http://schemas.microsoft.com/office/word/2006/wordml" xmlns:wps="http://schemas.microsoft.com/office/word/2010/wordprocessingShape" mc:Ignorable="w14 w15 w16se w16cid w16 w16cex w16sdtdh w16sdtfl w16du wp14">
   <w:p>
     <w:pPr>
       <w:pStyle w:val="Footer"/>
@@ -605,7 +987,7 @@
 </file>
 
 <file path=word/footnotes.xml><?xml version="1.0" encoding="utf-8"?>
-<w:footnotes xmlns:wpc="http://schemas.microsoft.com/office/word/2010/wordprocessingCanvas" xmlns:cx="http://schemas.microsoft.com/office/drawing/2014/chartex" xmlns:cx1="http://schemas.microsoft.com/office/drawing/2015/9/8/chartex" xmlns:cx2="http://schemas.microsoft.com/office/drawing/2015/10/21/chartex" xmlns:cx3="http://schemas.microsoft.com/office/drawing/2016/5/9/chartex" xmlns:cx4="http://schemas.microsoft.com/office/drawing/2016/5/10/chartex" xmlns:cx5="http://schemas.microsoft.com/office/drawing/2016/5/11/chartex" xmlns:cx6="http://schemas.microsoft.com/office/drawing/2016/5/12/chartex" xmlns:cx7="http://schemas.microsoft.com/office/drawing/2016/5/13/chartex" xmlns:cx8="http://schemas.microsoft.com/office/drawing/2016/5/14/chartex" xmlns:mc="http://schemas.openxmlformats.org/markup-compatibility/2006" xmlns:aink="http://schemas.microsoft.com/office/drawing/2016/ink" xmlns:am3d="http://schemas.microsoft.com/office/drawing/2017/model3d" xmlns:o="urn:schemas-microsoft-com:office:office" xmlns:oel="http://schemas.microsoft.com/office/2019/extlst" xmlns:r="http://schemas.openxmlformats.org/officeDocument/2006/relationships" xmlns:m="http://schemas.openxmlformats.org/officeDocument/2006/math" xmlns:v="urn:schemas-microsoft-com:vml" xmlns:wp14="http://schemas.microsoft.com/office/word/2010/wordprocessingDrawing" xmlns:wp="http://schemas.openxmlformats.org/drawingml/2006/wordprocessingDrawing" xmlns:w10="urn:schemas-microsoft-com:office:word" xmlns:w="http://schemas.openxmlformats.org/wordprocessingml/2006/main" xmlns:w14="http://schemas.microsoft.com/office/word/2010/wordml" xmlns:w15="http://schemas.microsoft.com/office/word/2012/wordml" xmlns:w16cex="http://schemas.microsoft.com/office/word/2018/wordml/cex" xmlns:w16cid="http://schemas.microsoft.com/office/word/2016/wordml/cid" xmlns:w16="http://schemas.microsoft.com/office/word/2018/wordml" xmlns:w16sdtdh="http://schemas.microsoft.com/office/word/2020/wordml/sdtdatahash" xmlns:w16se="http://schemas.microsoft.com/office/word/2015/wordml/symex" xmlns:wpg="http://schemas.microsoft.com/office/word/2010/wordprocessingGroup" xmlns:wpi="http://schemas.microsoft.com/office/word/2010/wordprocessingInk" xmlns:wne="http://schemas.microsoft.com/office/word/2006/wordml" xmlns:wps="http://schemas.microsoft.com/office/word/2010/wordprocessingShape" mc:Ignorable="w14 w15 w16se w16cid w16 w16cex w16sdtdh wp14">
+<w:footnotes xmlns:wpc="http://schemas.microsoft.com/office/word/2010/wordprocessingCanvas" xmlns:cx="http://schemas.microsoft.com/office/drawing/2014/chartex" xmlns:cx1="http://schemas.microsoft.com/office/drawing/2015/9/8/chartex" xmlns:cx2="http://schemas.microsoft.com/office/drawing/2015/10/21/chartex" xmlns:cx3="http://schemas.microsoft.com/office/drawing/2016/5/9/chartex" xmlns:cx4="http://schemas.microsoft.com/office/drawing/2016/5/10/chartex" xmlns:cx5="http://schemas.microsoft.com/office/drawing/2016/5/11/chartex" xmlns:cx6="http://schemas.microsoft.com/office/drawing/2016/5/12/chartex" xmlns:cx7="http://schemas.microsoft.com/office/drawing/2016/5/13/chartex" xmlns:cx8="http://schemas.microsoft.com/office/drawing/2016/5/14/chartex" xmlns:mc="http://schemas.openxmlformats.org/markup-compatibility/2006" xmlns:aink="http://schemas.microsoft.com/office/drawing/2016/ink" xmlns:am3d="http://schemas.microsoft.com/office/drawing/2017/model3d" xmlns:o="urn:schemas-microsoft-com:office:office" xmlns:oel="http://schemas.microsoft.com/office/2019/extlst" xmlns:r="http://schemas.openxmlformats.org/officeDocument/2006/relationships" xmlns:m="http://schemas.openxmlformats.org/officeDocument/2006/math" xmlns:v="urn:schemas-microsoft-com:vml" xmlns:wp14="http://schemas.microsoft.com/office/word/2010/wordprocessingDrawing" xmlns:wp="http://schemas.openxmlformats.org/drawingml/2006/wordprocessingDrawing" xmlns:w10="urn:schemas-microsoft-com:office:word" xmlns:w="http://schemas.openxmlformats.org/wordprocessingml/2006/main" xmlns:w14="http://schemas.microsoft.com/office/word/2010/wordml" xmlns:w15="http://schemas.microsoft.com/office/word/2012/wordml" xmlns:w16cex="http://schemas.microsoft.com/office/word/2018/wordml/cex" xmlns:w16cid="http://schemas.microsoft.com/office/word/2016/wordml/cid" xmlns:w16="http://schemas.microsoft.com/office/word/2018/wordml" xmlns:w16du="http://schemas.microsoft.com/office/word/2023/wordml/word16du" xmlns:w16sdtdh="http://schemas.microsoft.com/office/word/2020/wordml/sdtdatahash" xmlns:w16sdtfl="http://schemas.microsoft.com/office/word/2024/wordml/sdtformatlock" xmlns:w16se="http://schemas.microsoft.com/office/word/2015/wordml/symex" xmlns:wpg="http://schemas.microsoft.com/office/word/2010/wordprocessingGroup" xmlns:wpi="http://schemas.microsoft.com/office/word/2010/wordprocessingInk" xmlns:wne="http://schemas.microsoft.com/office/word/2006/wordml" xmlns:wps="http://schemas.microsoft.com/office/word/2010/wordprocessingShape" mc:Ignorable="w14 w15 w16se w16cid w16 w16cex w16sdtdh w16sdtfl w16du wp14">
   <w:footnote w:type="separator" w:id="-1">
     <w:p>
       <w:pPr>
@@ -630,7 +1012,7 @@
 </file>
 
 <file path=word/header1.xml><?xml version="1.0" encoding="utf-8"?>
-<w:hdr xmlns:wpc="http://schemas.microsoft.com/office/word/2010/wordprocessingCanvas" xmlns:cx="http://schemas.microsoft.com/office/drawing/2014/chartex" xmlns:cx1="http://schemas.microsoft.com/office/drawing/2015/9/8/chartex" xmlns:cx2="http://schemas.microsoft.com/office/drawing/2015/10/21/chartex" xmlns:cx3="http://schemas.microsoft.com/office/drawing/2016/5/9/chartex" xmlns:cx4="http://schemas.microsoft.com/office/drawing/2016/5/10/chartex" xmlns:cx5="http://schemas.microsoft.com/office/drawing/2016/5/11/chartex" xmlns:cx6="http://schemas.microsoft.com/office/drawing/2016/5/12/chartex" xmlns:cx7="http://schemas.microsoft.com/office/drawing/2016/5/13/chartex" xmlns:cx8="http://schemas.microsoft.com/office/drawing/2016/5/14/chartex" xmlns:mc="http://schemas.openxmlformats.org/markup-compatibility/2006" xmlns:aink="http://schemas.microsoft.com/office/drawing/2016/ink" xmlns:am3d="http://schemas.microsoft.com/office/drawing/2017/model3d" xmlns:o="urn:schemas-microsoft-com:office:office" xmlns:oel="http://schemas.microsoft.com/office/2019/extlst" xmlns:r="http://schemas.openxmlformats.org/officeDocument/2006/relationships" xmlns:m="http://schemas.openxmlformats.org/officeDocument/2006/math" xmlns:v="urn:schemas-microsoft-com:vml" xmlns:wp14="http://schemas.microsoft.com/office/word/2010/wordprocessingDrawing" xmlns:wp="http://schemas.openxmlformats.org/drawingml/2006/wordprocessingDrawing" xmlns:w10="urn:schemas-microsoft-com:office:word" xmlns:w="http://schemas.openxmlformats.org/wordprocessingml/2006/main" xmlns:w14="http://schemas.microsoft.com/office/word/2010/wordml" xmlns:w15="http://schemas.microsoft.com/office/word/2012/wordml" xmlns:w16cex="http://schemas.microsoft.com/office/word/2018/wordml/cex" xmlns:w16cid="http://schemas.microsoft.com/office/word/2016/wordml/cid" xmlns:w16="http://schemas.microsoft.com/office/word/2018/wordml" xmlns:w16sdtdh="http://schemas.microsoft.com/office/word/2020/wordml/sdtdatahash" xmlns:w16se="http://schemas.microsoft.com/office/word/2015/wordml/symex" xmlns:wpg="http://schemas.microsoft.com/office/word/2010/wordprocessingGroup" xmlns:wpi="http://schemas.microsoft.com/office/word/2010/wordprocessingInk" xmlns:wne="http://schemas.microsoft.com/office/word/2006/wordml" xmlns:wps="http://schemas.microsoft.com/office/word/2010/wordprocessingShape" mc:Ignorable="w14 w15 w16se w16cid w16 w16cex w16sdtdh wp14">
+<w:hdr xmlns:wpc="http://schemas.microsoft.com/office/word/2010/wordprocessingCanvas" xmlns:cx="http://schemas.microsoft.com/office/drawing/2014/chartex" xmlns:cx1="http://schemas.microsoft.com/office/drawing/2015/9/8/chartex" xmlns:cx2="http://schemas.microsoft.com/office/drawing/2015/10/21/chartex" xmlns:cx3="http://schemas.microsoft.com/office/drawing/2016/5/9/chartex" xmlns:cx4="http://schemas.microsoft.com/office/drawing/2016/5/10/chartex" xmlns:cx5="http://schemas.microsoft.com/office/drawing/2016/5/11/chartex" xmlns:cx6="http://schemas.microsoft.com/office/drawing/2016/5/12/chartex" xmlns:cx7="http://schemas.microsoft.com/office/drawing/2016/5/13/chartex" xmlns:cx8="http://schemas.microsoft.com/office/drawing/2016/5/14/chartex" xmlns:mc="http://schemas.openxmlformats.org/markup-compatibility/2006" xmlns:aink="http://schemas.microsoft.com/office/drawing/2016/ink" xmlns:am3d="http://schemas.microsoft.com/office/drawing/2017/model3d" xmlns:o="urn:schemas-microsoft-com:office:office" xmlns:oel="http://schemas.microsoft.com/office/2019/extlst" xmlns:r="http://schemas.openxmlformats.org/officeDocument/2006/relationships" xmlns:m="http://schemas.openxmlformats.org/officeDocument/2006/math" xmlns:v="urn:schemas-microsoft-com:vml" xmlns:wp14="http://schemas.microsoft.com/office/word/2010/wordprocessingDrawing" xmlns:wp="http://schemas.openxmlformats.org/drawingml/2006/wordprocessingDrawing" xmlns:w10="urn:schemas-microsoft-com:office:word" xmlns:w="http://schemas.openxmlformats.org/wordprocessingml/2006/main" xmlns:w14="http://schemas.microsoft.com/office/word/2010/wordml" xmlns:w15="http://schemas.microsoft.com/office/word/2012/wordml" xmlns:w16cex="http://schemas.microsoft.com/office/word/2018/wordml/cex" xmlns:w16cid="http://schemas.microsoft.com/office/word/2016/wordml/cid" xmlns:w16="http://schemas.microsoft.com/office/word/2018/wordml" xmlns:w16du="http://schemas.microsoft.com/office/word/2023/wordml/word16du" xmlns:w16sdtdh="http://schemas.microsoft.com/office/word/2020/wordml/sdtdatahash" xmlns:w16sdtfl="http://schemas.microsoft.com/office/word/2024/wordml/sdtformatlock" xmlns:w16se="http://schemas.microsoft.com/office/word/2015/wordml/symex" xmlns:wpg="http://schemas.microsoft.com/office/word/2010/wordprocessingGroup" xmlns:wpi="http://schemas.microsoft.com/office/word/2010/wordprocessingInk" xmlns:wne="http://schemas.microsoft.com/office/word/2006/wordml" xmlns:wps="http://schemas.microsoft.com/office/word/2010/wordprocessingShape" mc:Ignorable="w14 w15 w16se w16cid w16 w16cex w16sdtdh w16sdtfl w16du wp14">
   <w:p>
     <w:pPr>
       <w:pStyle w:val="Header"/>
@@ -640,7 +1022,7 @@
 </file>
 
 <file path=word/header2.xml><?xml version="1.0" encoding="utf-8"?>
-<w:hdr xmlns:wpc="http://schemas.microsoft.com/office/word/2010/wordprocessingCanvas" xmlns:cx="http://schemas.microsoft.com/office/drawing/2014/chartex" xmlns:cx1="http://schemas.microsoft.com/office/drawing/2015/9/8/chartex" xmlns:cx2="http://schemas.microsoft.com/office/drawing/2015/10/21/chartex" xmlns:cx3="http://schemas.microsoft.com/office/drawing/2016/5/9/chartex" xmlns:cx4="http://schemas.microsoft.com/office/drawing/2016/5/10/chartex" xmlns:cx5="http://schemas.microsoft.com/office/drawing/2016/5/11/chartex" xmlns:cx6="http://schemas.microsoft.com/office/drawing/2016/5/12/chartex" xmlns:cx7="http://schemas.microsoft.com/office/drawing/2016/5/13/chartex" xmlns:cx8="http://schemas.microsoft.com/office/drawing/2016/5/14/chartex" xmlns:mc="http://schemas.openxmlformats.org/markup-compatibility/2006" xmlns:aink="http://schemas.microsoft.com/office/drawing/2016/ink" xmlns:am3d="http://schemas.microsoft.com/office/drawing/2017/model3d" xmlns:o="urn:schemas-microsoft-com:office:office" xmlns:oel="http://schemas.microsoft.com/office/2019/extlst" xmlns:r="http://schemas.openxmlformats.org/officeDocument/2006/relationships" xmlns:m="http://schemas.openxmlformats.org/officeDocument/2006/math" xmlns:v="urn:schemas-microsoft-com:vml" xmlns:wp14="http://schemas.microsoft.com/office/word/2010/wordprocessingDrawing" xmlns:wp="http://schemas.openxmlformats.org/drawingml/2006/wordprocessingDrawing" xmlns:w10="urn:schemas-microsoft-com:office:word" xmlns:w="http://schemas.openxmlformats.org/wordprocessingml/2006/main" xmlns:w14="http://schemas.microsoft.com/office/word/2010/wordml" xmlns:w15="http://schemas.microsoft.com/office/word/2012/wordml" xmlns:w16cex="http://schemas.microsoft.com/office/word/2018/wordml/cex" xmlns:w16cid="http://schemas.microsoft.com/office/word/2016/wordml/cid" xmlns:w16="http://schemas.microsoft.com/office/word/2018/wordml" xmlns:w16sdtdh="http://schemas.microsoft.com/office/word/2020/wordml/sdtdatahash" xmlns:w16se="http://schemas.microsoft.com/office/word/2015/wordml/symex" xmlns:wpg="http://schemas.microsoft.com/office/word/2010/wordprocessingGroup" xmlns:wpi="http://schemas.microsoft.com/office/word/2010/wordprocessingInk" xmlns:wne="http://schemas.microsoft.com/office/word/2006/wordml" xmlns:wps="http://schemas.microsoft.com/office/word/2010/wordprocessingShape" mc:Ignorable="w14 w15 w16se w16cid w16 w16cex w16sdtdh wp14">
+<w:hdr xmlns:wpc="http://schemas.microsoft.com/office/word/2010/wordprocessingCanvas" xmlns:cx="http://schemas.microsoft.com/office/drawing/2014/chartex" xmlns:cx1="http://schemas.microsoft.com/office/drawing/2015/9/8/chartex" xmlns:cx2="http://schemas.microsoft.com/office/drawing/2015/10/21/chartex" xmlns:cx3="http://schemas.microsoft.com/office/drawing/2016/5/9/chartex" xmlns:cx4="http://schemas.microsoft.com/office/drawing/2016/5/10/chartex" xmlns:cx5="http://schemas.microsoft.com/office/drawing/2016/5/11/chartex" xmlns:cx6="http://schemas.microsoft.com/office/drawing/2016/5/12/chartex" xmlns:cx7="http://schemas.microsoft.com/office/drawing/2016/5/13/chartex" xmlns:cx8="http://schemas.microsoft.com/office/drawing/2016/5/14/chartex" xmlns:mc="http://schemas.openxmlformats.org/markup-compatibility/2006" xmlns:aink="http://schemas.microsoft.com/office/drawing/2016/ink" xmlns:am3d="http://schemas.microsoft.com/office/drawing/2017/model3d" xmlns:o="urn:schemas-microsoft-com:office:office" xmlns:oel="http://schemas.microsoft.com/office/2019/extlst" xmlns:r="http://schemas.openxmlformats.org/officeDocument/2006/relationships" xmlns:m="http://schemas.openxmlformats.org/officeDocument/2006/math" xmlns:v="urn:schemas-microsoft-com:vml" xmlns:wp14="http://schemas.microsoft.com/office/word/2010/wordprocessingDrawing" xmlns:wp="http://schemas.openxmlformats.org/drawingml/2006/wordprocessingDrawing" xmlns:w10="urn:schemas-microsoft-com:office:word" xmlns:w="http://schemas.openxmlformats.org/wordprocessingml/2006/main" xmlns:w14="http://schemas.microsoft.com/office/word/2010/wordml" xmlns:w15="http://schemas.microsoft.com/office/word/2012/wordml" xmlns:w16cex="http://schemas.microsoft.com/office/word/2018/wordml/cex" xmlns:w16cid="http://schemas.microsoft.com/office/word/2016/wordml/cid" xmlns:w16="http://schemas.microsoft.com/office/word/2018/wordml" xmlns:w16du="http://schemas.microsoft.com/office/word/2023/wordml/word16du" xmlns:w16sdtdh="http://schemas.microsoft.com/office/word/2020/wordml/sdtdatahash" xmlns:w16sdtfl="http://schemas.microsoft.com/office/word/2024/wordml/sdtformatlock" xmlns:w16se="http://schemas.microsoft.com/office/word/2015/wordml/symex" xmlns:wpg="http://schemas.microsoft.com/office/word/2010/wordprocessingGroup" xmlns:wpi="http://schemas.microsoft.com/office/word/2010/wordprocessingInk" xmlns:wne="http://schemas.microsoft.com/office/word/2006/wordml" xmlns:wps="http://schemas.microsoft.com/office/word/2010/wordprocessingShape" mc:Ignorable="w14 w15 w16se w16cid w16 w16cex w16sdtdh w16sdtfl w16du wp14">
   <w:p>
     <w:pPr>
       <w:pStyle w:val="Header"/>
@@ -651,7 +1033,7 @@
 </file>
 
 <file path=word/header3.xml><?xml version="1.0" encoding="utf-8"?>
-<w:hdr xmlns:wpc="http://schemas.microsoft.com/office/word/2010/wordprocessingCanvas" xmlns:cx="http://schemas.microsoft.com/office/drawing/2014/chartex" xmlns:cx1="http://schemas.microsoft.com/office/drawing/2015/9/8/chartex" xmlns:cx2="http://schemas.microsoft.com/office/drawing/2015/10/21/chartex" xmlns:cx3="http://schemas.microsoft.com/office/drawing/2016/5/9/chartex" xmlns:cx4="http://schemas.microsoft.com/office/drawing/2016/5/10/chartex" xmlns:cx5="http://schemas.microsoft.com/office/drawing/2016/5/11/chartex" xmlns:cx6="http://schemas.microsoft.com/office/drawing/2016/5/12/chartex" xmlns:cx7="http://schemas.microsoft.com/office/drawing/2016/5/13/chartex" xmlns:cx8="http://schemas.microsoft.com/office/drawing/2016/5/14/chartex" xmlns:mc="http://schemas.openxmlformats.org/markup-compatibility/2006" xmlns:aink="http://schemas.microsoft.com/office/drawing/2016/ink" xmlns:am3d="http://schemas.microsoft.com/office/drawing/2017/model3d" xmlns:o="urn:schemas-microsoft-com:office:office" xmlns:oel="http://schemas.microsoft.com/office/2019/extlst" xmlns:r="http://schemas.openxmlformats.org/officeDocument/2006/relationships" xmlns:m="http://schemas.openxmlformats.org/officeDocument/2006/math" xmlns:v="urn:schemas-microsoft-com:vml" xmlns:wp14="http://schemas.microsoft.com/office/word/2010/wordprocessingDrawing" xmlns:wp="http://schemas.openxmlformats.org/drawingml/2006/wordprocessingDrawing" xmlns:w10="urn:schemas-microsoft-com:office:word" xmlns:w="http://schemas.openxmlformats.org/wordprocessingml/2006/main" xmlns:w14="http://schemas.microsoft.com/office/word/2010/wordml" xmlns:w15="http://schemas.microsoft.com/office/word/2012/wordml" xmlns:w16cex="http://schemas.microsoft.com/office/word/2018/wordml/cex" xmlns:w16cid="http://schemas.microsoft.com/office/word/2016/wordml/cid" xmlns:w16="http://schemas.microsoft.com/office/word/2018/wordml" xmlns:w16sdtdh="http://schemas.microsoft.com/office/word/2020/wordml/sdtdatahash" xmlns:w16se="http://schemas.microsoft.com/office/word/2015/wordml/symex" xmlns:wpg="http://schemas.microsoft.com/office/word/2010/wordprocessingGroup" xmlns:wpi="http://schemas.microsoft.com/office/word/2010/wordprocessingInk" xmlns:wne="http://schemas.microsoft.com/office/word/2006/wordml" xmlns:wps="http://schemas.microsoft.com/office/word/2010/wordprocessingShape" mc:Ignorable="w14 w15 w16se w16cid w16 w16cex w16sdtdh wp14">
+<w:hdr xmlns:wpc="http://schemas.microsoft.com/office/word/2010/wordprocessingCanvas" xmlns:cx="http://schemas.microsoft.com/office/drawing/2014/chartex" xmlns:cx1="http://schemas.microsoft.com/office/drawing/2015/9/8/chartex" xmlns:cx2="http://schemas.microsoft.com/office/drawing/2015/10/21/chartex" xmlns:cx3="http://schemas.microsoft.com/office/drawing/2016/5/9/chartex" xmlns:cx4="http://schemas.microsoft.com/office/drawing/2016/5/10/chartex" xmlns:cx5="http://schemas.microsoft.com/office/drawing/2016/5/11/chartex" xmlns:cx6="http://schemas.microsoft.com/office/drawing/2016/5/12/chartex" xmlns:cx7="http://schemas.microsoft.com/office/drawing/2016/5/13/chartex" xmlns:cx8="http://schemas.microsoft.com/office/drawing/2016/5/14/chartex" xmlns:mc="http://schemas.openxmlformats.org/markup-compatibility/2006" xmlns:aink="http://schemas.microsoft.com/office/drawing/2016/ink" xmlns:am3d="http://schemas.microsoft.com/office/drawing/2017/model3d" xmlns:o="urn:schemas-microsoft-com:office:office" xmlns:oel="http://schemas.microsoft.com/office/2019/extlst" xmlns:r="http://schemas.openxmlformats.org/officeDocument/2006/relationships" xmlns:m="http://schemas.openxmlformats.org/officeDocument/2006/math" xmlns:v="urn:schemas-microsoft-com:vml" xmlns:wp14="http://schemas.microsoft.com/office/word/2010/wordprocessingDrawing" xmlns:wp="http://schemas.openxmlformats.org/drawingml/2006/wordprocessingDrawing" xmlns:w10="urn:schemas-microsoft-com:office:word" xmlns:w="http://schemas.openxmlformats.org/wordprocessingml/2006/main" xmlns:w14="http://schemas.microsoft.com/office/word/2010/wordml" xmlns:w15="http://schemas.microsoft.com/office/word/2012/wordml" xmlns:w16cex="http://schemas.microsoft.com/office/word/2018/wordml/cex" xmlns:w16cid="http://schemas.microsoft.com/office/word/2016/wordml/cid" xmlns:w16="http://schemas.microsoft.com/office/word/2018/wordml" xmlns:w16du="http://schemas.microsoft.com/office/word/2023/wordml/word16du" xmlns:w16sdtdh="http://schemas.microsoft.com/office/word/2020/wordml/sdtdatahash" xmlns:w16sdtfl="http://schemas.microsoft.com/office/word/2024/wordml/sdtformatlock" xmlns:w16se="http://schemas.microsoft.com/office/word/2015/wordml/symex" xmlns:wpg="http://schemas.microsoft.com/office/word/2010/wordprocessingGroup" xmlns:wpi="http://schemas.microsoft.com/office/word/2010/wordprocessingInk" xmlns:wne="http://schemas.microsoft.com/office/word/2006/wordml" xmlns:wps="http://schemas.microsoft.com/office/word/2010/wordprocessingShape" mc:Ignorable="w14 w15 w16se w16cid w16 w16cex w16sdtdh w16sdtfl w16du wp14">
   <w:p>
     <w:pPr>
       <w:pStyle w:val="Header"/>
@@ -660,7 +1042,7 @@
     <w:r>
       <w:tab/>
       <w:tab/>
-      <w:t>2026-06-17</w:t>
+      <w:t>2026-06-18</w:t>
       <w:br/>
       <w:br/>
     </w:r>
@@ -673,7 +1055,7 @@
 </file>
 
 <file path=word/numbering.xml><?xml version="1.0" encoding="utf-8"?>
-<w:numbering xmlns:wpc="http://schemas.microsoft.com/office/word/2010/wordprocessingCanvas" xmlns:cx="http://schemas.microsoft.com/office/drawing/2014/chartex" xmlns:cx1="http://schemas.microsoft.com/office/drawing/2015/9/8/chartex" xmlns:cx2="http://schemas.microsoft.com/office/drawing/2015/10/21/chartex" xmlns:cx3="http://schemas.microsoft.com/office/drawing/2016/5/9/chartex" xmlns:cx4="http://schemas.microsoft.com/office/drawing/2016/5/10/chartex" xmlns:cx5="http://schemas.microsoft.com/office/drawing/2016/5/11/chartex" xmlns:cx6="http://schemas.microsoft.com/office/drawing/2016/5/12/chartex" xmlns:cx7="http://schemas.microsoft.com/office/drawing/2016/5/13/chartex" xmlns:cx8="http://schemas.microsoft.com/office/drawing/2016/5/14/chartex" xmlns:mc="http://schemas.openxmlformats.org/markup-compatibility/2006" xmlns:aink="http://schemas.microsoft.com/office/drawing/2016/ink" xmlns:am3d="http://schemas.microsoft.com/office/drawing/2017/model3d" xmlns:o="urn:schemas-microsoft-com:office:office" xmlns:oel="http://schemas.microsoft.com/office/2019/extlst" xmlns:r="http://schemas.openxmlformats.org/officeDocument/2006/relationships" xmlns:m="http://schemas.openxmlformats.org/officeDocument/2006/math" xmlns:v="urn:schemas-microsoft-com:vml" xmlns:wp14="http://schemas.microsoft.com/office/word/2010/wordprocessingDrawing" xmlns:wp="http://schemas.openxmlformats.org/drawingml/2006/wordprocessingDrawing" xmlns:w10="urn:schemas-microsoft-com:office:word" xmlns:w="http://schemas.openxmlformats.org/wordprocessingml/2006/main" xmlns:w14="http://schemas.microsoft.com/office/word/2010/wordml" xmlns:w15="http://schemas.microsoft.com/office/word/2012/wordml" xmlns:w16cex="http://schemas.microsoft.com/office/word/2018/wordml/cex" xmlns:w16cid="http://schemas.microsoft.com/office/word/2016/wordml/cid" xmlns:w16="http://schemas.microsoft.com/office/word/2018/wordml" xmlns:w16sdtdh="http://schemas.microsoft.com/office/word/2020/wordml/sdtdatahash" xmlns:w16se="http://schemas.microsoft.com/office/word/2015/wordml/symex" xmlns:wpg="http://schemas.microsoft.com/office/word/2010/wordprocessingGroup" xmlns:wpi="http://schemas.microsoft.com/office/word/2010/wordprocessingInk" xmlns:wne="http://schemas.microsoft.com/office/word/2006/wordml" xmlns:wps="http://schemas.microsoft.com/office/word/2010/wordprocessingShape" mc:Ignorable="w14 w15 w16se w16cid w16 w16cex w16sdtdh wp14">
+<w:numbering xmlns:wpc="http://schemas.microsoft.com/office/word/2010/wordprocessingCanvas" xmlns:cx="http://schemas.microsoft.com/office/drawing/2014/chartex" xmlns:cx1="http://schemas.microsoft.com/office/drawing/2015/9/8/chartex" xmlns:cx2="http://schemas.microsoft.com/office/drawing/2015/10/21/chartex" xmlns:cx3="http://schemas.microsoft.com/office/drawing/2016/5/9/chartex" xmlns:cx4="http://schemas.microsoft.com/office/drawing/2016/5/10/chartex" xmlns:cx5="http://schemas.microsoft.com/office/drawing/2016/5/11/chartex" xmlns:cx6="http://schemas.microsoft.com/office/drawing/2016/5/12/chartex" xmlns:cx7="http://schemas.microsoft.com/office/drawing/2016/5/13/chartex" xmlns:cx8="http://schemas.microsoft.com/office/drawing/2016/5/14/chartex" xmlns:mc="http://schemas.openxmlformats.org/markup-compatibility/2006" xmlns:aink="http://schemas.microsoft.com/office/drawing/2016/ink" xmlns:am3d="http://schemas.microsoft.com/office/drawing/2017/model3d" xmlns:o="urn:schemas-microsoft-com:office:office" xmlns:oel="http://schemas.microsoft.com/office/2019/extlst" xmlns:r="http://schemas.openxmlformats.org/officeDocument/2006/relationships" xmlns:m="http://schemas.openxmlformats.org/officeDocument/2006/math" xmlns:v="urn:schemas-microsoft-com:vml" xmlns:wp14="http://schemas.microsoft.com/office/word/2010/wordprocessingDrawing" xmlns:wp="http://schemas.openxmlformats.org/drawingml/2006/wordprocessingDrawing" xmlns:w10="urn:schemas-microsoft-com:office:word" xmlns:w="http://schemas.openxmlformats.org/wordprocessingml/2006/main" xmlns:w14="http://schemas.microsoft.com/office/word/2010/wordml" xmlns:w15="http://schemas.microsoft.com/office/word/2012/wordml" xmlns:w16cex="http://schemas.microsoft.com/office/word/2018/wordml/cex" xmlns:w16cid="http://schemas.microsoft.com/office/word/2016/wordml/cid" xmlns:w16="http://schemas.microsoft.com/office/word/2018/wordml" xmlns:w16du="http://schemas.microsoft.com/office/word/2023/wordml/word16du" xmlns:w16sdtdh="http://schemas.microsoft.com/office/word/2020/wordml/sdtdatahash" xmlns:w16sdtfl="http://schemas.microsoft.com/office/word/2024/wordml/sdtformatlock" xmlns:w16se="http://schemas.microsoft.com/office/word/2015/wordml/symex" xmlns:wpg="http://schemas.microsoft.com/office/word/2010/wordprocessingGroup" xmlns:wpi="http://schemas.microsoft.com/office/word/2010/wordprocessingInk" xmlns:wne="http://schemas.microsoft.com/office/word/2006/wordml" xmlns:wps="http://schemas.microsoft.com/office/word/2010/wordprocessingShape" mc:Ignorable="w14 w15 w16se w16cid w16 w16cex w16sdtdh w16sdtfl w16du wp14">
   <w:abstractNum w:abstractNumId="0" w15:restartNumberingAfterBreak="0">
     <w:nsid w:val="FFFFFF7C"/>
     <w:multiLevelType w:val="singleLevel"/>
@@ -876,7 +1258,7 @@
 </file>
 
 <file path=word/styles.xml><?xml version="1.0" encoding="utf-8"?>
-<w:styles xmlns:mc="http://schemas.openxmlformats.org/markup-compatibility/2006" xmlns:r="http://schemas.openxmlformats.org/officeDocument/2006/relationships" xmlns:w="http://schemas.openxmlformats.org/wordprocessingml/2006/main" xmlns:w14="http://schemas.microsoft.com/office/word/2010/wordml" xmlns:w15="http://schemas.microsoft.com/office/word/2012/wordml" xmlns:w16cex="http://schemas.microsoft.com/office/word/2018/wordml/cex" xmlns:w16cid="http://schemas.microsoft.com/office/word/2016/wordml/cid" xmlns:w16="http://schemas.microsoft.com/office/word/2018/wordml" xmlns:w16sdtdh="http://schemas.microsoft.com/office/word/2020/wordml/sdtdatahash" xmlns:w16se="http://schemas.microsoft.com/office/word/2015/wordml/symex" mc:Ignorable="w14 w15 w16se w16cid w16 w16cex w16sdtdh">
+<w:styles xmlns:mc="http://schemas.openxmlformats.org/markup-compatibility/2006" xmlns:r="http://schemas.openxmlformats.org/officeDocument/2006/relationships" xmlns:w="http://schemas.openxmlformats.org/wordprocessingml/2006/main" xmlns:w14="http://schemas.microsoft.com/office/word/2010/wordml" xmlns:w15="http://schemas.microsoft.com/office/word/2012/wordml" xmlns:w16cex="http://schemas.microsoft.com/office/word/2018/wordml/cex" xmlns:w16cid="http://schemas.microsoft.com/office/word/2016/wordml/cid" xmlns:w16="http://schemas.microsoft.com/office/word/2018/wordml" xmlns:w16du="http://schemas.microsoft.com/office/word/2023/wordml/word16du" xmlns:w16sdtdh="http://schemas.microsoft.com/office/word/2020/wordml/sdtdatahash" xmlns:w16sdtfl="http://schemas.microsoft.com/office/word/2024/wordml/sdtformatlock" xmlns:w16se="http://schemas.microsoft.com/office/word/2015/wordml/symex" mc:Ignorable="w14 w15 w16se w16cid w16 w16cex w16sdtdh w16sdtfl w16du">
   <w:docDefaults>
     <w:rPrDefault>
       <w:rPr>
@@ -1634,7 +2016,7 @@
     <w:link w:val="TitleChar"/>
     <w:uiPriority w:val="10"/>
     <w:qFormat/>
-    <w:rsid w:val="007106C8"/>
+    <w:rsid w:val="00E854FA"/>
     <w:pPr>
       <w:spacing w:after="300" w:line="240" w:lineRule="auto"/>
       <w:contextualSpacing/>
@@ -1644,7 +2026,7 @@
       <w:rFonts w:eastAsiaTheme="majorEastAsia" w:cstheme="majorBidi"/>
       <w:spacing w:val="5"/>
       <w:kern w:val="28"/>
-      <w:sz w:val="52"/>
+      <w:sz w:val="40"/>
       <w:szCs w:val="52"/>
       <w:lang w:val="sv-SE" w:eastAsia="en-US" w:bidi="ar-SA"/>
     </w:rPr>
@@ -1654,12 +2036,12 @@
     <w:basedOn w:val="DefaultParagraphFont"/>
     <w:link w:val="Title"/>
     <w:uiPriority w:val="10"/>
-    <w:rsid w:val="007106C8"/>
+    <w:rsid w:val="00E854FA"/>
     <w:rPr>
       <w:rFonts w:ascii="Times New Roman" w:eastAsiaTheme="majorEastAsia" w:hAnsi="Times New Roman" w:cstheme="majorBidi"/>
       <w:spacing w:val="5"/>
       <w:kern w:val="28"/>
-      <w:sz w:val="52"/>
+      <w:sz w:val="40"/>
       <w:szCs w:val="52"/>
       <w:lang w:val="sv-SE" w:eastAsia="en-US" w:bidi="ar-SA"/>
     </w:rPr>

--- a/tillsyn/A 21543-2026 tillsynsbegäran.docx
+++ b/tillsyn/A 21543-2026 tillsynsbegäran.docx
@@ -1042,7 +1042,7 @@
     <w:r>
       <w:tab/>
       <w:tab/>
-      <w:t>2026-06-18</w:t>
+      <w:t>2026-06-19</w:t>
       <w:br/>
       <w:br/>
     </w:r>

--- a/tillsyn/A 21543-2026 tillsynsbegäran.docx
+++ b/tillsyn/A 21543-2026 tillsynsbegäran.docx
@@ -1042,7 +1042,7 @@
     <w:r>
       <w:tab/>
       <w:tab/>
-      <w:t>2026-06-19</w:t>
+      <w:t>2026-06-20</w:t>
       <w:br/>
       <w:br/>
     </w:r>

--- a/tillsyn/A 21543-2026 tillsynsbegäran.docx
+++ b/tillsyn/A 21543-2026 tillsynsbegäran.docx
@@ -12,10 +12,7 @@
     </w:p>
     <w:p>
       <w:r>
-        <w:t>Detta dokument behandlar höga naturvärden i avverkningsanmälan A 21543-2026 i Mönsterås kommun som inkom 2026-05-06 och omfattar 3,1 ha.</w:t>
-      </w:r>
-      <w:r>
-        <w:t xml:space="preserve"> I Figur 1 visas fyndplatser för naturvårdsarter i området, som finns registrerade på Artportalen.</w:t>
+        <w:t>Denna tillsynsbegäran behandlar höga naturvärden i avverkningsanmälan A 21543-2026 i Mönsterås kommun som inkom 2026-05-06 och omfattar 3,1 ha.</w:t>
       </w:r>
     </w:p>
     <w:p>
@@ -63,27 +60,12 @@
         <w:spacing w:after="240"/>
       </w:pPr>
       <w:r>
-        <w:t>Figur 1. Fyndplatser för naturvårdsarter i och inom 25 meter från avverkningsanmälan (röd linje). Inom parentes anges rödlistekategorier, S för signalarter, Tför typiska arter och fridlysningsparagrafer i artskyddsförordningen.Markörer utan svart kant är placerade på fyndplatsen. Markörer med svart kant är placerade vid sidan av fyndplatsen och har ett svart streck som visar fyndplatsens exakta position. Kartans mittpunktskoordinat är N 6338825, E 575748 i SWEREF 99 TM.</w:t>
+        <w:t>Figur 1. Fyndplatser för naturvårdsarter i och inom 25 meter från avverkningsanmälan. Markörer utan svart kant är placerade på fyndplatsen. Markörer med svart kant är placerade vid sidan av fyndplatsen har ett svart streck som visar fyndplatsens exakta position. Kartans mittpunktskoordinat är N 6338825, E 575748 i SWEREF 99 TM.</w:t>
       </w:r>
     </w:p>
     <w:p>
       <w:r>
-        <w:t>Vi begär härmed att Skogsstyrelsen fattar beslut enligt miljöbalken som säkerställer att skogens höga naturvärden bevaras samt att EU-lagstiftning efterlevs och att artskyddsbrott förhindras.</w:t>
-      </w:r>
-    </w:p>
-    <w:p>
-      <w:r>
-        <w:t>Vi begär vidare att Skogsstyrelsen säkerställer att inga skador eller försämringar av naturtypens bevarandestatus i området tillåts ske. Se Rådets direktiv 92/43/EEG samt ickeförsämringskravet i EU:s naturrestaureringsförordning (EU 2024/1991).</w:t>
-      </w:r>
-    </w:p>
-    <w:p>
-      <w:r>
-        <w:t>Vi önskar även ta del av de ställningstaganden och beslut som myndigheten meddelar till följd av aktuell avverkningsanmälan och föreningens inlaga (se 34 § förvaltningslagen).</w:t>
-      </w:r>
-    </w:p>
-    <w:p>
-      <w:r>
-        <w:t>Nedan beskrivs fynd av naturvårdsarter och fridlysta arter som gjorts i det avverkningsanmälda området. I BILAGA 1 finns artfakta om fridlysta arter.</w:t>
+        <w:t>I och inom 25 meter från avverkningsanmälan finns fynd av 14 naturvårdsarter, varav 3 är rödlistade, 4 är fridlysta, 8 är typiska (T) och 8 är signalarter (S): talltita (NT, §4), ullticka (NT, T), vedtrappmossa (NT, T), blodticka (S, T), blåmossa (S, T), bronshjon (S, T), kornknutmossa (S, T), stor revmossa (S), vedticka (S, T), västlig hakmossa (S), vågbandad barkbock (S), spillkråka (T, §4), kungsfågel (§4) och revlummer (§9). Se Figur 1.</w:t>
       </w:r>
     </w:p>
     <w:p>
@@ -91,17 +73,415 @@
         <w:pStyle w:val="Heading1"/>
       </w:pPr>
       <w:r>
-        <w:t>Naturvårdsarter</w:t>
+        <w:t>Tillsynsbegäran</w:t>
       </w:r>
     </w:p>
     <w:p>
       <w:r>
-        <w:t>I och inom 25 meter från avverkningsanmälan har följande 14 naturvårdsarter hittats: talltita (NT, §4), ullticka (NT, T), vedtrappmossa (NT, T), blodticka (S, T), blåmossa (S, T), bronshjon (S, T), kornknutmossa (S, T), stor revmossa (S), vedticka (S, T), västlig hakmossa (S), vågbandad barkbock (S), spillkråka (T, §4), kungsfågel (§4) och revlummer (§9). Av dessa är 3 rödlistade. För rödlistade arter har rödlistekategorin angivits inom parentes. Arter som är signalarter enligt Skogsstyrelsen har markerats med (S). Typiska arter inom Natura 2000 som är kopplade till skogsekosystem har markerats med (T). För fridlysta arter anges även paragrafen i Artskyddsförordningen som arten är fridlyst enligt.</w:t>
+        <w:t>Vi begär härmed att Skogsstyrelsen fattar beslut enligt miljöbalken som säkerställer att skogens höga naturvärden bevaras samt att EU-lagstiftning efterlevs och att artskyddsbrott förhindras.</w:t>
       </w:r>
     </w:p>
     <w:p>
       <w:r>
-        <w:t>De påträffade naturvårdsarterna är ett tydligt kvitto på att det rör sig om en skog med höga naturvärden.</w:t>
+        <w:t>Vi begär vidare att Skogsstyrelsen säkerställer att inga skador eller försämringar av naturtypens bevarandestatus i området tillåts ske. Se Rådets direktiv 92/43/EEG samt ickeförsämringskravet i EU:s naturrestaureringsförordning (EU 2024/1991).</w:t>
+      </w:r>
+    </w:p>
+    <w:p>
+      <w:r>
+        <w:t>Vi önskar även ta del av de ställningstaganden och beslut som myndigheten meddelar till följd av aktuell avverkningsanmälan och föreningens inlaga (se 34 § förvaltningslagen).</w:t>
+      </w:r>
+    </w:p>
+    <w:p>
+      <w:pPr>
+        <w:pStyle w:val="Heading1"/>
+      </w:pPr>
+      <w:r>
+        <w:t>Naturvårdsarter och fridlysta arter</w:t>
+      </w:r>
+    </w:p>
+    <w:p>
+      <w:r>
+        <w:t>Nedan följer beskrivningar av de naturvårdsarter och fridlysta arter som har sina livsmiljöer och växtplatser i den avverkningsanmälda skogen. Se även ytterligare artfakta i BILAGA 1. De påträffade naturvårdsarterna är ett tydligt kvitto på att det rör sig om en skog med höga naturvärden.</w:t>
+      </w:r>
+    </w:p>
+    <w:p>
+      <w:r>
+        <w:rPr>
+          <w:b/>
+        </w:rPr>
+        <w:t>Talltita (NT, §4)</w:t>
+      </w:r>
+      <w:r>
+        <w:t>, rödlistad som nära hotad och prioriterad art i Skogsvårdslagen, har häckningsrevir i anmälan. Arten har minskat kraftigt de senaste 30 åren och minskningstakten innevarande 10-årsperiod beräknas till 20 (10–30) %. Talltitan är synnerligen trogen sitt cirka 15 hektar stora revir och är beroende av flerskiktade olikåldriga skogar för att kunna föda upp sina ungar. Talltitan försvinner om dess livsmiljö kalavverkas (Eggers &amp; Low, 2014; Ekman, 1979; Griesser et al, 2007; Klein, 2020; Siffczyk et al, 2003; SLU Artdatabanken, 2021).</w:t>
+      </w:r>
+    </w:p>
+    <w:p>
+      <w:r>
+        <w:rPr>
+          <w:b/>
+        </w:rPr>
+        <w:t>Ullticka (NT)</w:t>
+      </w:r>
+      <w:r>
+        <w:t xml:space="preserve"> är knuten till restbestånd av barrnaturskog och förekommer med ett tydligt optimum i orörda eller måttligt påverkade gamla granskogar där det föreligger viss kontinuitet av grov död ved. Ullticka är en bra signalart inom hela sitt utbredningsområde och i södra Sverige är den sällsynt och en god signalart för skyddsvärda granskogsmiljöer. Den hotas av avverkning och fragmentering av naturskog och äldre granskog med lång trädkontinuitet. På ullticka kan ibland ulltickeporing (VU) påträffas - det är en sällsynt ticka som nyligen delats upp i de tre olika arterna ulltickeporing </w:t>
+      </w:r>
+      <w:r>
+        <w:rPr>
+          <w:i/>
+        </w:rPr>
+        <w:t xml:space="preserve">Skeletocutis brevispora </w:t>
+      </w:r>
+      <w:r>
+        <w:t>(VU)</w:t>
+      </w:r>
+      <w:r>
+        <w:rPr>
+          <w:i/>
+        </w:rPr>
+        <w:t>, Skeletocutis delicata</w:t>
+      </w:r>
+      <w:r>
+        <w:t xml:space="preserve"> (VU)</w:t>
+      </w:r>
+      <w:r>
+        <w:rPr>
+          <w:i/>
+        </w:rPr>
+        <w:t xml:space="preserve"> och Skeletocutis exilis</w:t>
+      </w:r>
+      <w:r>
+        <w:t xml:space="preserve"> (NT). Ullticka är typisk art för </w:t>
+      </w:r>
+      <w:r>
+        <w:rPr>
+          <w:i/>
+        </w:rPr>
+        <w:t xml:space="preserve">9010 Taiga, 9050 Näringsrik granskog </w:t>
+      </w:r>
+      <w:r>
+        <w:t xml:space="preserve">och </w:t>
+      </w:r>
+      <w:r>
+        <w:rPr>
+          <w:i/>
+        </w:rPr>
+        <w:t>9030 Landhöjningsskog</w:t>
+      </w:r>
+      <w:r>
+        <w:t xml:space="preserve"> (SLU Artdatabanken, 2026; Nitare &amp; Skogsstyrelsen, 2019; Miettinen &amp; Niemelä, 2018).</w:t>
+      </w:r>
+    </w:p>
+    <w:p>
+      <w:r>
+        <w:rPr>
+          <w:b/>
+        </w:rPr>
+        <w:t xml:space="preserve">Vedtrappmossa (NT) </w:t>
+      </w:r>
+      <w:r>
+        <w:t xml:space="preserve">växer på död ved, främst i gammal granskog. Den förekommer knappast alls i fjällnära barrskogar utan finns i skogslandskapet nedom fjällen och framför allt i landets södra delar är den en mycket bra signalart för barrnaturskog med höga naturvärden. Skogsavverkning och brist på grov död ved i skogen är de allvarligaste hoten och den överlever inte kalhyggesbruk. Lokaler med sluten granskog, tillräckligt stora för att säkerställa ett kontinuerligt tillskott på grova lågor, bör undantas från storskaligt skogsbruk. Vedtrappmossa är typisk art för </w:t>
+      </w:r>
+      <w:r>
+        <w:rPr>
+          <w:i/>
+        </w:rPr>
+        <w:t>9010 Taiga</w:t>
+      </w:r>
+      <w:r>
+        <w:t xml:space="preserve"> (SLU Artdatabanken, 2024).</w:t>
+      </w:r>
+    </w:p>
+    <w:p>
+      <w:r>
+        <w:rPr>
+          <w:b/>
+        </w:rPr>
+        <w:t xml:space="preserve">Blodticka </w:t>
+      </w:r>
+      <w:r>
+        <w:t xml:space="preserve">är i norra Sverige främst knuten till grova granlågor i urskogsartad barrskog, men förekommer ibland även på klenare granar i anslutning till bäckar och sumpskogar. Den är en bra indikator på granskogar med höga naturvärden och oftast förekommer den tillsammans med ett stort antal ovanliga och rödlistade arter. I södra Sverige växer den framför allt på tall och har då ett lägre signalvärde. Blodticka är typisk art för </w:t>
+      </w:r>
+      <w:r>
+        <w:rPr>
+          <w:i/>
+        </w:rPr>
+        <w:t>9030 Landhöjningsskog</w:t>
+      </w:r>
+      <w:r>
+        <w:t xml:space="preserve"> (SLU Artdatabanken, 2025; Nitare &amp; Skogsstyrelsen, 2019).</w:t>
+      </w:r>
+    </w:p>
+    <w:p>
+      <w:r>
+        <w:rPr>
+          <w:b/>
+        </w:rPr>
+        <w:t xml:space="preserve">Blåmossa </w:t>
+      </w:r>
+      <w:r>
+        <w:t xml:space="preserve">har karaktäristiska kuddar som är lätta att se på långt håll. Mycket stora kuddar, större än 0,5 meter i höjd, indikerar höga naturvärden där skogen har en lång period av orördhet oh stabila miljöförhållanden. Mossan växer under gynnsamma omständigheter cirka 1 centimeter per år och stora kuddar kan därför indirekt visa att lokalen varit lämplig under en lång tid. Blåmossa är typisk art för </w:t>
+      </w:r>
+      <w:r>
+        <w:rPr>
+          <w:i/>
+        </w:rPr>
+        <w:t>9010 Taiga, 9080 Lövsumpskog</w:t>
+      </w:r>
+      <w:r>
+        <w:t xml:space="preserve"> och </w:t>
+      </w:r>
+      <w:r>
+        <w:rPr>
+          <w:i/>
+        </w:rPr>
+        <w:t>9750 Svämlövskog</w:t>
+      </w:r>
+      <w:r>
+        <w:t xml:space="preserve"> (SLU Artdatabanken, 2025; Nitare &amp; Skogsstyrelsen, 2019).</w:t>
+      </w:r>
+    </w:p>
+    <w:p>
+      <w:r>
+        <w:rPr>
+          <w:b/>
+        </w:rPr>
+        <w:t>Bronshjon</w:t>
+      </w:r>
+      <w:r>
+        <w:t xml:space="preserve"> är en skalbagge vars larvutveckling sker under grov bark på stammar av döda eller döende barrträd, främst gran, i mindre omfattning tall. Arten är knuten till äldre, naturskogslik granskog med inslag av torkande träd. Bronshjon är typisk art för </w:t>
+      </w:r>
+      <w:r>
+        <w:rPr>
+          <w:i/>
+        </w:rPr>
+        <w:t>9010 Taiga</w:t>
+      </w:r>
+      <w:r>
+        <w:t xml:space="preserve"> (SLU Artdatabanken, 2025).</w:t>
+      </w:r>
+    </w:p>
+    <w:p>
+      <w:r>
+        <w:rPr>
+          <w:b/>
+        </w:rPr>
+        <w:t>Kornknutmossa</w:t>
+      </w:r>
+      <w:r>
+        <w:t xml:space="preserve"> växer främst på grova lågor i sumpskog och myrkanter och indikerar miljöer med rik och jämn tillgång på fuktigt liggande ved. En typisk växtplats i södra Sverige är naturskogsartad gransumpskog. Samtliga skogsskötselåtgärder på eller i omedelbar närhet av lokalerna utgör ett hot. Fragmenteringen av skogslandskapet liksom minskad mängd död ved är ett långsiktigt hot mot denna art. Kornknutmossa är typisk art för </w:t>
+      </w:r>
+      <w:r>
+        <w:rPr>
+          <w:i/>
+        </w:rPr>
+        <w:t xml:space="preserve">9010 Taiga </w:t>
+      </w:r>
+      <w:r>
+        <w:t>och</w:t>
+      </w:r>
+      <w:r>
+        <w:rPr>
+          <w:i/>
+        </w:rPr>
+        <w:t xml:space="preserve"> 9740 Skogsbevuxen myr</w:t>
+      </w:r>
+      <w:r>
+        <w:t xml:space="preserve"> (SLU Artdatabanken, 2024; Nitare &amp; Skogsstyrelsen, 2019).</w:t>
+      </w:r>
+    </w:p>
+    <w:p>
+      <w:r>
+        <w:rPr>
+          <w:b/>
+        </w:rPr>
+        <w:t xml:space="preserve">Vedticka </w:t>
+      </w:r>
+      <w:r>
+        <w:t xml:space="preserve">är en bra signalart söder om den naturliga norrlandsgränsen. Den är huvudsakligen knuten till äldre barrskogar där det föreligger långvarig kontinuitet av död barrved. Vedticka är typisk art för </w:t>
+      </w:r>
+      <w:r>
+        <w:rPr>
+          <w:i/>
+        </w:rPr>
+        <w:t xml:space="preserve">9010 Taiga </w:t>
+      </w:r>
+      <w:r>
+        <w:t>(Nitare &amp; Skogsstyrelsen, 2019; SLU Artdatabanken, 2025).</w:t>
+      </w:r>
+    </w:p>
+    <w:p>
+      <w:r>
+        <w:rPr>
+          <w:b/>
+        </w:rPr>
+        <w:t xml:space="preserve">Vågbandad barkbock </w:t>
+      </w:r>
+      <w:r>
+        <w:t>är en långhorning vars larvutveckling sker under bark på nyligen döda stående barrträd, främst gran, mer undantagsvis på tall. Främst i stående träd, särskilt gamla, långsamvuxna granar med grov bark, även i grövre grenar, stubbar eller vindfällen. Arten är starkt knuten till naturskogsliknande granskogar, och gynnas av extrema torrsomrar som försvagar träden. Arten påverkas negativt av brist på kontinuitetsskog och en minskning av populationen pågår eller förväntas ske (SLU Artdatabanken, 2025).</w:t>
+      </w:r>
+    </w:p>
+    <w:p>
+      <w:r>
+        <w:rPr>
+          <w:b/>
+        </w:rPr>
+        <w:t>Spillkråka (§4)</w:t>
+      </w:r>
+      <w:r>
+        <w:t xml:space="preserve"> omfattas av bilaga 1 i EU:s fågeldirektiv och är typisk art för </w:t>
+      </w:r>
+      <w:r>
+        <w:rPr>
+          <w:i/>
+        </w:rPr>
+        <w:t xml:space="preserve">9010 Taiga </w:t>
+      </w:r>
+      <w:r>
+        <w:t>och</w:t>
+      </w:r>
+      <w:r>
+        <w:rPr>
+          <w:i/>
+        </w:rPr>
+        <w:t xml:space="preserve"> 9740 Skogsbevuxen myr</w:t>
+      </w:r>
+      <w:r>
+        <w:t>. Den behöver grova träd, främst tall, asp och bok som boträd. Skogsbruk med korta omloppstider och täta, homogena ungskogar utgör det största hotet. Spillkråka är en nyckelart i skogliga miljöer vars övergivna bohål utnyttjas av flera andra hålhäckande fågelarter och fladdermöss, däribland pärluggla (EN, §4), knipa (§4), salskrake (§4) och skogsduva (§4). Hökuggla (VU, §4) och slaguggla (§4) häckar ofta i högstubbar som brutits av i höjd med ett gammalt spillkråkebo (SLU Artdatabanken, 2026; Skogsstyrelsen, 2016).</w:t>
+      </w:r>
+    </w:p>
+    <w:p>
+      <w:pPr>
+        <w:pStyle w:val="Heading1"/>
+      </w:pPr>
+      <w:r>
+        <w:t>EU:s fågeldirektiv</w:t>
+      </w:r>
+    </w:p>
+    <w:p>
+      <w:r>
+        <w:t xml:space="preserve">Europeiska unionens medlemsländer är skyldiga att agera i enlighet med EU:s fågeldirektiv där det uttryckligen står att direktivet gäller för fåglar samt för deras ägg, bon och </w:t>
+      </w:r>
+      <w:r>
+        <w:rPr>
+          <w:b/>
+        </w:rPr>
+        <w:t xml:space="preserve">livsmiljöer </w:t>
+      </w:r>
+      <w:r>
+        <w:t>(artikel 1). Vidare att de åtgärder som vidtas inte får leda till en försämring av den nuvarande situationen beträffande bevarandet av de fågelarter som avses i artikel 1 (artikel 13). Fågeldirektivet är styrande för tillsynsansvariga myndigheters ärendehantering, ställningstaganden och beslutsfattande.</w:t>
+      </w:r>
+    </w:p>
+    <w:p>
+      <w:pPr>
+        <w:pStyle w:val="Heading1"/>
+      </w:pPr>
+      <w:r>
+        <w:t>Typiska arter och EU:s art- och habitatdirektiv</w:t>
+      </w:r>
+    </w:p>
+    <w:p>
+      <w:r>
+        <w:t>Typiska arter används för att lokalisera områden med gynnsam bevarandestatus för de naturtyper som är listade i EU:s art- och habitatdirektiv. Ett exempel är Västlig taiga (EU-kod 9010) som saknar gynnsam bevarandestatus och minskar starkt som naturtyp i Sverige. Naturvårdsverket skriver i sin vägledning för Västlig taiga att dylika miljöer förutsätter normalt att skogarna skyddas långsiktigt, eftersom skogsbruk inte är förenligt med bevarande av naturtypen i gynnsamt tillstånd (Naturvårdsverket, 2011).</w:t>
+      </w:r>
+    </w:p>
+    <w:p>
+      <w:r>
+        <w:t>Följande typiska arter har sina livsmiljöer och växtplatser i den avverkningsanmälda skogen: ullticka (NT, T), vedtrappmossa (NT, T), blodticka (S, T), blåmossa (S, T), bronshjon (S, T), kornknutmossa (S, T), vedticka (S, T) och spillkråka (T, §4).</w:t>
+      </w:r>
+    </w:p>
+    <w:p>
+      <w:r>
+        <w:t>Enligt Sveriges Artikel 17 rapportering 2013 och 2019 till EU, har naturtypen Västlig taiga (9010) dålig bevarandestatus med negativ trend inom Sveriges boreala region. Skogsbruksåtgärder som avverkning, röjning och gallring pekas ut som några av de främst bidragande orsakerna till naturtypens dåliga status och negativa trend (SLU Artdatabanken, 2019). I EU:s uppföljning av tillståndet för naturtyperna i Skandinavien 2013 – 2018 framgår det att i den boreala regionen är tillståndet så dåligt för Västlig taiga (9010) att habitatet löper allvarlig risk att försvinna regionalt (EEA, 2022). Det allvarliga läget för den biologiska mångfalden i skogen framhålls även i Skogsstyren rapport 2026/07:</w:t>
+      </w:r>
+    </w:p>
+    <w:p>
+      <w:r>
+        <w:rPr>
+          <w:i/>
+        </w:rPr>
+        <w:t>"All avverkning av kända skogliga värdekärnor och sannolika kontinuitetsskogar behöver upphöra för att fylla bristen om 1,56 miljoner hektar bevarad livsmiljötyp. På grund av begränsade kvarvarande arealer av värdekärnor, naturskogar och kontinuitetsskogar leder fortsatt förlust av dessa till en påtaglig risk för långsiktigt negativa effekter för biologisk mångfald i skogslandskapet. Att de återstående arealerna bevaras och ges ett långsiktigt skydd bedöms därför vara av avgörande betydelse."</w:t>
+      </w:r>
+      <w:r>
+        <w:t xml:space="preserve"> (Skogsstyrelsen, 2026).</w:t>
+      </w:r>
+    </w:p>
+    <w:p>
+      <w:r>
+        <w:t>Trots detta har statusen för Västlig taiga ändrats till otillräcklig i stället för dålig i den senaste Artikel 17 rapporteringen 2025. Av Naturvårdsverkets rapport framgår det dock att de ändrade statusbedömningarna jämfört med rapporteringen 2019 inte beror på faktiska miljöförändringar. Ändringarna är av teknisk karaktär och främst en följd av resultaten från genomförda regeringsuppdrag och beslut inför rapporteringen 2025. Det är alltså politisk styrning i stället för faktiska förhållanden i naturen som ändrat på naturtypernas status i rapporteringen, vilket rimmar dåligt med såväl art- och habitatdirektivets syften och mål som med naturrestaureringsförordningen. I praktiken har dock Sveriges nya sätt att rapportera bevarandestatus till EU inte någon betydelse eftersom Naturvårdsverkets rapportering 2025 visar att Västlig taiga</w:t>
+      </w:r>
+      <w:r>
+        <w:rPr>
+          <w:b/>
+        </w:rPr>
+        <w:t xml:space="preserve"> </w:t>
+      </w:r>
+      <w:r>
+        <w:t>inte har gynnsam bevarandestatus.</w:t>
+      </w:r>
+    </w:p>
+    <w:p>
+      <w:r>
+        <w:t>Åtgärder som vidtas i enlighet med art- och habitatdirektivet ska enligt Artikel 2 syfta till att bibehålla eller återställa en gynnsam bevarandestatus hos livsmiljöer samt arter och vilda djur och växter av gemenskapsintresse. Enligt prejudikat från EU-domstolen ska en skogsbruksverksamhet utföras på ett sådant sätt som utgör ett förebyggande och hållbart skogsbruk för att betraktas som förenlig med bevarandekraven i direktivet (se EU-domstolens dom i de förenade målen C 473-19 och C 474-19).</w:t>
+      </w:r>
+    </w:p>
+    <w:p>
+      <w:r>
+        <w:t xml:space="preserve">Av artikel 1.e samma direktiv framgår att en livsmiljös bevarandestatus anses " gynnsam" när — dess naturliga utbredningsområde och de ytor den täcker inom detta område är stabila eller ökande, och — den särskilda struktur och de särskilda funktioner som är nödvändiga för att den skall kunna bibehållas på lång sikt finns, och sannolikt kommer att finnas under en överskådlig framtid, och — bevarandestatusen hos dess </w:t>
+      </w:r>
+      <w:r>
+        <w:rPr>
+          <w:b/>
+        </w:rPr>
+        <w:t>typiska arter</w:t>
+      </w:r>
+      <w:r>
+        <w:t xml:space="preserve"> är gynnsam enligt definitionen i artikel 1.i.</w:t>
+      </w:r>
+    </w:p>
+    <w:p>
+      <w:r>
+        <w:t>EU-direktiv är bindande för EU:s medlemsländer varvid det ankommer på Skogsstyrelsen som nationell tillsynsmyndighet att beakta syftet med EU:s art- och habitatdirektiv vid prövningen av en skogsbruksverksamhet, se Rådets direktiv 92/43/EEG. Se ytterligare information om EU:s livsmiljödirektiv i bilaga 2.</w:t>
+      </w:r>
+    </w:p>
+    <w:p>
+      <w:r>
+        <w:br w:type="page"/>
+      </w:r>
+    </w:p>
+    <w:p>
+      <w:pPr>
+        <w:pStyle w:val="Title"/>
+      </w:pPr>
+      <w:r>
+        <w:t>BILAGA 1 – Fridlysta arter</w:t>
+      </w:r>
+    </w:p>
+    <w:p>
+      <w:pPr>
+        <w:pStyle w:val="Heading1"/>
+      </w:pPr>
+      <w:r>
+        <w:t>Talltita – ekologi samt krav på livsmiljön</w:t>
+      </w:r>
+    </w:p>
+    <w:p>
+      <w:r>
+        <w:t>Talltita är rödlistad som NT, fridlyst och prioriterad art i Skogsvårdslagen. Den omfattas av EU:s fågeldirektiv. Arten har minskat kraftigt de senaste 30 åren och minskningstakten innevarande 10-årsperiod beräknas till 20 (10–30) % (SLU Artdatabanken, 2022).</w:t>
+      </w:r>
+    </w:p>
+    <w:p>
+      <w:r>
+        <w:t>Talltita föredrar större sammanhängande barrskogar, och finns såväl i tallskog som granskog och i lövblandad barrskog. Skogens struktur är viktig och ska helst vara flerskiktad med riklig underväxt av mindre granar, björk och andra lövträd och buskar. Tillgång på murknande högstubbar är särskilt viktig, eftersom talltitan helst själv hackar ut sitt bohål (SLU Artdatabanken, 2022).</w:t>
+      </w:r>
+    </w:p>
+    <w:p>
+      <w:r>
+        <w:t>Det finns flera studier som visar att talltita är känslig för gallring och inte överlever när dess livsmiljö kalavverkas (Eggers and Low, 2014; Griesser et al., 2007; Klein, 2020). Talltitans revir är förhållandevis stora, 10–20 hektar och arten missgynnas när skogen fragmenteras. Kalavverkning av större delar av reviret innebär att det överges (Artdatabanken, 2021).</w:t>
+      </w:r>
+    </w:p>
+    <w:p>
+      <w:r>
+        <w:t>Talltitan är synnerligen trogen sitt revir så länge paret lever och biotopen förblir intakt. Paret stannar i sitt revir året om. En förlust av ett revir har därför en stor inverkan på den lokala populationen och trakthyggesbruket anses vara orsak till den svenska populationens kraftiga minskning. Talltiteparets revirtrohet innebär att närhelst under året man observerar en adult talltita så ingår denna plats i reviret (Siffczyk et al., 2003; Ekman, 1979).</w:t>
       </w:r>
     </w:p>
     <w:p>
@@ -109,37 +489,104 @@
         <w:pStyle w:val="Heading2"/>
       </w:pPr>
       <w:r>
-        <w:t>Fridlysta arter</w:t>
+        <w:t>Referenser – talltita</w:t>
       </w:r>
     </w:p>
     <w:p>
       <w:r>
-        <w:t>Följande fridlysta arter har sina livsmiljöer och växtplatser i den avverkningsanmälda skogen: talltita (NT, §4), spillkråka (T, §4), kungsfågel (§4) och revlummer (§9).</w:t>
+        <w:t xml:space="preserve">Eggers, S., Low, M., 2014. </w:t>
+      </w:r>
+      <w:r>
+        <w:rPr>
+          <w:i/>
+        </w:rPr>
+        <w:t xml:space="preserve">Differential demographic responses of sympatric Parids to vegetation management in boreal forest. </w:t>
+      </w:r>
+      <w:r>
+        <w:t>For. Ecol. Manage. 319, 169–175.</w:t>
       </w:r>
     </w:p>
     <w:p>
       <w:r>
-        <w:t xml:space="preserve">Observera att medlemsländerna är skyldiga att agera i enlighet med EU:s fågeldirektiv där det uttryckligen står att direktivet gäller för fåglar samt för deras ägg, bon och </w:t>
+        <w:t xml:space="preserve">Ekman, J., 1979. </w:t>
       </w:r>
       <w:r>
         <w:rPr>
-          <w:b/>
+          <w:i/>
         </w:rPr>
-        <w:t xml:space="preserve">livsmiljöer </w:t>
-      </w:r>
-      <w:r>
-        <w:t>(artikel 1). Vidare att de åtgärder som vidtas inte får leda till en försämring av den nuvarande situationen beträffande bevarandet av de fågelarter som avses i artikel 1 (artikel 13). Fågeldirektivet är styrande för tillsynsansvariga myndigheters ärendehantering, ställningstaganden och beslutsfattande.</w:t>
+        <w:t xml:space="preserve">Coherence, composition and territories of winter social groups of the Willow Tit Parus montanus and the Crested Tit P. cristatus. </w:t>
+      </w:r>
+      <w:r>
+        <w:t>Ornis Scandinavica, 10, pp 56–68</w:t>
       </w:r>
     </w:p>
     <w:p>
       <w:r>
+        <w:t xml:space="preserve">Griesser, M., Nystrand, M., Eggers, S., Ekman, J., 2007. </w:t>
+      </w:r>
+      <w:r>
         <w:rPr>
-          <w:b/>
+          <w:i/>
         </w:rPr>
-        <w:t>Spillkråka (§4)</w:t>
-      </w:r>
-      <w:r>
-        <w:t xml:space="preserve"> omfattas av bilaga 1 i EU:s fågeldirektiv och är typisk art för </w:t>
+        <w:t xml:space="preserve">Impact of forestry practices on fitness correlates and population productivity in an open-nesting bird species. </w:t>
+      </w:r>
+      <w:r>
+        <w:t>Conserv. Biol. 21, 767–774. https://doi.org/10.1111/j.1523- 1739.2007.00675.x</w:t>
+      </w:r>
+    </w:p>
+    <w:p>
+      <w:r>
+        <w:t xml:space="preserve">Klein, J., 2020. </w:t>
+      </w:r>
+      <w:r>
+        <w:rPr>
+          <w:i/>
+        </w:rPr>
+        <w:t xml:space="preserve">The forgotten forest – On thinning, retention, and biodiversity in the boreal forest. </w:t>
+      </w:r>
+      <w:r>
+        <w:t>Doctoral Thesis No. 2020:50</w:t>
+      </w:r>
+    </w:p>
+    <w:p>
+      <w:r>
+        <w:t xml:space="preserve">Siffczyk, C., Brotons, L., Kangas, K., Orell, M., 2003. </w:t>
+      </w:r>
+      <w:r>
+        <w:rPr>
+          <w:i/>
+        </w:rPr>
+        <w:t xml:space="preserve">Home range size of willow tits. </w:t>
+      </w:r>
+      <w:r>
+        <w:t>Oecologica, 136, 635–642 (2003)</w:t>
+      </w:r>
+    </w:p>
+    <w:p>
+      <w:r>
+        <w:t xml:space="preserve">SLU Artdatabanken, 2021. </w:t>
+      </w:r>
+      <w:r>
+        <w:rPr>
+          <w:i/>
+        </w:rPr>
+        <w:t xml:space="preserve">Artfaktablad. Naturvård – artfakta. </w:t>
+      </w:r>
+      <w:r>
+        <w:t>SLU Artdatabanken, Uppsala</w:t>
+      </w:r>
+    </w:p>
+    <w:p>
+      <w:pPr>
+        <w:pStyle w:val="Heading1"/>
+      </w:pPr>
+      <w:r>
+        <w:t>Spillkråka – ekologi samt krav på livsmiljön</w:t>
+      </w:r>
+    </w:p>
+    <w:p>
+      <w:r>
+        <w:t xml:space="preserve">Spillkråka (§4) ingår i bilaga 1 EU:s fågeldirektiv och är typisk art för </w:t>
       </w:r>
       <w:r>
         <w:rPr>
@@ -157,23 +604,12 @@
         <w:t xml:space="preserve"> 9740 Skogsbevuxen myr</w:t>
       </w:r>
       <w:r>
-        <w:t>. Den behöver grova träd, främst tall, asp och bok som boträd. Skogsbruk med korta omloppstider och täta, homogena ungskogar utgör det största hotet. Spillkråka är en nyckelart i skogliga miljöer vars övergivna bohål utnyttjas av flera andra hålhäckande fågelarter och fladdermöss, däribland pärluggla (EN, §4), knipa (§4), salskrake (§4) och skogsduva (§4). Hökuggla (VU, §4) och slaguggla (§4) häckar ofta i högstubbar som brutits av i höjd med ett gammalt spillkråkebo (SLU Artdatabanken, 2026; Skogsstyrelsen, 2016).</w:t>
+        <w:t>. Den lever i både barr- och blandskog liksom i ren lövskog. De tätaste populationerna tenderar att finnas i äldre, variationsrik blandskog med gott om död ved och gamla träd. Varje par utnyttjar 400–1000 hektar skog beroende på skogens kvalitet. Skogsbruk med korta omloppstider och täta, homogena ungskogar utgör det största hotet (SLU Artdatabanken, 2026).</w:t>
       </w:r>
     </w:p>
     <w:p>
       <w:r>
-        <w:rPr>
-          <w:b/>
-        </w:rPr>
-        <w:t>Talltita (NT, §4)</w:t>
-      </w:r>
-      <w:r>
-        <w:t>, rödlistad som nära hotad och prioriterad art i Skogsvårdslagen, har häckningsrevir i anmälan. Arten har minskat kraftigt de senaste 30 åren och minskningstakten innevarande 10-årsperiod beräknas till 20 (10–30) %. Talltitan är synnerligen trogen sitt cirka 15 hektar stora revir och är beroende av flerskiktade olikåldriga skogar för att kunna föda upp sina ungar. Talltitan försvinner om dess livsmiljö kalavverkas (Eggers &amp; Low, 2014; Ekman, 1979; Griesser et al, 2007; Klein, 2020; Siffczyk et al, 2003; SLU Artdatabanken, 2021).</w:t>
-      </w:r>
-    </w:p>
-    <w:p>
-      <w:r>
-        <w:t>I BILAGA 1 finns mer detaljerad information om ekologi samt krav på livsmiljö hos fridlysta arter.</w:t>
+        <w:t>Spillkråka är en nyckelart i skogliga miljöer vars övergivna bohål utnyttjas av flera andra hålhäckande fågelarter och fladdermöss, däribland pärluggla (EN, §4), knipa (§4), salskrake (§4) och skogsduva (§4). Hökuggla (VU, §4) och slaguggla (§4) häckar ofta i högstubbar som brutits av i höjd med ett gammalt spillkråkebo (Skogsstyrelsen, 2016).</w:t>
       </w:r>
     </w:p>
     <w:p>
@@ -181,340 +617,6 @@
         <w:pStyle w:val="Heading2"/>
       </w:pPr>
       <w:r>
-        <w:t>Övriga naturvårdsarter</w:t>
-      </w:r>
-    </w:p>
-    <w:p>
-      <w:r>
-        <w:rPr>
-          <w:b/>
-        </w:rPr>
-        <w:t xml:space="preserve">Blodticka </w:t>
-      </w:r>
-      <w:r>
-        <w:t xml:space="preserve">är i norra Sverige främst knuten till grova granlågor i urskogsartad barrskog, men förekommer ibland även på klenare granar i anslutning till bäckar och sumpskogar. Den är en bra indikator på granskogar med höga naturvärden och oftast förekommer den tillsammans med ett stort antal ovanliga och rödlistade arter. I södra Sverige växer den framför allt på tall och har då ett lägre signalvärde. Blodticka är typisk art för </w:t>
-      </w:r>
-      <w:r>
-        <w:rPr>
-          <w:i/>
-        </w:rPr>
-        <w:t>9030 Landhöjningsskog</w:t>
-      </w:r>
-      <w:r>
-        <w:t xml:space="preserve"> (SLU Artdatabanken, 2025; Nitare &amp; Skogsstyrelsen, 2019).</w:t>
-      </w:r>
-    </w:p>
-    <w:p>
-      <w:r>
-        <w:rPr>
-          <w:b/>
-        </w:rPr>
-        <w:t xml:space="preserve">Blåmossa </w:t>
-      </w:r>
-      <w:r>
-        <w:t xml:space="preserve">har karaktäristiska kuddar som är lätta att se på långt håll. Mycket stora kuddar, större än 0,5 meter i höjd, indikerar höga naturvärden där skogen har en lång period av orördhet oh stabila miljöförhållanden. Mossan växer under gynnsamma omständigheter cirka 1 centimeter per år och stora kuddar kan därför indirekt visa att lokalen varit lämplig under en lång tid. Blåmossa är typisk art för </w:t>
-      </w:r>
-      <w:r>
-        <w:rPr>
-          <w:i/>
-        </w:rPr>
-        <w:t>9010 Taiga, 9080 Lövsumpskog</w:t>
-      </w:r>
-      <w:r>
-        <w:t xml:space="preserve"> och </w:t>
-      </w:r>
-      <w:r>
-        <w:rPr>
-          <w:i/>
-        </w:rPr>
-        <w:t>9750 Svämlövskog</w:t>
-      </w:r>
-      <w:r>
-        <w:t xml:space="preserve"> (SLU Artdatabanken, 2025; Nitare &amp; Skogsstyrelsen, 2019).</w:t>
-      </w:r>
-    </w:p>
-    <w:p>
-      <w:r>
-        <w:rPr>
-          <w:b/>
-        </w:rPr>
-        <w:t>Bronshjon</w:t>
-      </w:r>
-      <w:r>
-        <w:t xml:space="preserve"> är en skalbagge vars larvutveckling sker under grov bark på stammar av döda eller döende barrträd, främst gran, i mindre omfattning tall. Arten är knuten till äldre, naturskogslik granskog med inslag av torkande träd. Bronshjon är typisk art för </w:t>
-      </w:r>
-      <w:r>
-        <w:rPr>
-          <w:i/>
-        </w:rPr>
-        <w:t>9010 Taiga</w:t>
-      </w:r>
-      <w:r>
-        <w:t xml:space="preserve"> (SLU Artdatabanken, 2025).</w:t>
-      </w:r>
-    </w:p>
-    <w:p>
-      <w:r>
-        <w:rPr>
-          <w:b/>
-        </w:rPr>
-        <w:t>Kornknutmossa</w:t>
-      </w:r>
-      <w:r>
-        <w:t xml:space="preserve"> växer främst på grova lågor i sumpskog och myrkanter och indikerar miljöer med rik och jämn tillgång på fuktigt liggande ved. En typisk växtplats i södra Sverige är naturskogsartad gransumpskog. Samtliga skogsskötselåtgärder på eller i omedelbar närhet av lokalerna utgör ett hot. Fragmenteringen av skogslandskapet liksom minskad mängd död ved är ett långsiktigt hot mot denna art. Kornknutmossa är typisk art för </w:t>
-      </w:r>
-      <w:r>
-        <w:rPr>
-          <w:i/>
-        </w:rPr>
-        <w:t xml:space="preserve">9010 Taiga </w:t>
-      </w:r>
-      <w:r>
-        <w:t>och</w:t>
-      </w:r>
-      <w:r>
-        <w:rPr>
-          <w:i/>
-        </w:rPr>
-        <w:t xml:space="preserve"> 9740 Skogsbevuxen myr</w:t>
-      </w:r>
-      <w:r>
-        <w:t xml:space="preserve"> (SLU Artdatabanken, 2024; Nitare &amp; Skogsstyrelsen, 2019).</w:t>
-      </w:r>
-    </w:p>
-    <w:p>
-      <w:r>
-        <w:rPr>
-          <w:b/>
-        </w:rPr>
-        <w:t>Ullticka (NT)</w:t>
-      </w:r>
-      <w:r>
-        <w:t xml:space="preserve"> är knuten till restbestånd av barrnaturskog och förekommer med ett tydligt optimum i orörda eller måttligt påverkade gamla granskogar där det föreligger viss kontinuitet av grov död ved. Ullticka är en bra signalart inom hela sitt utbredningsområde och i södra Sverige är den sällsynt och en god signalart för skyddsvärda granskogsmiljöer. Den hotas av avverkning och fragmentering av naturskog och äldre granskog med lång trädkontinuitet. På ullticka kan ibland ulltickeporing (VU) påträffas - det är en sällsynt ticka som nyligen delats upp i de tre olika arterna ulltickeporing </w:t>
-      </w:r>
-      <w:r>
-        <w:rPr>
-          <w:i/>
-        </w:rPr>
-        <w:t xml:space="preserve">Skeletocutis brevispora </w:t>
-      </w:r>
-      <w:r>
-        <w:t>(VU)</w:t>
-      </w:r>
-      <w:r>
-        <w:rPr>
-          <w:i/>
-        </w:rPr>
-        <w:t>, Skeletocutis delicata</w:t>
-      </w:r>
-      <w:r>
-        <w:t xml:space="preserve"> (VU)</w:t>
-      </w:r>
-      <w:r>
-        <w:rPr>
-          <w:i/>
-        </w:rPr>
-        <w:t xml:space="preserve"> och Skeletocutis exilis</w:t>
-      </w:r>
-      <w:r>
-        <w:t xml:space="preserve"> (NT). Ullticka är typisk art för </w:t>
-      </w:r>
-      <w:r>
-        <w:rPr>
-          <w:i/>
-        </w:rPr>
-        <w:t xml:space="preserve">9010 Taiga, 9050 Näringsrik granskog </w:t>
-      </w:r>
-      <w:r>
-        <w:t xml:space="preserve">och </w:t>
-      </w:r>
-      <w:r>
-        <w:rPr>
-          <w:i/>
-        </w:rPr>
-        <w:t>9030 Landhöjningsskog</w:t>
-      </w:r>
-      <w:r>
-        <w:t xml:space="preserve"> (SLU Artdatabanken, 2026; Nitare &amp; Skogsstyrelsen, 2019; Miettinen &amp; Niemelä, 2018).</w:t>
-      </w:r>
-    </w:p>
-    <w:p>
-      <w:r>
-        <w:rPr>
-          <w:b/>
-        </w:rPr>
-        <w:t xml:space="preserve">Vedticka </w:t>
-      </w:r>
-      <w:r>
-        <w:t xml:space="preserve">är en bra signalart söder om den naturliga norrlandsgränsen. Den är huvudsakligen knuten till äldre barrskogar där det föreligger långvarig kontinuitet av död barrved. Vedticka är typisk art för </w:t>
-      </w:r>
-      <w:r>
-        <w:rPr>
-          <w:i/>
-        </w:rPr>
-        <w:t xml:space="preserve">9010 Taiga </w:t>
-      </w:r>
-      <w:r>
-        <w:t>(Nitare &amp; Skogsstyrelsen, 2019; SLU Artdatabanken, 2025).</w:t>
-      </w:r>
-    </w:p>
-    <w:p>
-      <w:r>
-        <w:rPr>
-          <w:b/>
-        </w:rPr>
-        <w:t xml:space="preserve">Vedtrappmossa (NT) </w:t>
-      </w:r>
-      <w:r>
-        <w:t xml:space="preserve">växer på död ved, främst i gammal granskog. Den förekommer knappast alls i fjällnära barrskogar utan finns i skogslandskapet nedom fjällen och framför allt i landets södra delar är den en mycket bra signalart för barrnaturskog med höga naturvärden. Skogsavverkning och brist på grov död ved i skogen är de allvarligaste hoten och den överlever inte kalhyggesbruk. Lokaler med sluten granskog, tillräckligt stora för att säkerställa ett kontinuerligt tillskott på grova lågor, bör undantas från storskaligt skogsbruk. Vedtrappmossa är typisk art för </w:t>
-      </w:r>
-      <w:r>
-        <w:rPr>
-          <w:i/>
-        </w:rPr>
-        <w:t>9010 Taiga</w:t>
-      </w:r>
-      <w:r>
-        <w:t xml:space="preserve"> (SLU Artdatabanken, 2024).</w:t>
-      </w:r>
-    </w:p>
-    <w:p>
-      <w:r>
-        <w:rPr>
-          <w:b/>
-        </w:rPr>
-        <w:t xml:space="preserve">Vågbandad barkbock </w:t>
-      </w:r>
-      <w:r>
-        <w:t>är en långhorning vars larvutveckling sker under bark på nyligen döda stående barrträd, främst gran, mer undantagsvis på tall. Främst i stående träd, särskilt gamla, långsamvuxna granar med grov bark, även i grövre grenar, stubbar eller vindfällen. Arten är starkt knuten till naturskogsliknande granskogar, och gynnas av extrema torrsomrar som försvagar träden. Arten påverkas negativt av brist på kontinuitetsskog och en minskning av populationen pågår eller förväntas ske (SLU Artdatabanken, 2025).</w:t>
-      </w:r>
-    </w:p>
-    <w:p>
-      <w:pPr>
-        <w:pStyle w:val="Heading1"/>
-      </w:pPr>
-      <w:r>
-        <w:t>Typiska arter och EU:s art- och habitatdirektiv</w:t>
-      </w:r>
-    </w:p>
-    <w:p>
-      <w:r>
-        <w:t>Typiska arter används för att lokalisera områden med gynnsam bevarandestatus för de naturtyper som är listade i EU:s art- och habitatdirektiv. Ett exempel är Västlig taiga (EU-kod 9010) som saknar gynnsam bevarandestatus och minskar starkt som naturtyp i Sverige. Naturvårdsverket skriver i sin vägledning för Västlig taiga att dylika miljöer förutsätter normalt att skogarna skyddas långsiktigt, eftersom skogsbruk inte är förenligt med bevarande av naturtypen i gynnsamt tillstånd (Naturvårdsverket, 2011).</w:t>
-      </w:r>
-    </w:p>
-    <w:p>
-      <w:r>
-        <w:t>Följande typiska arter har sina livsmiljöer och växtplatser i den avverkningsanmälda skogen: ullticka (NT, T), vedtrappmossa (NT, T), blodticka (S, T), blåmossa (S, T), bronshjon (S, T), kornknutmossa (S, T), vedticka (S, T) och spillkråka (T, §4).</w:t>
-      </w:r>
-    </w:p>
-    <w:p>
-      <w:r>
-        <w:t>Enligt Sveriges Artikel 17 rapportering 2013 och 2019 till EU, har naturtypen Västlig taiga (9010) dålig bevarandestatus med negativ trend inom Sveriges boreala region. Skogsbruksåtgärder som avverkning, röjning och gallring pekas ut som några av de främst bidragande orsakerna till naturtypens dåliga status och negativa trend (SLU Artdatabanken, 2019). I EU:s uppföljning av tillståndet för naturtyperna i Skandinavien 2013 – 2018 framgår det att i den boreala regionen är tillståndet så dåligt för Västlig taiga (9010) att habitatet löper allvarlig risk att försvinna regionalt (EEA, 2022). Det allvarliga läget för den biologiska mångfalden i skogen framhålls även i Skogsstyren rapport 2026/07:</w:t>
-      </w:r>
-    </w:p>
-    <w:p>
-      <w:r>
-        <w:rPr>
-          <w:i/>
-        </w:rPr>
-        <w:t>"All avverkning av kända skogliga värdekärnor och sannolika kontinuitetsskogar behöver upphöra för att fylla bristen om 1,56 miljoner hektar bevarad livsmiljötyp. På grund av begränsade kvarvarande arealer av värdekärnor, naturskogar och kontinuitetsskogar leder fortsatt förlust av dessa till en påtaglig risk för långsiktigt negativa effekter för biologisk mångfald i skogslandskapet. Att de återstående arealerna bevaras och ges ett långsiktigt skydd bedöms därför vara av avgörande betydelse."</w:t>
-      </w:r>
-      <w:r>
-        <w:t xml:space="preserve"> (Skogsstyrelsen, 2026).</w:t>
-      </w:r>
-    </w:p>
-    <w:p>
-      <w:r>
-        <w:t>Trots detta har statusen för Västlig taiga ändrats till otillräcklig i stället för dålig i den senaste Artikel 17 rapporteringen 2025. Av Naturvårdsverkets rapport framgår det dock att de ändrade statusbedömningarna jämfört med rapporteringen 2019 inte beror på faktiska miljöförändringar. Ändringarna är av teknisk karaktär och främst en följd av resultaten från genomförda regeringsuppdrag och beslut inför rapporteringen 2025. Det är alltså politisk styrning i stället för faktiska förhållanden i naturen som ändrat på naturtypernas status i rapporteringen, vilket rimmar dåligt med såväl art- och habitatdirektivets syften och mål som med naturrestaureringsförordningen. I praktiken har dock Sveriges nya sätt att rapportera bevarandestatus till EU inte någon betydelse eftersom Naturvårdsverkets rapportering 2025 visar att Västlig taiga</w:t>
-      </w:r>
-      <w:r>
-        <w:rPr>
-          <w:b/>
-        </w:rPr>
-        <w:t xml:space="preserve"> </w:t>
-      </w:r>
-      <w:r>
-        <w:t>inte har gynnsam bevarandestatus.</w:t>
-      </w:r>
-    </w:p>
-    <w:p>
-      <w:r>
-        <w:t>Åtgärder som vidtas i enlighet med art- och habitatdirektivet ska enligt Artikel 2 syfta till att bibehålla eller återställa en gynnsam bevarandestatus hos livsmiljöer samt arter och vilda djur och växter av gemenskapsintresse. Enligt prejudikat från EU-domstolen ska en skogsbruksverksamhet utföras på ett sådant sätt som utgör ett förebyggande och hållbart skogsbruk för att betraktas som förenlig med bevarandekraven i direktivet (se EU-domstolens dom i de förenade målen C 473-19 och C 474-19).</w:t>
-      </w:r>
-    </w:p>
-    <w:p>
-      <w:r>
-        <w:t xml:space="preserve">Av artikel 1.e samma direktiv framgår att en livsmiljös bevarandestatus anses " gynnsam" när — dess naturliga utbredningsområde och de ytor den täcker inom detta område är stabila eller ökande, och — den särskilda struktur och de särskilda funktioner som är nödvändiga för att den skall kunna bibehållas på lång sikt finns, och sannolikt kommer att finnas under en överskådlig framtid, och — bevarandestatusen hos dess </w:t>
-      </w:r>
-      <w:r>
-        <w:rPr>
-          <w:b/>
-        </w:rPr>
-        <w:t>typiska arter</w:t>
-      </w:r>
-      <w:r>
-        <w:t xml:space="preserve"> är gynnsam enligt definitionen i artikel 1.i.</w:t>
-      </w:r>
-    </w:p>
-    <w:p>
-      <w:r>
-        <w:t>EU-direktiv är bindande för EU:s medlemsländer varvid det ankommer på Skogsstyrelsen som nationell tillsynsmyndighet att beakta syftet med EU:s art- och habitatdirektiv vid prövningen av en skogsbruksverksamhet, se Rådets direktiv 92/43/EEG. Se ytterligare information om EU:s livsmiljödirektiv i bilaga 2.</w:t>
-      </w:r>
-    </w:p>
-    <w:p>
-      <w:r>
-        <w:br w:type="page"/>
-      </w:r>
-    </w:p>
-    <w:p>
-      <w:pPr>
-        <w:pStyle w:val="Title"/>
-      </w:pPr>
-      <w:r>
-        <w:t>BILAGA 1 – Fridlysta arter</w:t>
-      </w:r>
-    </w:p>
-    <w:p>
-      <w:pPr>
-        <w:pStyle w:val="Heading1"/>
-      </w:pPr>
-      <w:r>
-        <w:t>Spillkråka – ekologi samt krav på livsmiljön</w:t>
-      </w:r>
-    </w:p>
-    <w:p>
-      <w:r>
-        <w:t xml:space="preserve">Spillkråka (§4) ingår i bilaga 1 EU:s fågeldirektiv och är typisk art för </w:t>
-      </w:r>
-      <w:r>
-        <w:rPr>
-          <w:i/>
-        </w:rPr>
-        <w:t xml:space="preserve">9010 Taiga </w:t>
-      </w:r>
-      <w:r>
-        <w:t>och</w:t>
-      </w:r>
-      <w:r>
-        <w:rPr>
-          <w:i/>
-        </w:rPr>
-        <w:t xml:space="preserve"> 9740 Skogsbevuxen myr</w:t>
-      </w:r>
-      <w:r>
-        <w:t>. Den lever i både barr- och blandskog liksom i ren lövskog. De tätaste populationerna tenderar att finnas i äldre, variationsrik blandskog med gott om död ved och gamla träd. Varje par utnyttjar 400–1000 hektar skog beroende på skogens kvalitet. Skogsbruk med korta omloppstider och täta, homogena ungskogar utgör det största hotet (SLU Artdatabanken, 2026).</w:t>
-      </w:r>
-    </w:p>
-    <w:p>
-      <w:r>
-        <w:t>Spillkråka är en nyckelart i skogliga miljöer vars övergivna bohål utnyttjas av flera andra hålhäckande fågelarter och fladdermöss, däribland pärluggla (EN, §4), knipa (§4), salskrake (§4) och skogsduva (§4). Hökuggla (VU, §4) och slaguggla (§4) häckar ofta i högstubbar som brutits av i höjd med ett gammalt spillkråkebo (Skogsstyrelsen, 2016).</w:t>
-      </w:r>
-    </w:p>
-    <w:p>
-      <w:pPr>
-        <w:pStyle w:val="Heading2"/>
-      </w:pPr>
-      <w:r>
         <w:t>Referenser – spillkråka</w:t>
       </w:r>
     </w:p>
@@ -544,126 +646,6 @@
       </w:r>
       <w:r>
         <w:t>SLU Artdatabanken, Uppsala.</w:t>
-      </w:r>
-    </w:p>
-    <w:p>
-      <w:pPr>
-        <w:pStyle w:val="Heading1"/>
-      </w:pPr>
-      <w:r>
-        <w:t>Talltita – ekologi samt krav på livsmiljön</w:t>
-      </w:r>
-    </w:p>
-    <w:p>
-      <w:r>
-        <w:t>Talltita är rödlistad som NT, fridlyst och prioriterad art i Skogsvårdslagen. Den omfattas av EU:s fågeldirektiv. Arten har minskat kraftigt de senaste 30 åren och minskningstakten innevarande 10-årsperiod beräknas till 20 (10–30) % (SLU Artdatabanken, 2022).</w:t>
-      </w:r>
-    </w:p>
-    <w:p>
-      <w:r>
-        <w:t>Talltita föredrar större sammanhängande barrskogar, och finns såväl i tallskog som granskog och i lövblandad barrskog. Skogens struktur är viktig och ska helst vara flerskiktad med riklig underväxt av mindre granar, björk och andra lövträd och buskar. Tillgång på murknande högstubbar är särskilt viktig, eftersom talltitan helst själv hackar ut sitt bohål (SLU Artdatabanken, 2022).</w:t>
-      </w:r>
-    </w:p>
-    <w:p>
-      <w:r>
-        <w:t>Det finns flera studier som visar att talltita är känslig för gallring och inte överlever när dess livsmiljö kalavverkas (Eggers and Low, 2014; Griesser et al., 2007; Klein, 2020). Talltitans revir är förhållandevis stora, 10–20 hektar och arten missgynnas när skogen fragmenteras. Kalavverkning av större delar av reviret innebär att det överges (Artdatabanken, 2021).</w:t>
-      </w:r>
-    </w:p>
-    <w:p>
-      <w:r>
-        <w:t>Talltitan är synnerligen trogen sitt revir så länge paret lever och biotopen förblir intakt. Paret stannar i sitt revir året om. En förlust av ett revir har därför en stor inverkan på den lokala populationen och trakthyggesbruket anses vara orsak till den svenska populationens kraftiga minskning. Talltiteparets revirtrohet innebär att närhelst under året man observerar en adult talltita så ingår denna plats i reviret (Siffczyk et al., 2003; Ekman, 1979).</w:t>
-      </w:r>
-    </w:p>
-    <w:p>
-      <w:pPr>
-        <w:pStyle w:val="Heading2"/>
-      </w:pPr>
-      <w:r>
-        <w:t>Referenser – talltita</w:t>
-      </w:r>
-    </w:p>
-    <w:p>
-      <w:r>
-        <w:t xml:space="preserve">Eggers, S., Low, M., 2014. </w:t>
-      </w:r>
-      <w:r>
-        <w:rPr>
-          <w:i/>
-        </w:rPr>
-        <w:t xml:space="preserve">Differential demographic responses of sympatric Parids to vegetation management in boreal forest. </w:t>
-      </w:r>
-      <w:r>
-        <w:t>For. Ecol. Manage. 319, 169–175.</w:t>
-      </w:r>
-    </w:p>
-    <w:p>
-      <w:r>
-        <w:t xml:space="preserve">Ekman, J., 1979. </w:t>
-      </w:r>
-      <w:r>
-        <w:rPr>
-          <w:i/>
-        </w:rPr>
-        <w:t xml:space="preserve">Coherence, composition and territories of winter social groups of the Willow Tit Parus montanus and the Crested Tit P. cristatus. </w:t>
-      </w:r>
-      <w:r>
-        <w:t>Ornis Scandinavica, 10, pp 56–68</w:t>
-      </w:r>
-    </w:p>
-    <w:p>
-      <w:r>
-        <w:t xml:space="preserve">Griesser, M., Nystrand, M., Eggers, S., Ekman, J., 2007. </w:t>
-      </w:r>
-      <w:r>
-        <w:rPr>
-          <w:i/>
-        </w:rPr>
-        <w:t xml:space="preserve">Impact of forestry practices on fitness correlates and population productivity in an open-nesting bird species. </w:t>
-      </w:r>
-      <w:r>
-        <w:t>Conserv. Biol. 21, 767–774. https://doi.org/10.1111/j.1523- 1739.2007.00675.x</w:t>
-      </w:r>
-    </w:p>
-    <w:p>
-      <w:r>
-        <w:t xml:space="preserve">Klein, J., 2020. </w:t>
-      </w:r>
-      <w:r>
-        <w:rPr>
-          <w:i/>
-        </w:rPr>
-        <w:t xml:space="preserve">The forgotten forest – On thinning, retention, and biodiversity in the boreal forest. </w:t>
-      </w:r>
-      <w:r>
-        <w:t>Doctoral Thesis No. 2020:50</w:t>
-      </w:r>
-    </w:p>
-    <w:p>
-      <w:r>
-        <w:t xml:space="preserve">Siffczyk, C., Brotons, L., Kangas, K., Orell, M., 2003. </w:t>
-      </w:r>
-      <w:r>
-        <w:rPr>
-          <w:i/>
-        </w:rPr>
-        <w:t xml:space="preserve">Home range size of willow tits. </w:t>
-      </w:r>
-      <w:r>
-        <w:t>Oecologica, 136, 635–642 (2003)</w:t>
-      </w:r>
-    </w:p>
-    <w:p>
-      <w:r>
-        <w:t xml:space="preserve">SLU Artdatabanken, 2021. </w:t>
-      </w:r>
-      <w:r>
-        <w:rPr>
-          <w:i/>
-        </w:rPr>
-        <w:t xml:space="preserve">Artfaktablad. Naturvård – artfakta. </w:t>
-      </w:r>
-      <w:r>
-        <w:t>SLU Artdatabanken, Uppsala</w:t>
       </w:r>
     </w:p>
     <w:p>
@@ -1042,7 +1024,7 @@
     <w:r>
       <w:tab/>
       <w:tab/>
-      <w:t>2026-06-20</w:t>
+      <w:t>2026-06-21</w:t>
       <w:br/>
       <w:br/>
     </w:r>

--- a/tillsyn/A 21543-2026 tillsynsbegäran.docx
+++ b/tillsyn/A 21543-2026 tillsynsbegäran.docx
@@ -1024,7 +1024,7 @@
     <w:r>
       <w:tab/>
       <w:tab/>
-      <w:t>2026-06-21</w:t>
+      <w:t>2026-06-22</w:t>
       <w:br/>
       <w:br/>
     </w:r>

--- a/tillsyn/A 21543-2026 tillsynsbegäran.docx
+++ b/tillsyn/A 21543-2026 tillsynsbegäran.docx
@@ -1024,7 +1024,7 @@
     <w:r>
       <w:tab/>
       <w:tab/>
-      <w:t>2026-06-22</w:t>
+      <w:t>2026-06-23</w:t>
       <w:br/>
       <w:br/>
     </w:r>

--- a/tillsyn/A 21543-2026 tillsynsbegäran.docx
+++ b/tillsyn/A 21543-2026 tillsynsbegäran.docx
@@ -1024,7 +1024,7 @@
     <w:r>
       <w:tab/>
       <w:tab/>
-      <w:t>2026-06-23</w:t>
+      <w:t>2026-06-24</w:t>
       <w:br/>
       <w:br/>
     </w:r>

--- a/tillsyn/A 21543-2026 tillsynsbegäran.docx
+++ b/tillsyn/A 21543-2026 tillsynsbegäran.docx
@@ -1024,7 +1024,7 @@
     <w:r>
       <w:tab/>
       <w:tab/>
-      <w:t>2026-06-24</w:t>
+      <w:t>2026-06-25</w:t>
       <w:br/>
       <w:br/>
     </w:r>

--- a/tillsyn/A 21543-2026 tillsynsbegäran.docx
+++ b/tillsyn/A 21543-2026 tillsynsbegäran.docx
@@ -1024,7 +1024,7 @@
     <w:r>
       <w:tab/>
       <w:tab/>
-      <w:t>2026-06-25</w:t>
+      <w:t>2026-06-26</w:t>
       <w:br/>
       <w:br/>
     </w:r>

--- a/tillsyn/A 21543-2026 tillsynsbegäran.docx
+++ b/tillsyn/A 21543-2026 tillsynsbegäran.docx
@@ -1024,7 +1024,7 @@
     <w:r>
       <w:tab/>
       <w:tab/>
-      <w:t>2026-06-26</w:t>
+      <w:t>2026-06-27</w:t>
       <w:br/>
       <w:br/>
     </w:r>

--- a/tillsyn/A 21543-2026 tillsynsbegäran.docx
+++ b/tillsyn/A 21543-2026 tillsynsbegäran.docx
@@ -1024,7 +1024,7 @@
     <w:r>
       <w:tab/>
       <w:tab/>
-      <w:t>2026-06-27</w:t>
+      <w:t>2026-06-28</w:t>
       <w:br/>
       <w:br/>
     </w:r>

--- a/tillsyn/A 21543-2026 tillsynsbegäran.docx
+++ b/tillsyn/A 21543-2026 tillsynsbegäran.docx
@@ -1024,7 +1024,7 @@
     <w:r>
       <w:tab/>
       <w:tab/>
-      <w:t>2026-06-28</w:t>
+      <w:t>2026-06-29</w:t>
       <w:br/>
       <w:br/>
     </w:r>

--- a/tillsyn/A 21543-2026 tillsynsbegäran.docx
+++ b/tillsyn/A 21543-2026 tillsynsbegäran.docx
@@ -1024,7 +1024,7 @@
     <w:r>
       <w:tab/>
       <w:tab/>
-      <w:t>2026-06-29</w:t>
+      <w:t>2026-06-30</w:t>
       <w:br/>
       <w:br/>
     </w:r>

--- a/tillsyn/A 21543-2026 tillsynsbegäran.docx
+++ b/tillsyn/A 21543-2026 tillsynsbegäran.docx
@@ -1024,7 +1024,7 @@
     <w:r>
       <w:tab/>
       <w:tab/>
-      <w:t>2026-06-30</w:t>
+      <w:t>2026-07-01</w:t>
       <w:br/>
       <w:br/>
     </w:r>

--- a/tillsyn/A 21543-2026 tillsynsbegäran.docx
+++ b/tillsyn/A 21543-2026 tillsynsbegäran.docx
@@ -1024,7 +1024,7 @@
     <w:r>
       <w:tab/>
       <w:tab/>
-      <w:t>2026-07-01</w:t>
+      <w:t>2026-07-02</w:t>
       <w:br/>
       <w:br/>
     </w:r>

--- a/tillsyn/A 21543-2026 tillsynsbegäran.docx
+++ b/tillsyn/A 21543-2026 tillsynsbegäran.docx
@@ -1024,7 +1024,7 @@
     <w:r>
       <w:tab/>
       <w:tab/>
-      <w:t>2026-07-13</w:t>
+      <w:t>2026-07-14</w:t>
       <w:br/>
       <w:br/>
     </w:r>

--- a/tillsyn/A 21543-2026 tillsynsbegäran.docx
+++ b/tillsyn/A 21543-2026 tillsynsbegäran.docx
@@ -1024,7 +1024,7 @@
     <w:r>
       <w:tab/>
       <w:tab/>
-      <w:t>2026-07-14</w:t>
+      <w:t>2026-07-15</w:t>
       <w:br/>
       <w:br/>
     </w:r>

--- a/tillsyn/A 21543-2026 tillsynsbegäran.docx
+++ b/tillsyn/A 21543-2026 tillsynsbegäran.docx
@@ -1024,7 +1024,7 @@
     <w:r>
       <w:tab/>
       <w:tab/>
-      <w:t>2026-07-15</w:t>
+      <w:t>2026-07-16</w:t>
       <w:br/>
       <w:br/>
     </w:r>

--- a/tillsyn/A 21543-2026 tillsynsbegäran.docx
+++ b/tillsyn/A 21543-2026 tillsynsbegäran.docx
@@ -1024,7 +1024,7 @@
     <w:r>
       <w:tab/>
       <w:tab/>
-      <w:t>2026-07-16</w:t>
+      <w:t>2026-07-17</w:t>
       <w:br/>
       <w:br/>
     </w:r>

--- a/tillsyn/A 21543-2026 tillsynsbegäran.docx
+++ b/tillsyn/A 21543-2026 tillsynsbegäran.docx
@@ -1024,7 +1024,7 @@
     <w:r>
       <w:tab/>
       <w:tab/>
-      <w:t>2026-07-17</w:t>
+      <w:t>2026-07-18</w:t>
       <w:br/>
       <w:br/>
     </w:r>

--- a/tillsyn/A 21543-2026 tillsynsbegäran.docx
+++ b/tillsyn/A 21543-2026 tillsynsbegäran.docx
@@ -1024,7 +1024,7 @@
     <w:r>
       <w:tab/>
       <w:tab/>
-      <w:t>2026-07-18</w:t>
+      <w:t>2026-07-19</w:t>
       <w:br/>
       <w:br/>
     </w:r>

--- a/tillsyn/A 21543-2026 tillsynsbegäran.docx
+++ b/tillsyn/A 21543-2026 tillsynsbegäran.docx
@@ -1024,7 +1024,7 @@
     <w:r>
       <w:tab/>
       <w:tab/>
-      <w:t>2026-07-19</w:t>
+      <w:t>2026-07-20</w:t>
       <w:br/>
       <w:br/>
     </w:r>

--- a/tillsyn/A 21543-2026 tillsynsbegäran.docx
+++ b/tillsyn/A 21543-2026 tillsynsbegäran.docx
@@ -1024,7 +1024,7 @@
     <w:r>
       <w:tab/>
       <w:tab/>
-      <w:t>2026-07-20</w:t>
+      <w:t>2026-07-21</w:t>
       <w:br/>
       <w:br/>
     </w:r>

--- a/tillsyn/A 21543-2026 tillsynsbegäran.docx
+++ b/tillsyn/A 21543-2026 tillsynsbegäran.docx
@@ -1024,7 +1024,7 @@
     <w:r>
       <w:tab/>
       <w:tab/>
-      <w:t>2026-07-21</w:t>
+      <w:t>2026-07-22</w:t>
       <w:br/>
       <w:br/>
     </w:r>

--- a/tillsyn/A 21543-2026 tillsynsbegäran.docx
+++ b/tillsyn/A 21543-2026 tillsynsbegäran.docx
@@ -1024,7 +1024,7 @@
     <w:r>
       <w:tab/>
       <w:tab/>
-      <w:t>2026-07-22</w:t>
+      <w:t>2026-07-23</w:t>
       <w:br/>
       <w:br/>
     </w:r>

--- a/tillsyn/A 21543-2026 tillsynsbegäran.docx
+++ b/tillsyn/A 21543-2026 tillsynsbegäran.docx
@@ -1024,7 +1024,7 @@
     <w:r>
       <w:tab/>
       <w:tab/>
-      <w:t>2026-07-23</w:t>
+      <w:t>2026-07-24</w:t>
       <w:br/>
       <w:br/>
     </w:r>

--- a/tillsyn/A 21543-2026 tillsynsbegäran.docx
+++ b/tillsyn/A 21543-2026 tillsynsbegäran.docx
@@ -1024,7 +1024,7 @@
     <w:r>
       <w:tab/>
       <w:tab/>
-      <w:t>2026-07-24</w:t>
+      <w:t>2026-07-25</w:t>
       <w:br/>
       <w:br/>
     </w:r>

--- a/tillsyn/A 21543-2026 tillsynsbegäran.docx
+++ b/tillsyn/A 21543-2026 tillsynsbegäran.docx
@@ -1024,7 +1024,7 @@
     <w:r>
       <w:tab/>
       <w:tab/>
-      <w:t>2026-07-25</w:t>
+      <w:t>2026-07-26</w:t>
       <w:br/>
       <w:br/>
     </w:r>

--- a/tillsyn/A 21543-2026 tillsynsbegäran.docx
+++ b/tillsyn/A 21543-2026 tillsynsbegäran.docx
@@ -1024,7 +1024,7 @@
     <w:r>
       <w:tab/>
       <w:tab/>
-      <w:t>2026-07-26</w:t>
+      <w:t>2026-07-27</w:t>
       <w:br/>
       <w:br/>
     </w:r>

--- a/tillsyn/A 21543-2026 tillsynsbegäran.docx
+++ b/tillsyn/A 21543-2026 tillsynsbegäran.docx
@@ -1024,7 +1024,7 @@
     <w:r>
       <w:tab/>
       <w:tab/>
-      <w:t>2026-07-27</w:t>
+      <w:t>2026-07-28</w:t>
       <w:br/>
       <w:br/>
     </w:r>

--- a/tillsyn/A 21543-2026 tillsynsbegäran.docx
+++ b/tillsyn/A 21543-2026 tillsynsbegäran.docx
@@ -1024,7 +1024,7 @@
     <w:r>
       <w:tab/>
       <w:tab/>
-      <w:t>2026-07-28</w:t>
+      <w:t>2026-07-29</w:t>
       <w:br/>
       <w:br/>
     </w:r>

--- a/tillsyn/A 21543-2026 tillsynsbegäran.docx
+++ b/tillsyn/A 21543-2026 tillsynsbegäran.docx
@@ -1024,7 +1024,7 @@
     <w:r>
       <w:tab/>
       <w:tab/>
-      <w:t>2026-07-29</w:t>
+      <w:t>2026-07-30</w:t>
       <w:br/>
       <w:br/>
     </w:r>

--- a/tillsyn/A 21543-2026 tillsynsbegäran.docx
+++ b/tillsyn/A 21543-2026 tillsynsbegäran.docx
@@ -1024,7 +1024,7 @@
     <w:r>
       <w:tab/>
       <w:tab/>
-      <w:t>2026-07-30</w:t>
+      <w:t>2026-07-31</w:t>
       <w:br/>
       <w:br/>
     </w:r>

--- a/tillsyn/A 21543-2026 tillsynsbegäran.docx
+++ b/tillsyn/A 21543-2026 tillsynsbegäran.docx
@@ -1024,7 +1024,7 @@
     <w:r>
       <w:tab/>
       <w:tab/>
-      <w:t>2026-07-31</w:t>
+      <w:t>2026-08-01</w:t>
       <w:br/>
       <w:br/>
     </w:r>

--- a/tillsyn/A 21543-2026 tillsynsbegäran.docx
+++ b/tillsyn/A 21543-2026 tillsynsbegäran.docx
@@ -1024,7 +1024,7 @@
     <w:r>
       <w:tab/>
       <w:tab/>
-      <w:t>2026-08-01</w:t>
+      <w:t>2026-08-02</w:t>
       <w:br/>
       <w:br/>
     </w:r>

--- a/tillsyn/A 21543-2026 tillsynsbegäran.docx
+++ b/tillsyn/A 21543-2026 tillsynsbegäran.docx
@@ -1024,7 +1024,7 @@
     <w:r>
       <w:tab/>
       <w:tab/>
-      <w:t>2026-08-02</w:t>
+      <w:t>2026-08-03</w:t>
       <w:br/>
       <w:br/>
     </w:r>

--- a/tillsyn/A 21543-2026 tillsynsbegäran.docx
+++ b/tillsyn/A 21543-2026 tillsynsbegäran.docx
@@ -1024,7 +1024,7 @@
     <w:r>
       <w:tab/>
       <w:tab/>
-      <w:t>2026-08-03</w:t>
+      <w:t>2026-08-05</w:t>
       <w:br/>
       <w:br/>
     </w:r>

--- a/tillsyn/A 21543-2026 tillsynsbegäran.docx
+++ b/tillsyn/A 21543-2026 tillsynsbegäran.docx
@@ -1024,7 +1024,7 @@
     <w:r>
       <w:tab/>
       <w:tab/>
-      <w:t>2026-08-05</w:t>
+      <w:t>2026-08-07</w:t>
       <w:br/>
       <w:br/>
     </w:r>

--- a/tillsyn/A 21543-2026 tillsynsbegäran.docx
+++ b/tillsyn/A 21543-2026 tillsynsbegäran.docx
@@ -1024,7 +1024,7 @@
     <w:r>
       <w:tab/>
       <w:tab/>
-      <w:t>2026-08-07</w:t>
+      <w:t>2026-08-08</w:t>
       <w:br/>
       <w:br/>
     </w:r>

--- a/tillsyn/A 21543-2026 tillsynsbegäran.docx
+++ b/tillsyn/A 21543-2026 tillsynsbegäran.docx
@@ -22,7 +22,7 @@
       <w:r>
         <w:drawing>
           <wp:inline xmlns:a="http://schemas.openxmlformats.org/drawingml/2006/main" xmlns:pic="http://schemas.openxmlformats.org/drawingml/2006/picture">
-            <wp:extent cx="5486400" cy="4579869"/>
+            <wp:extent cx="5486400" cy="4524065"/>
             <wp:docPr id="1" name="Picture 1"/>
             <wp:cNvGraphicFramePr>
               <a:graphicFrameLocks noChangeAspect="1"/>
@@ -43,7 +43,7 @@
                   <pic:spPr>
                     <a:xfrm>
                       <a:off x="0" y="0"/>
-                      <a:ext cx="5486400" cy="4579869"/>
+                      <a:ext cx="5486400" cy="4524065"/>
                     </a:xfrm>
                     <a:prstGeom prst="rect"/>
                   </pic:spPr>
@@ -60,12 +60,12 @@
         <w:spacing w:after="240"/>
       </w:pPr>
       <w:r>
-        <w:t>Figur 1. Fyndplatser för naturvårdsarter i och inom 25 meter från avverkningsanmälan. Markörer utan svart kant är placerade på fyndplatsen. Markörer med svart kant är placerade vid sidan av fyndplatsen har ett svart streck som visar fyndplatsens exakta position. Kartans mittpunktskoordinat är N 6338825, E 575748 i SWEREF 99 TM.</w:t>
+        <w:t>Figur 1. Fyndplatser för naturvårdsarter i och inom 25 meter från avverkningsanmälan. Markörer utan svart kant är placerade på fyndplatsen. Markörer med svart kant är placerade vid sidan av fyndplatsen och har ett svart streck som visar fyndplatsens exakta position. Kartans mittpunktskoordinat är N 6338825, E 575748 i SWEREF 99 TM.</w:t>
       </w:r>
     </w:p>
     <w:p>
       <w:r>
-        <w:t>I och inom 25 meter från avverkningsanmälan finns fynd av 14 naturvårdsarter, varav 3 är rödlistade, 4 är fridlysta, 8 är typiska (T) och 8 är signalarter (S): talltita (NT, §4), ullticka (NT, T), vedtrappmossa (NT, T), blodticka (S, T), blåmossa (S, T), bronshjon (S, T), kornknutmossa (S, T), stor revmossa (S), vedticka (S, T), västlig hakmossa (S), vågbandad barkbock (S), spillkråka (T, §4), kungsfågel (§4) och revlummer (§9). Se Figur 1.</w:t>
+        <w:t>I och inom 25 meter från avverkningsanmälan finns fynd av 19 naturvårdsarter, varav 5 är rödlistade, 5 är fridlysta, 13 är typiska (T) och 10 är signalarter (S): kolflarnlav (NT, T), rynkskinn (NT, T), talltita (NT, §4), ullticka (NT, T), vedtrappmossa (NT, T), blodticka (S, T), blåmossa (S, T), bronshjon (S, T), grön sköldmossa (S, T, §8), kornknutmossa (S, T), stor revmossa (S), stubbspretmossa (S, T), vedticka (S, T), västlig hakmossa (S), vågbandad barkbock (S), skärmstarr (T), spillkråka (T, §4), kungsfågel (§4) och revlummer (§9). Se Figur 1.</w:t>
       </w:r>
     </w:p>
     <w:p>
@@ -109,6 +109,55 @@
         <w:rPr>
           <w:b/>
         </w:rPr>
+        <w:t>Kolflarnlav (NT)</w:t>
+      </w:r>
+      <w:r>
+        <w:t xml:space="preserve"> är brandberoende och växer nästan uteslutande på kolad hård kärnved av tall. Etableringen verkar ske först 100–300 år efter brand och nytt substrat nybildas i mycket begränsad omfattning. Avverkning av tallskog av naturskogskaraktär med spår av återkommande bränder är ett hot och mängden lämplig ved att växa på för arten minskar dels på grund av naturlig nedbrytning men framförallt på grund av att det förstörs i samband med slutavverkningar, gallringar och markberedning. Såväl kolflarnlav som mörk kolflarnlav har glänsande bålfjäll och förekommer främst i tall- och blandbarrskogar av naturskogskaraktär med spår av återkommande bränder. Skogar som dessa hyser höga biologiska värden och bör skyddas. Kolflarnlav är typisk art för </w:t>
+      </w:r>
+      <w:r>
+        <w:rPr>
+          <w:i/>
+        </w:rPr>
+        <w:t>9010 Taiga</w:t>
+      </w:r>
+      <w:r>
+        <w:t xml:space="preserve"> (SLU Artdatabanken, 2024).</w:t>
+      </w:r>
+    </w:p>
+    <w:p>
+      <w:r>
+        <w:rPr>
+          <w:b/>
+        </w:rPr>
+        <w:t>Rynkskinn (NT)</w:t>
+      </w:r>
+      <w:r>
+        <w:t xml:space="preserve"> är en vednedbrytare som växer på grova granlågor och ingår i en karaktäristisk association av vedsvampar knutna till urskogsartade barrskogar. Den har klassificerats som en “urskogsindikator” och är placerad i toppen av Skogsstyrelsens värdepyramid för bedömning av skog med höga naturvärden. Allt tyder på att rynkskinn är mycket känslig för skogliga ingrepp och lokalerna, som oftast har höga biologiska kvaliteter, bör lämnas till fri utveckling. Rynkskinn är typisk art för </w:t>
+      </w:r>
+      <w:r>
+        <w:rPr>
+          <w:i/>
+        </w:rPr>
+        <w:t xml:space="preserve">9010 Taiga, 9050 Näringsrik granskog </w:t>
+      </w:r>
+      <w:r>
+        <w:t>och</w:t>
+      </w:r>
+      <w:r>
+        <w:rPr>
+          <w:i/>
+        </w:rPr>
+        <w:t xml:space="preserve"> 9030 Landhöjningsskog</w:t>
+      </w:r>
+      <w:r>
+        <w:t xml:space="preserve"> (Nitare &amp; Skogsstyrelsen, 2019; SLU Artdatabanken, 2026).</w:t>
+      </w:r>
+    </w:p>
+    <w:p>
+      <w:r>
+        <w:rPr>
+          <w:b/>
+        </w:rPr>
         <w:t>Talltita (NT, §4)</w:t>
       </w:r>
       <w:r>
@@ -265,10 +314,10 @@
         <w:rPr>
           <w:b/>
         </w:rPr>
-        <w:t>Kornknutmossa</w:t>
-      </w:r>
-      <w:r>
-        <w:t xml:space="preserve"> växer främst på grova lågor i sumpskog och myrkanter och indikerar miljöer med rik och jämn tillgång på fuktigt liggande ved. En typisk växtplats i södra Sverige är naturskogsartad gransumpskog. Samtliga skogsskötselåtgärder på eller i omedelbar närhet av lokalerna utgör ett hot. Fragmenteringen av skogslandskapet liksom minskad mängd död ved är ett långsiktigt hot mot denna art. Kornknutmossa är typisk art för </w:t>
+        <w:t>Grön sköldmossa (§8)</w:t>
+      </w:r>
+      <w:r>
+        <w:t xml:space="preserve"> är typisk art för </w:t>
       </w:r>
       <w:r>
         <w:rPr>
@@ -283,10 +332,59 @@
         <w:rPr>
           <w:i/>
         </w:rPr>
+        <w:t xml:space="preserve"> 9750 Svämlövskog</w:t>
+      </w:r>
+      <w:r>
+        <w:t xml:space="preserve"> och omfattas av EU:s art- och habitatdirektiv bilaga 2 vilket innebär att det finns ett uttalat intresse inom Europeiska unionen att bevara arten. Grön sköldmossa kräver skog som har ett speciellt mikroklimat med hög och jämn luftfuktighet i kombination med rik tillgång på död ved (Nitare &amp; Skogsstyrelsen, 2019; SLU Artdatabanken, 2025). I praktiken handlar det om åtminstone 50 meter med skyddande skog för att undvika uttorkning av marken (Hallingbäck, personligt meddelande 2022-02-24). Grön sköldmossa är en ansvarsart för Sverige då en särskilt stor andel av Europas population finns i landet. Mark- och miljööverdomstolen (MÖD) har i mål nr M 2019-20 (18 februari 2019) slagit fast att grön sköldmossa (§8) är dispenspliktig och att exemplar av arten inte får skadas utan dispens (MÖD, mål nr M 2019-20).</w:t>
+      </w:r>
+    </w:p>
+    <w:p>
+      <w:r>
+        <w:rPr>
+          <w:b/>
+        </w:rPr>
+        <w:t>Kornknutmossa</w:t>
+      </w:r>
+      <w:r>
+        <w:t xml:space="preserve"> växer främst på grova lågor i sumpskog och myrkanter och indikerar miljöer med rik och jämn tillgång på fuktigt liggande ved. En typisk växtplats i södra Sverige är naturskogsartad gransumpskog. Samtliga skogsskötselåtgärder på eller i omedelbar närhet av lokalerna utgör ett hot. Fragmenteringen av skogslandskapet liksom minskad mängd död ved är ett långsiktigt hot mot denna art. Kornknutmossa är typisk art för </w:t>
+      </w:r>
+      <w:r>
+        <w:rPr>
+          <w:i/>
+        </w:rPr>
+        <w:t xml:space="preserve">9010 Taiga </w:t>
+      </w:r>
+      <w:r>
+        <w:t>och</w:t>
+      </w:r>
+      <w:r>
+        <w:rPr>
+          <w:i/>
+        </w:rPr>
         <w:t xml:space="preserve"> 9740 Skogsbevuxen myr</w:t>
       </w:r>
       <w:r>
         <w:t xml:space="preserve"> (SLU Artdatabanken, 2024; Nitare &amp; Skogsstyrelsen, 2019).</w:t>
+      </w:r>
+    </w:p>
+    <w:p>
+      <w:r>
+        <w:rPr>
+          <w:b/>
+        </w:rPr>
+        <w:t>Stubbspretmossa</w:t>
+      </w:r>
+      <w:r>
+        <w:t xml:space="preserve"> växer på ved i rika löv- och barrskogar med relativt hög luftfuktighet och indikerar fuktiga skogsmiljöer med gott om murken ved och ofta höga naturvärden. Stubbspretmossa är typisk art för </w:t>
+      </w:r>
+      <w:r>
+        <w:rPr>
+          <w:i/>
+        </w:rPr>
+        <w:t>9020 Nordlig ädellövskog</w:t>
+      </w:r>
+      <w:r>
+        <w:t xml:space="preserve"> (SLU Artdatabanken, 2024).</w:t>
       </w:r>
     </w:p>
     <w:p>
@@ -318,6 +416,26 @@
       </w:r>
       <w:r>
         <w:t>är en långhorning vars larvutveckling sker under bark på nyligen döda stående barrträd, främst gran, mer undantagsvis på tall. Främst i stående träd, särskilt gamla, långsamvuxna granar med grov bark, även i grövre grenar, stubbar eller vindfällen. Arten är starkt knuten till naturskogsliknande granskogar, och gynnas av extrema torrsomrar som försvagar träden. Arten påverkas negativt av brist på kontinuitetsskog och en minskning av populationen pågår eller förväntas ske (SLU Artdatabanken, 2025).</w:t>
+      </w:r>
+    </w:p>
+    <w:p>
+      <w:r>
+        <w:rPr>
+          <w:b/>
+        </w:rPr>
+        <w:t xml:space="preserve">Skärmstarr </w:t>
+      </w:r>
+      <w:r>
+        <w:t xml:space="preserve">är typisk art för </w:t>
+      </w:r>
+      <w:r>
+        <w:rPr>
+          <w:i/>
+        </w:rPr>
+        <w:t xml:space="preserve">9080 Lövsumpskog </w:t>
+      </w:r>
+      <w:r>
+        <w:t>(SLU Artdatabanken, 2025).</w:t>
       </w:r>
     </w:p>
     <w:p>
@@ -386,7 +504,7 @@
     </w:p>
     <w:p>
       <w:r>
-        <w:t>Följande typiska arter har sina livsmiljöer och växtplatser i den avverkningsanmälda skogen: ullticka (NT, T), vedtrappmossa (NT, T), blodticka (S, T), blåmossa (S, T), bronshjon (S, T), kornknutmossa (S, T), vedticka (S, T) och spillkråka (T, §4).</w:t>
+        <w:t>Följande typiska arter har sina livsmiljöer och växtplatser i den avverkningsanmälda skogen: kolflarnlav (NT, T), rynkskinn (NT, T), ullticka (NT, T), vedtrappmossa (NT, T), blodticka (S, T), blåmossa (S, T), bronshjon (S, T), grön sköldmossa (S, T, §8), kornknutmossa (S, T), stubbspretmossa (S, T), vedticka (S, T), skärmstarr (T) och spillkråka (T, §4).</w:t>
       </w:r>
     </w:p>
     <w:p>
@@ -560,6 +678,195 @@
       </w:r>
       <w:r>
         <w:t>Oecologica, 136, 635–642 (2003)</w:t>
+      </w:r>
+    </w:p>
+    <w:p>
+      <w:r>
+        <w:t xml:space="preserve">SLU Artdatabanken, 2021. </w:t>
+      </w:r>
+      <w:r>
+        <w:rPr>
+          <w:i/>
+        </w:rPr>
+        <w:t xml:space="preserve">Artfaktablad. Naturvård – artfakta. </w:t>
+      </w:r>
+      <w:r>
+        <w:t>SLU Artdatabanken, Uppsala</w:t>
+      </w:r>
+    </w:p>
+    <w:p>
+      <w:pPr>
+        <w:pStyle w:val="Heading1"/>
+      </w:pPr>
+      <w:r>
+        <w:t>Grön sköldmossa – ekologi samt krav på livsmiljön</w:t>
+      </w:r>
+    </w:p>
+    <w:p>
+      <w:r>
+        <w:t>Grön sköldmossa (§8) växer på stubbar och lågor av olika trädslag, huvudsakligen i sena nedbrytningsstadier. Den förekommer främst i näringsrika granskogar med stort inslag av löv, arten är kortlivad och antalet kapslar varierar kraftigt mellan olika år. Grön sköldmossa kräver skog som har ett speciellt mikroklimat med hög och jämn luftfuktighet i kombination med rik tillgång på död ved (SLU Artdatabanken, 2021; Nitare &amp; Skogsstyrelsen, 2019).</w:t>
+      </w:r>
+    </w:p>
+    <w:p>
+      <w:r>
+        <w:t>Arten har sin huvudutbredning i sydöstra Sverige. Allvarligaste hoten är skogsavverkning och brist på död ved. Brist på naturligt döda träd i dagens produktionsskogar gör att arten blir allt sällsyntare (Hallingbäck, 2016). Död ved i större mängd bör lämnas och träd tillåtas åldras och dö för att skapa kontinuerlig tillgång på livsmiljöer. Träd och livsmiljö bör skyddas genom att lämna trädgrupper, ytor eller zoner (SLU Artdatabanken, 2021). I praktiken handlar det om åtminstone 50 meter med skyddande skog för att undvika uttorkning av marken (Hallingbäck, personligt meddelande 2022-02-24).</w:t>
+      </w:r>
+    </w:p>
+    <w:p>
+      <w:r>
+        <w:t xml:space="preserve">Grön sköldmossa är typisk art för </w:t>
+      </w:r>
+      <w:r>
+        <w:rPr>
+          <w:i/>
+        </w:rPr>
+        <w:t xml:space="preserve">9010 Taiga </w:t>
+      </w:r>
+      <w:r>
+        <w:t>och</w:t>
+      </w:r>
+      <w:r>
+        <w:rPr>
+          <w:i/>
+        </w:rPr>
+        <w:t xml:space="preserve"> 9750 Svämlövskog</w:t>
+      </w:r>
+      <w:r>
+        <w:t>, fridlyst enligt 8§ artskyddsförordningen och upptagen i EU:s Habitatdirektiv bilaga 2 vilket innebär att det finns ett uttalat intresse inom Europeiska unionen att bevara arten. Grön sköldmossa är en ansvarsart för Sverige då en särskilt stor andel av Europas population finns i landet. Förutom i östra Sverige har arten inga större sammanhängande utbredningar med gynnsam bevarandestatus söderut i Europa förrän i Montenegro. Det finns enbart liten förekomst med gynnsam regional bevarandestatus i södra Frankrike och södra Polen. Fridlysningen enligt §§ 8 och 15 Artskyddsförordningen innebär att det är förbjudet att på något sätt skada exemplar av arten, se artskyddsförordningen (2007:845):</w:t>
+      </w:r>
+    </w:p>
+    <w:p>
+      <w:pPr>
+        <w:pStyle w:val="ListBullet"/>
+      </w:pPr>
+      <w:r>
+        <w:t>8 § I fråga om sådana vilt levande kärlväxter, mossor, lavar, svampar och alger som anges i bilaga 2 till denna förordning är det förbjudet att i den omfattning som framgår av bilagan 1. plocka, gräva upp eller på annat sätt ta bort eller skada exemplar av växterna, och 2. ta bort eller skada frön eller andra delar.</w:t>
+      </w:r>
+    </w:p>
+    <w:p>
+      <w:pPr>
+        <w:pStyle w:val="ListBullet"/>
+      </w:pPr>
+      <w:r>
+        <w:t>15 § Länsstyrelsen får i det enskilda fallet ge dispens från förbuden i 6, 8 och 9 §§ som avser länet eller del av länet, om det inte finns någon annan lämplig lösning och dispensen inte försvårar upprätthållandet av en gynnsam bevarandestatus hos artens bestånd i dess naturliga utbredningsområde.</w:t>
+      </w:r>
+    </w:p>
+    <w:p>
+      <w:r>
+        <w:t>Grön sköldmossa är även listad som B i Artskyddsförordningen vilket innebär att den är en art av unionsintresse:</w:t>
+      </w:r>
+    </w:p>
+    <w:p>
+      <w:pPr>
+        <w:pStyle w:val="ListBullet"/>
+      </w:pPr>
+      <w:r>
+        <w:t>B: Arten har enligt fågeldirektivet eller art- och habitatdirektivet ett sådant unionsintresse att särskilda skyddsområden (fågeldirektivet) eller bevarandeområden (art- och habitatdirektivet) behöver utses. Arten finns upptagen i bilaga 2 till art- och habitatdirektivet.</w:t>
+      </w:r>
+    </w:p>
+    <w:p>
+      <w:r>
+        <w:t>Mark- och miljööverdomstolen (MÖD) har i mål nr M 2019-20 (18 februari 2019) slagit fast att grön sköldmossa (§8) är dispenspliktig och att exemplar av arten inte får skadas utan dispens (MÖD, mål nr M 2019-20).</w:t>
+      </w:r>
+    </w:p>
+    <w:p>
+      <w:r>
+        <w:t>Hallingbäck, personligt meddelande 2022-02-24</w:t>
+      </w:r>
+    </w:p>
+    <w:p>
+      <w:pPr>
+        <w:jc w:val="left"/>
+      </w:pPr>
+      <w:r>
+        <w:t>Från: Tomas Hallingbäck &lt;Tomas.Hallingback@slu.se&gt;</w:t>
+        <w:br/>
+        <w:t>Date: tors 24 feb. 2022 kl 17:49</w:t>
+        <w:br/>
+        <w:t>Subject: Re: Grön sköldmossa</w:t>
+        <w:br/>
+        <w:t>To: Magnus Kasselstrand &lt;magnus.kasselstrand@gmail.com&gt;</w:t>
+      </w:r>
+    </w:p>
+    <w:p>
+      <w:r>
+        <w:t>Hej Magnus,</w:t>
+      </w:r>
+    </w:p>
+    <w:p>
+      <w:r>
+        <w:t>Tyvärr finns inga studier på just detta, men uttorkning av underlaget är en starkt negativ faktor för grön sköldmossa, och jag brukar hänvisa till lokalklimatiska studier som visar att skyddskappan för att förhindra uttorkning av marken ligger på minst tre trädlängder skog (för plan mark), kortare för kuperad terräng, och detta blir i praktiken åtminstone 50 meter.</w:t>
+      </w:r>
+    </w:p>
+    <w:p>
+      <w:r>
+        <w:t>MVH</w:t>
+        <w:br/>
+        <w:t>Tomas Hallingbäck</w:t>
+      </w:r>
+    </w:p>
+    <w:p>
+      <w:pPr>
+        <w:pStyle w:val="Heading2"/>
+      </w:pPr>
+      <w:r>
+        <w:t>Referenser – grön sköldmossa</w:t>
+      </w:r>
+    </w:p>
+    <w:p>
+      <w:r>
+        <w:t xml:space="preserve">Hallingbäck T., 2016. </w:t>
+      </w:r>
+      <w:r>
+        <w:rPr>
+          <w:i/>
+        </w:rPr>
+        <w:t xml:space="preserve">Mossor en fältguide. </w:t>
+      </w:r>
+      <w:r>
+        <w:t>Naturcentrum.</w:t>
+      </w:r>
+    </w:p>
+    <w:p>
+      <w:r>
+        <w:t xml:space="preserve">Hallingbäck T., 2022. </w:t>
+      </w:r>
+      <w:r>
+        <w:rPr>
+          <w:i/>
+        </w:rPr>
+        <w:t xml:space="preserve">Personligt meddelande 2022-02-24. </w:t>
+      </w:r>
+      <w:r>
+        <w:t>SLU Artdatabanken.</w:t>
+      </w:r>
+    </w:p>
+    <w:p>
+      <w:r>
+        <w:t xml:space="preserve">Mark- och miljööverdomstolen. </w:t>
+      </w:r>
+      <w:r>
+        <w:rPr>
+          <w:i/>
+        </w:rPr>
+        <w:t xml:space="preserve">Dom 18 februari 2019 i mål nr M 2019-20 </w:t>
+      </w:r>
+      <w:r>
+        <w:t>(MÖD, mål nr M 2019-20)</w:t>
+      </w:r>
+    </w:p>
+    <w:p>
+      <w:r>
+        <w:t xml:space="preserve">Nitare, J., 2019. </w:t>
+      </w:r>
+      <w:r>
+        <w:rPr>
+          <w:i/>
+        </w:rPr>
+        <w:t xml:space="preserve">Skyddsvärd skog – Naturvårdsarter och andra kriterier för naturvärdesbedömning. </w:t>
+      </w:r>
+      <w:r>
+        <w:t>Skogsstyrelsen.</w:t>
       </w:r>
     </w:p>
     <w:p>
@@ -1024,7 +1331,7 @@
     <w:r>
       <w:tab/>
       <w:tab/>
-      <w:t>2026-08-14</w:t>
+      <w:t>2026-08-15</w:t>
       <w:br/>
       <w:br/>
     </w:r>

--- a/tillsyn/A 21543-2026 tillsynsbegäran.docx
+++ b/tillsyn/A 21543-2026 tillsynsbegäran.docx
@@ -1331,7 +1331,7 @@
     <w:r>
       <w:tab/>
       <w:tab/>
-      <w:t>2026-08-15</w:t>
+      <w:t>2026-08-16</w:t>
       <w:br/>
       <w:br/>
     </w:r>

--- a/tillsyn/A 21543-2026 tillsynsbegäran.docx
+++ b/tillsyn/A 21543-2026 tillsynsbegäran.docx
@@ -1331,7 +1331,7 @@
     <w:r>
       <w:tab/>
       <w:tab/>
-      <w:t>2026-08-16</w:t>
+      <w:t>2026-08-17</w:t>
       <w:br/>
       <w:br/>
     </w:r>

--- a/tillsyn/A 21543-2026 tillsynsbegäran.docx
+++ b/tillsyn/A 21543-2026 tillsynsbegäran.docx
@@ -1331,7 +1331,7 @@
     <w:r>
       <w:tab/>
       <w:tab/>
-      <w:t>2026-08-17</w:t>
+      <w:t>2026-08-18</w:t>
       <w:br/>
       <w:br/>
     </w:r>

--- a/tillsyn/A 21543-2026 tillsynsbegäran.docx
+++ b/tillsyn/A 21543-2026 tillsynsbegäran.docx
@@ -1331,7 +1331,7 @@
     <w:r>
       <w:tab/>
       <w:tab/>
-      <w:t>2026-08-18</w:t>
+      <w:t>2026-08-19</w:t>
       <w:br/>
       <w:br/>
     </w:r>

--- a/tillsyn/A 21543-2026 tillsynsbegäran.docx
+++ b/tillsyn/A 21543-2026 tillsynsbegäran.docx
@@ -1331,7 +1331,7 @@
     <w:r>
       <w:tab/>
       <w:tab/>
-      <w:t>2026-08-19</w:t>
+      <w:t>2026-08-20</w:t>
       <w:br/>
       <w:br/>
     </w:r>

--- a/tillsyn/A 21543-2026 tillsynsbegäran.docx
+++ b/tillsyn/A 21543-2026 tillsynsbegäran.docx
@@ -1331,7 +1331,7 @@
     <w:r>
       <w:tab/>
       <w:tab/>
-      <w:t>2026-08-20</w:t>
+      <w:t>2026-08-21</w:t>
       <w:br/>
       <w:br/>
     </w:r>

--- a/tillsyn/A 21543-2026 tillsynsbegäran.docx
+++ b/tillsyn/A 21543-2026 tillsynsbegäran.docx
@@ -1331,7 +1331,7 @@
     <w:r>
       <w:tab/>
       <w:tab/>
-      <w:t>2026-08-21</w:t>
+      <w:t>2026-08-22</w:t>
       <w:br/>
       <w:br/>
     </w:r>

--- a/tillsyn/A 21543-2026 tillsynsbegäran.docx
+++ b/tillsyn/A 21543-2026 tillsynsbegäran.docx
@@ -1331,7 +1331,7 @@
     <w:r>
       <w:tab/>
       <w:tab/>
-      <w:t>2026-08-22</w:t>
+      <w:t>2026-08-23</w:t>
       <w:br/>
       <w:br/>
     </w:r>

--- a/tillsyn/A 21543-2026 tillsynsbegäran.docx
+++ b/tillsyn/A 21543-2026 tillsynsbegäran.docx
@@ -1331,7 +1331,7 @@
     <w:r>
       <w:tab/>
       <w:tab/>
-      <w:t>2026-08-23</w:t>
+      <w:t>2026-08-24</w:t>
       <w:br/>
       <w:br/>
     </w:r>

--- a/tillsyn/A 21543-2026 tillsynsbegäran.docx
+++ b/tillsyn/A 21543-2026 tillsynsbegäran.docx
@@ -1331,7 +1331,7 @@
     <w:r>
       <w:tab/>
       <w:tab/>
-      <w:t>2026-08-24</w:t>
+      <w:t>2026-08-25</w:t>
       <w:br/>
       <w:br/>
     </w:r>

--- a/tillsyn/A 21543-2026 tillsynsbegäran.docx
+++ b/tillsyn/A 21543-2026 tillsynsbegäran.docx
@@ -1331,7 +1331,7 @@
     <w:r>
       <w:tab/>
       <w:tab/>
-      <w:t>2026-08-25</w:t>
+      <w:t>2026-08-26</w:t>
       <w:br/>
       <w:br/>
     </w:r>

--- a/tillsyn/A 21543-2026 tillsynsbegäran.docx
+++ b/tillsyn/A 21543-2026 tillsynsbegäran.docx
@@ -1331,7 +1331,7 @@
     <w:r>
       <w:tab/>
       <w:tab/>
-      <w:t>2026-08-26</w:t>
+      <w:t>2026-08-27</w:t>
       <w:br/>
       <w:br/>
     </w:r>

--- a/tillsyn/A 21543-2026 tillsynsbegäran.docx
+++ b/tillsyn/A 21543-2026 tillsynsbegäran.docx
@@ -1331,7 +1331,7 @@
     <w:r>
       <w:tab/>
       <w:tab/>
-      <w:t>2026-08-27</w:t>
+      <w:t>2026-08-28</w:t>
       <w:br/>
       <w:br/>
     </w:r>

--- a/tillsyn/A 21543-2026 tillsynsbegäran.docx
+++ b/tillsyn/A 21543-2026 tillsynsbegäran.docx
@@ -1331,7 +1331,7 @@
     <w:r>
       <w:tab/>
       <w:tab/>
-      <w:t>2026-08-28</w:t>
+      <w:t>2026-08-29</w:t>
       <w:br/>
       <w:br/>
     </w:r>

--- a/tillsyn/A 21543-2026 tillsynsbegäran.docx
+++ b/tillsyn/A 21543-2026 tillsynsbegäran.docx
@@ -1331,7 +1331,7 @@
     <w:r>
       <w:tab/>
       <w:tab/>
-      <w:t>2026-08-29</w:t>
+      <w:t>2026-08-31</w:t>
       <w:br/>
       <w:br/>
     </w:r>

--- a/tillsyn/A 21543-2026 tillsynsbegäran.docx
+++ b/tillsyn/A 21543-2026 tillsynsbegäran.docx
@@ -1331,7 +1331,7 @@
     <w:r>
       <w:tab/>
       <w:tab/>
-      <w:t>2026-08-31</w:t>
+      <w:t>2026-09-01</w:t>
       <w:br/>
       <w:br/>
     </w:r>

--- a/tillsyn/A 21543-2026 tillsynsbegäran.docx
+++ b/tillsyn/A 21543-2026 tillsynsbegäran.docx
@@ -1331,7 +1331,7 @@
     <w:r>
       <w:tab/>
       <w:tab/>
-      <w:t>2026-09-01</w:t>
+      <w:t>2026-09-02</w:t>
       <w:br/>
       <w:br/>
     </w:r>

--- a/tillsyn/A 21543-2026 tillsynsbegäran.docx
+++ b/tillsyn/A 21543-2026 tillsynsbegäran.docx
@@ -1331,7 +1331,7 @@
     <w:r>
       <w:tab/>
       <w:tab/>
-      <w:t>2026-09-02</w:t>
+      <w:t>2026-09-03</w:t>
       <w:br/>
       <w:br/>
     </w:r>

--- a/tillsyn/A 21543-2026 tillsynsbegäran.docx
+++ b/tillsyn/A 21543-2026 tillsynsbegäran.docx
@@ -1331,7 +1331,7 @@
     <w:r>
       <w:tab/>
       <w:tab/>
-      <w:t>2026-09-03</w:t>
+      <w:t>2026-09-04</w:t>
       <w:br/>
       <w:br/>
     </w:r>

--- a/tillsyn/A 21543-2026 tillsynsbegäran.docx
+++ b/tillsyn/A 21543-2026 tillsynsbegäran.docx
@@ -1331,7 +1331,7 @@
     <w:r>
       <w:tab/>
       <w:tab/>
-      <w:t>2026-09-04</w:t>
+      <w:t>2026-09-05</w:t>
       <w:br/>
       <w:br/>
     </w:r>

--- a/tillsyn/A 21543-2026 tillsynsbegäran.docx
+++ b/tillsyn/A 21543-2026 tillsynsbegäran.docx
@@ -1331,7 +1331,7 @@
     <w:r>
       <w:tab/>
       <w:tab/>
-      <w:t>2026-09-05</w:t>
+      <w:t>2026-09-06</w:t>
       <w:br/>
       <w:br/>
     </w:r>

--- a/tillsyn/A 21543-2026 tillsynsbegäran.docx
+++ b/tillsyn/A 21543-2026 tillsynsbegäran.docx
@@ -1331,7 +1331,7 @@
     <w:r>
       <w:tab/>
       <w:tab/>
-      <w:t>2026-09-06</w:t>
+      <w:t>2026-09-07</w:t>
       <w:br/>
       <w:br/>
     </w:r>

--- a/tillsyn/A 21543-2026 tillsynsbegäran.docx
+++ b/tillsyn/A 21543-2026 tillsynsbegäran.docx
@@ -1331,7 +1331,7 @@
     <w:r>
       <w:tab/>
       <w:tab/>
-      <w:t>2026-09-07</w:t>
+      <w:t>2026-09-08</w:t>
       <w:br/>
       <w:br/>
     </w:r>

--- a/tillsyn/A 21543-2026 tillsynsbegäran.docx
+++ b/tillsyn/A 21543-2026 tillsynsbegäran.docx
@@ -1331,7 +1331,7 @@
     <w:r>
       <w:tab/>
       <w:tab/>
-      <w:t>2026-09-08</w:t>
+      <w:t>2026-09-09</w:t>
       <w:br/>
       <w:br/>
     </w:r>

--- a/tillsyn/A 21543-2026 tillsynsbegäran.docx
+++ b/tillsyn/A 21543-2026 tillsynsbegäran.docx
@@ -1331,7 +1331,7 @@
     <w:r>
       <w:tab/>
       <w:tab/>
-      <w:t>2026-09-09</w:t>
+      <w:t>2026-09-10</w:t>
       <w:br/>
       <w:br/>
     </w:r>

--- a/tillsyn/A 21543-2026 tillsynsbegäran.docx
+++ b/tillsyn/A 21543-2026 tillsynsbegäran.docx
@@ -1331,7 +1331,7 @@
     <w:r>
       <w:tab/>
       <w:tab/>
-      <w:t>2026-09-10</w:t>
+      <w:t>2026-09-11</w:t>
       <w:br/>
       <w:br/>
     </w:r>

--- a/tillsyn/A 21543-2026 tillsynsbegäran.docx
+++ b/tillsyn/A 21543-2026 tillsynsbegäran.docx
@@ -1331,7 +1331,7 @@
     <w:r>
       <w:tab/>
       <w:tab/>
-      <w:t>2026-09-11</w:t>
+      <w:t>2026-09-12</w:t>
       <w:br/>
       <w:br/>
     </w:r>
